--- a/FE-T2-02_QA_Report.docx
+++ b/FE-T2-02_QA_Report.docx
@@ -524,7 +524,7 @@
                 <w:noProof/>
               </w:rPr>
               <w:drawing>
-                <wp:anchor distT="0" distB="0" distL="114300" distR="114300" simplePos="0" relativeHeight="251660288" behindDoc="1" locked="0" layoutInCell="1" allowOverlap="1" wp14:anchorId="0F638B9C" wp14:editId="7F70D4D9">
+                <wp:anchor distT="0" distB="0" distL="114300" distR="114300" simplePos="0" relativeHeight="251660288" behindDoc="1" locked="0" layoutInCell="1" allowOverlap="1" wp14:anchorId="57F628F1" wp14:editId="198D81CA">
                   <wp:simplePos x="0" y="0"/>
                   <wp:positionH relativeFrom="column">
                     <wp:posOffset>782320</wp:posOffset>
@@ -599,7 +599,7 @@
                 <w:noProof/>
               </w:rPr>
               <w:drawing>
-                <wp:anchor distT="0" distB="0" distL="114300" distR="114300" simplePos="0" relativeHeight="251661312" behindDoc="1" locked="0" layoutInCell="1" allowOverlap="1" wp14:anchorId="7D68D8B6" wp14:editId="3ECF1D24">
+                <wp:anchor distT="0" distB="0" distL="114300" distR="114300" simplePos="0" relativeHeight="251661312" behindDoc="1" locked="0" layoutInCell="1" allowOverlap="1" wp14:anchorId="64B8ECDC" wp14:editId="2563A2E5">
                   <wp:simplePos x="0" y="0"/>
                   <wp:positionH relativeFrom="column">
                     <wp:posOffset>2540</wp:posOffset>
@@ -803,15 +803,7 @@
                 <w:sz w:val="18"/>
                 <w:szCs w:val="18"/>
               </w:rPr>
-              <w:t>Works</w:t>
-            </w:r>
-            <w:r>
-              <w:rPr>
-                <w:color w:val="000000"/>
-                <w:sz w:val="18"/>
-                <w:szCs w:val="18"/>
-              </w:rPr>
-              <w:t xml:space="preserve"> </w:t>
+              <w:t xml:space="preserve">Works </w:t>
             </w:r>
           </w:p>
         </w:tc>
@@ -871,7 +863,7 @@
                 <w:noProof/>
               </w:rPr>
               <w:drawing>
-                <wp:anchor distT="0" distB="0" distL="114300" distR="114300" simplePos="0" relativeHeight="251659264" behindDoc="1" locked="0" layoutInCell="1" allowOverlap="1" wp14:anchorId="2EDADD71" wp14:editId="61855FA1">
+                <wp:anchor distT="0" distB="0" distL="114300" distR="114300" simplePos="0" relativeHeight="251659264" behindDoc="1" locked="0" layoutInCell="1" allowOverlap="1" wp14:anchorId="7A6CDF0A" wp14:editId="3DB57726">
                   <wp:simplePos x="0" y="0"/>
                   <wp:positionH relativeFrom="column">
                     <wp:posOffset>749935</wp:posOffset>
@@ -946,7 +938,7 @@
                 <w:noProof/>
               </w:rPr>
               <w:drawing>
-                <wp:anchor distT="0" distB="0" distL="114300" distR="114300" simplePos="0" relativeHeight="251658240" behindDoc="1" locked="0" layoutInCell="1" allowOverlap="1" wp14:anchorId="3C662820" wp14:editId="331DACA1">
+                <wp:anchor distT="0" distB="0" distL="114300" distR="114300" simplePos="0" relativeHeight="251658240" behindDoc="1" locked="0" layoutInCell="1" allowOverlap="1" wp14:anchorId="75A8B1A9" wp14:editId="63B49DD3">
                   <wp:simplePos x="0" y="0"/>
                   <wp:positionH relativeFrom="column">
                     <wp:posOffset>-47625</wp:posOffset>
@@ -1043,39 +1035,7 @@
                 <w:sz w:val="18"/>
                 <w:szCs w:val="18"/>
               </w:rPr>
-              <w:t xml:space="preserve">Web : </w:t>
-            </w:r>
-            <w:r>
-              <w:rPr>
-                <w:color w:val="000000"/>
-                <w:sz w:val="18"/>
-                <w:szCs w:val="18"/>
-              </w:rPr>
-              <w:t xml:space="preserve">No </w:t>
-            </w:r>
-            <w:r>
-              <w:rPr>
-                <w:color w:val="000000"/>
-                <w:sz w:val="18"/>
-                <w:szCs w:val="18"/>
-              </w:rPr>
-              <w:t xml:space="preserve">access without </w:t>
-            </w:r>
-            <w:r>
-              <w:rPr>
-                <w:color w:val="000000"/>
-                <w:sz w:val="18"/>
-                <w:szCs w:val="18"/>
-              </w:rPr>
-              <w:t xml:space="preserve">an </w:t>
-            </w:r>
-            <w:r>
-              <w:rPr>
-                <w:color w:val="000000"/>
-                <w:sz w:val="18"/>
-                <w:szCs w:val="18"/>
-              </w:rPr>
-              <w:t>error</w:t>
+              <w:t>Web : No access without an error</w:t>
             </w:r>
           </w:p>
         </w:tc>
@@ -1253,7 +1213,7 @@
                 <w:noProof/>
               </w:rPr>
               <w:drawing>
-                <wp:anchor distT="0" distB="0" distL="114300" distR="114300" simplePos="0" relativeHeight="251666432" behindDoc="0" locked="0" layoutInCell="1" allowOverlap="1" wp14:anchorId="4549E0DB" wp14:editId="28F7894A">
+                <wp:anchor distT="0" distB="0" distL="114300" distR="114300" simplePos="0" relativeHeight="251666432" behindDoc="0" locked="0" layoutInCell="1" allowOverlap="1" wp14:anchorId="2317840B" wp14:editId="58314C0C">
                   <wp:simplePos x="0" y="0"/>
                   <wp:positionH relativeFrom="column">
                     <wp:posOffset>-789305</wp:posOffset>
@@ -1313,7 +1273,7 @@
                 <w:noProof/>
               </w:rPr>
               <w:drawing>
-                <wp:anchor distT="0" distB="0" distL="114300" distR="114300" simplePos="0" relativeHeight="251667456" behindDoc="0" locked="0" layoutInCell="1" allowOverlap="1" wp14:anchorId="1E3F9327" wp14:editId="39AC7B00">
+                <wp:anchor distT="0" distB="0" distL="114300" distR="114300" simplePos="0" relativeHeight="251667456" behindDoc="0" locked="0" layoutInCell="1" allowOverlap="1" wp14:anchorId="763F4F15" wp14:editId="75C9D9F4">
                   <wp:simplePos x="0" y="0"/>
                   <wp:positionH relativeFrom="column">
                     <wp:posOffset>947420</wp:posOffset>
@@ -1394,15 +1354,7 @@
                 <w:sz w:val="18"/>
                 <w:szCs w:val="18"/>
               </w:rPr>
-              <w:t xml:space="preserve">Web &amp; mobile : </w:t>
-            </w:r>
-            <w:r>
-              <w:rPr>
-                <w:color w:val="000000"/>
-                <w:sz w:val="18"/>
-                <w:szCs w:val="18"/>
-              </w:rPr>
-              <w:t>Account can’t create</w:t>
+              <w:t>Web &amp; mobile : Account can’t create</w:t>
             </w:r>
           </w:p>
         </w:tc>
@@ -1586,7 +1538,7 @@
                 <w:noProof/>
               </w:rPr>
               <w:drawing>
-                <wp:anchor distT="0" distB="0" distL="114300" distR="114300" simplePos="0" relativeHeight="251664384" behindDoc="0" locked="0" layoutInCell="1" allowOverlap="1" wp14:anchorId="460EFB78" wp14:editId="0D4F85DD">
+                <wp:anchor distT="0" distB="0" distL="114300" distR="114300" simplePos="0" relativeHeight="251664384" behindDoc="0" locked="0" layoutInCell="1" allowOverlap="1" wp14:anchorId="5BBB531C" wp14:editId="3C70418C">
                   <wp:simplePos x="0" y="0"/>
                   <wp:positionH relativeFrom="column">
                     <wp:posOffset>1854835</wp:posOffset>
@@ -1597,7 +1549,7 @@
                   <wp:extent cx="719455" cy="1599565"/>
                   <wp:effectExtent l="0" t="0" r="4445" b="635"/>
                   <wp:wrapSquare wrapText="bothSides"/>
-                  <wp:docPr id="504151915" name="Picture 18" descr="A screenshot of a login form&#10;&#10;AI-generated content may be incorrect."/>
+                  <wp:docPr id="504151915" name="Picture 18" descr="A screenshot of a login form  AI-generated content may be incorrect."/>
                   <wp:cNvGraphicFramePr>
                     <a:graphicFrameLocks xmlns:a="http://schemas.openxmlformats.org/drawingml/2006/main" noChangeAspect="1"/>
                   </wp:cNvGraphicFramePr>
@@ -1605,7 +1557,7 @@
                     <a:graphicData uri="http://schemas.openxmlformats.org/drawingml/2006/picture">
                       <pic:pic xmlns:pic="http://schemas.openxmlformats.org/drawingml/2006/picture">
                         <pic:nvPicPr>
-                          <pic:cNvPr id="504151915" name="Picture 18" descr="A screenshot of a login form&#10;&#10;AI-generated content may be incorrect."/>
+                          <pic:cNvPr id="504151915" name="Picture 18" descr="A screenshot of a login form  AI-generated content may be incorrect."/>
                           <pic:cNvPicPr/>
                         </pic:nvPicPr>
                         <pic:blipFill>
@@ -1646,7 +1598,7 @@
                 <w:noProof/>
               </w:rPr>
               <w:drawing>
-                <wp:anchor distT="0" distB="0" distL="114300" distR="114300" simplePos="0" relativeHeight="251665408" behindDoc="0" locked="0" layoutInCell="1" allowOverlap="1" wp14:anchorId="4E54E539" wp14:editId="6345F186">
+                <wp:anchor distT="0" distB="0" distL="114300" distR="114300" simplePos="0" relativeHeight="251665408" behindDoc="0" locked="0" layoutInCell="1" allowOverlap="1" wp14:anchorId="398F72AC" wp14:editId="4F2F1004">
                   <wp:simplePos x="0" y="0"/>
                   <wp:positionH relativeFrom="column">
                     <wp:posOffset>2540</wp:posOffset>
@@ -1763,15 +1715,7 @@
                 <w:szCs w:val="18"/>
               </w:rPr>
               <w:lastRenderedPageBreak/>
-              <w:t>AUTH-0</w:t>
-            </w:r>
-            <w:r>
-              <w:rPr>
-                <w:color w:val="000000"/>
-                <w:sz w:val="18"/>
-                <w:szCs w:val="18"/>
-              </w:rPr>
-              <w:t>5</w:t>
+              <w:t>AUTH-05</w:t>
             </w:r>
           </w:p>
         </w:tc>
@@ -1921,7 +1865,7 @@
                 <w:noProof/>
               </w:rPr>
               <w:drawing>
-                <wp:anchor distT="0" distB="0" distL="114300" distR="114300" simplePos="0" relativeHeight="251662336" behindDoc="1" locked="0" layoutInCell="1" allowOverlap="1" wp14:anchorId="2E6CA4E1" wp14:editId="635C340E">
+                <wp:anchor distT="0" distB="0" distL="114300" distR="114300" simplePos="0" relativeHeight="251662336" behindDoc="1" locked="0" layoutInCell="1" allowOverlap="1" wp14:anchorId="5B8659FE" wp14:editId="4C375EBB">
                   <wp:simplePos x="0" y="0"/>
                   <wp:positionH relativeFrom="column">
                     <wp:posOffset>-45720</wp:posOffset>
@@ -1981,7 +1925,7 @@
                 <w:noProof/>
               </w:rPr>
               <w:drawing>
-                <wp:anchor distT="0" distB="0" distL="114300" distR="114300" simplePos="0" relativeHeight="251663360" behindDoc="1" locked="0" layoutInCell="1" allowOverlap="1" wp14:anchorId="3ACC9D53" wp14:editId="102E82CA">
+                <wp:anchor distT="0" distB="0" distL="114300" distR="114300" simplePos="0" relativeHeight="251663360" behindDoc="1" locked="0" layoutInCell="1" allowOverlap="1" wp14:anchorId="033A16A3" wp14:editId="66831180">
                   <wp:simplePos x="0" y="0"/>
                   <wp:positionH relativeFrom="column">
                     <wp:posOffset>1971040</wp:posOffset>
@@ -2536,7 +2480,7 @@
                 <w:noProof/>
               </w:rPr>
               <w:drawing>
-                <wp:anchor distT="0" distB="0" distL="114300" distR="114300" simplePos="0" relativeHeight="251671552" behindDoc="0" locked="0" layoutInCell="1" allowOverlap="1" wp14:anchorId="0F011BB8" wp14:editId="1ADD5F47">
+                <wp:anchor distT="0" distB="0" distL="114300" distR="114300" simplePos="0" relativeHeight="251671552" behindDoc="0" locked="0" layoutInCell="1" allowOverlap="1" wp14:anchorId="4D4354BC" wp14:editId="2B169D18">
                   <wp:simplePos x="0" y="0"/>
                   <wp:positionH relativeFrom="column">
                     <wp:posOffset>608965</wp:posOffset>
@@ -2596,7 +2540,7 @@
                 <w:noProof/>
               </w:rPr>
               <w:drawing>
-                <wp:anchor distT="0" distB="0" distL="114300" distR="114300" simplePos="0" relativeHeight="251672576" behindDoc="0" locked="0" layoutInCell="1" allowOverlap="1" wp14:anchorId="3CED9DBF" wp14:editId="75F6DF31">
+                <wp:anchor distT="0" distB="0" distL="114300" distR="114300" simplePos="0" relativeHeight="251672576" behindDoc="0" locked="0" layoutInCell="1" allowOverlap="1" wp14:anchorId="1D9571AB" wp14:editId="09367FB2">
                   <wp:simplePos x="0" y="0"/>
                   <wp:positionH relativeFrom="column">
                     <wp:posOffset>-721360</wp:posOffset>
@@ -2677,15 +2621,7 @@
                 <w:sz w:val="18"/>
                 <w:szCs w:val="18"/>
               </w:rPr>
-              <w:t xml:space="preserve">Mobile: </w:t>
-            </w:r>
-            <w:r>
-              <w:rPr>
-                <w:color w:val="000000"/>
-                <w:sz w:val="18"/>
-                <w:szCs w:val="18"/>
-              </w:rPr>
-              <w:t xml:space="preserve">meal image preview is not visible </w:t>
+              <w:t xml:space="preserve">Mobile: meal image preview is not visible </w:t>
             </w:r>
           </w:p>
         </w:tc>
@@ -2869,7 +2805,7 @@
                 <w:noProof/>
               </w:rPr>
               <w:drawing>
-                <wp:anchor distT="0" distB="0" distL="114300" distR="114300" simplePos="0" relativeHeight="251674624" behindDoc="0" locked="0" layoutInCell="1" allowOverlap="1" wp14:anchorId="09F37D3B" wp14:editId="7120C470">
+                <wp:anchor distT="0" distB="0" distL="114300" distR="114300" simplePos="0" relativeHeight="251674624" behindDoc="0" locked="0" layoutInCell="1" allowOverlap="1" wp14:anchorId="0ACD8996" wp14:editId="0A2402A2">
                   <wp:simplePos x="0" y="0"/>
                   <wp:positionH relativeFrom="column">
                     <wp:posOffset>3175</wp:posOffset>
@@ -3129,7 +3065,7 @@
                 <w:noProof/>
               </w:rPr>
               <w:drawing>
-                <wp:anchor distT="0" distB="0" distL="114300" distR="114300" simplePos="0" relativeHeight="251673600" behindDoc="0" locked="0" layoutInCell="1" allowOverlap="1" wp14:anchorId="2667E493" wp14:editId="0C2C8FAC">
+                <wp:anchor distT="0" distB="0" distL="114300" distR="114300" simplePos="0" relativeHeight="251673600" behindDoc="0" locked="0" layoutInCell="1" allowOverlap="1" wp14:anchorId="2285AABD" wp14:editId="7CF3DCBD">
                   <wp:simplePos x="0" y="0"/>
                   <wp:positionH relativeFrom="column">
                     <wp:posOffset>1889125</wp:posOffset>
@@ -3189,7 +3125,7 @@
                 <w:noProof/>
               </w:rPr>
               <w:drawing>
-                <wp:anchor distT="0" distB="0" distL="114300" distR="114300" simplePos="0" relativeHeight="251675648" behindDoc="0" locked="0" layoutInCell="1" allowOverlap="1" wp14:anchorId="32772B03" wp14:editId="166E3D08">
+                <wp:anchor distT="0" distB="0" distL="114300" distR="114300" simplePos="0" relativeHeight="251675648" behindDoc="0" locked="0" layoutInCell="1" allowOverlap="1" wp14:anchorId="326834D3" wp14:editId="62BF475C">
                   <wp:simplePos x="0" y="0"/>
                   <wp:positionH relativeFrom="column">
                     <wp:posOffset>3175</wp:posOffset>
@@ -3277,15 +3213,7 @@
                 <w:sz w:val="18"/>
                 <w:szCs w:val="18"/>
               </w:rPr>
-              <w:t xml:space="preserve">Mobile: </w:t>
-            </w:r>
-            <w:r>
-              <w:rPr>
-                <w:color w:val="000000"/>
-                <w:sz w:val="18"/>
-                <w:szCs w:val="18"/>
-              </w:rPr>
-              <w:t>Not working</w:t>
+              <w:t>Mobile: Not working</w:t>
             </w:r>
           </w:p>
         </w:tc>
@@ -3469,10 +3397,10 @@
                 <w:noProof/>
               </w:rPr>
               <w:drawing>
-                <wp:inline distT="0" distB="0" distL="0" distR="0" wp14:anchorId="56017153" wp14:editId="4B1FB0D8">
+                <wp:inline distT="0" distB="0" distL="0" distR="0" wp14:anchorId="5F2183EA" wp14:editId="23CE8CA3">
                   <wp:extent cx="1800000" cy="1023846"/>
                   <wp:effectExtent l="0" t="0" r="3810" b="5080"/>
-                  <wp:docPr id="1913606308" name="Picture 9" descr="A screenshot of a computer&#10;&#10;AI-generated content may be incorrect."/>
+                  <wp:docPr id="1913606308" name="Picture 9" descr="A screenshot of a computer  AI-generated content may be incorrect."/>
                   <wp:cNvGraphicFramePr>
                     <a:graphicFrameLocks xmlns:a="http://schemas.openxmlformats.org/drawingml/2006/main" noChangeAspect="1"/>
                   </wp:cNvGraphicFramePr>
@@ -3480,7 +3408,7 @@
                     <a:graphicData uri="http://schemas.openxmlformats.org/drawingml/2006/picture">
                       <pic:pic xmlns:pic="http://schemas.openxmlformats.org/drawingml/2006/picture">
                         <pic:nvPicPr>
-                          <pic:cNvPr id="1913606308" name="Picture 9" descr="A screenshot of a computer&#10;&#10;AI-generated content may be incorrect."/>
+                          <pic:cNvPr id="1913606308" name="Picture 9" descr="A screenshot of a computer  AI-generated content may be incorrect."/>
                           <pic:cNvPicPr/>
                         </pic:nvPicPr>
                         <pic:blipFill>
@@ -4063,7 +3991,7 @@
                 <w:noProof/>
               </w:rPr>
               <w:drawing>
-                <wp:anchor distT="0" distB="0" distL="114300" distR="114300" simplePos="0" relativeHeight="251677696" behindDoc="0" locked="0" layoutInCell="1" allowOverlap="1" wp14:anchorId="75D93FD9" wp14:editId="049C9B14">
+                <wp:anchor distT="0" distB="0" distL="114300" distR="114300" simplePos="0" relativeHeight="251677696" behindDoc="0" locked="0" layoutInCell="1" allowOverlap="1" wp14:anchorId="45F620E2" wp14:editId="0E584583">
                   <wp:simplePos x="0" y="0"/>
                   <wp:positionH relativeFrom="column">
                     <wp:posOffset>732155</wp:posOffset>
@@ -4123,7 +4051,7 @@
                 <w:noProof/>
               </w:rPr>
               <w:drawing>
-                <wp:anchor distT="0" distB="0" distL="114300" distR="114300" simplePos="0" relativeHeight="251676672" behindDoc="0" locked="0" layoutInCell="1" allowOverlap="1" wp14:anchorId="07580361" wp14:editId="3E738F93">
+                <wp:anchor distT="0" distB="0" distL="114300" distR="114300" simplePos="0" relativeHeight="251676672" behindDoc="0" locked="0" layoutInCell="1" allowOverlap="1" wp14:anchorId="6B6F6A09" wp14:editId="2C43C4FF">
                   <wp:simplePos x="0" y="0"/>
                   <wp:positionH relativeFrom="column">
                     <wp:posOffset>-721360</wp:posOffset>
@@ -4388,7 +4316,7 @@
                 <w:noProof/>
               </w:rPr>
               <w:drawing>
-                <wp:anchor distT="0" distB="0" distL="114300" distR="114300" simplePos="0" relativeHeight="251684864" behindDoc="0" locked="0" layoutInCell="1" allowOverlap="1" wp14:anchorId="44EA9202" wp14:editId="19BFAB31">
+                <wp:anchor distT="0" distB="0" distL="114300" distR="114300" simplePos="0" relativeHeight="251684864" behindDoc="0" locked="0" layoutInCell="1" allowOverlap="1" wp14:anchorId="3EE92980" wp14:editId="11E9FC8D">
                   <wp:simplePos x="0" y="0"/>
                   <wp:positionH relativeFrom="column">
                     <wp:posOffset>3175</wp:posOffset>
@@ -4448,7 +4376,7 @@
                 <w:noProof/>
               </w:rPr>
               <w:drawing>
-                <wp:anchor distT="0" distB="0" distL="114300" distR="114300" simplePos="0" relativeHeight="251681792" behindDoc="0" locked="0" layoutInCell="1" allowOverlap="1" wp14:anchorId="3ABB0329" wp14:editId="6887D2B4">
+                <wp:anchor distT="0" distB="0" distL="114300" distR="114300" simplePos="0" relativeHeight="251681792" behindDoc="0" locked="0" layoutInCell="1" allowOverlap="1" wp14:anchorId="588A7A06" wp14:editId="537818FC">
                   <wp:simplePos x="0" y="0"/>
                   <wp:positionH relativeFrom="column">
                     <wp:posOffset>781685</wp:posOffset>
@@ -4708,7 +4636,7 @@
                 <w:noProof/>
               </w:rPr>
               <w:drawing>
-                <wp:anchor distT="0" distB="0" distL="114300" distR="114300" simplePos="0" relativeHeight="251682816" behindDoc="0" locked="0" layoutInCell="1" allowOverlap="1" wp14:anchorId="3FB352DD" wp14:editId="6BB7B8CC">
+                <wp:anchor distT="0" distB="0" distL="114300" distR="114300" simplePos="0" relativeHeight="251682816" behindDoc="0" locked="0" layoutInCell="1" allowOverlap="1" wp14:anchorId="41636F76" wp14:editId="1EB7DBA2">
                   <wp:simplePos x="0" y="0"/>
                   <wp:positionH relativeFrom="column">
                     <wp:posOffset>1734820</wp:posOffset>
@@ -4719,7 +4647,7 @@
                   <wp:extent cx="1799590" cy="1023620"/>
                   <wp:effectExtent l="0" t="0" r="3810" b="5080"/>
                   <wp:wrapSquare wrapText="bothSides"/>
-                  <wp:docPr id="149388986" name="Picture 13" descr="A screenshot of a computer&#10;&#10;AI-generated content may be incorrect."/>
+                  <wp:docPr id="149388986" name="Picture 13" descr="A screenshot of a computer  AI-generated content may be incorrect."/>
                   <wp:cNvGraphicFramePr>
                     <a:graphicFrameLocks xmlns:a="http://schemas.openxmlformats.org/drawingml/2006/main" noChangeAspect="1"/>
                   </wp:cNvGraphicFramePr>
@@ -4727,7 +4655,7 @@
                     <a:graphicData uri="http://schemas.openxmlformats.org/drawingml/2006/picture">
                       <pic:pic xmlns:pic="http://schemas.openxmlformats.org/drawingml/2006/picture">
                         <pic:nvPicPr>
-                          <pic:cNvPr id="149388986" name="Picture 13" descr="A screenshot of a computer&#10;&#10;AI-generated content may be incorrect."/>
+                          <pic:cNvPr id="149388986" name="Picture 13" descr="A screenshot of a computer  AI-generated content may be incorrect."/>
                           <pic:cNvPicPr/>
                         </pic:nvPicPr>
                         <pic:blipFill>
@@ -4768,7 +4696,7 @@
                 <w:noProof/>
               </w:rPr>
               <w:drawing>
-                <wp:anchor distT="0" distB="0" distL="114300" distR="114300" simplePos="0" relativeHeight="251683840" behindDoc="0" locked="0" layoutInCell="1" allowOverlap="1" wp14:anchorId="6DBBB96C" wp14:editId="0AB696B1">
+                <wp:anchor distT="0" distB="0" distL="114300" distR="114300" simplePos="0" relativeHeight="251683840" behindDoc="0" locked="0" layoutInCell="1" allowOverlap="1" wp14:anchorId="0E71A08F" wp14:editId="38294519">
                   <wp:simplePos x="0" y="0"/>
                   <wp:positionH relativeFrom="column">
                     <wp:posOffset>3175</wp:posOffset>
@@ -5036,7 +4964,7 @@
                 <w:noProof/>
               </w:rPr>
               <w:drawing>
-                <wp:anchor distT="0" distB="0" distL="114300" distR="114300" simplePos="0" relativeHeight="251678720" behindDoc="0" locked="0" layoutInCell="1" allowOverlap="1" wp14:anchorId="7F17B3C3" wp14:editId="6BCF6768">
+                <wp:anchor distT="0" distB="0" distL="114300" distR="114300" simplePos="0" relativeHeight="251678720" behindDoc="0" locked="0" layoutInCell="1" allowOverlap="1" wp14:anchorId="224C9DEF" wp14:editId="7053A919">
                   <wp:simplePos x="0" y="0"/>
                   <wp:positionH relativeFrom="column">
                     <wp:posOffset>657860</wp:posOffset>
@@ -5096,7 +5024,7 @@
                 <w:noProof/>
               </w:rPr>
               <w:drawing>
-                <wp:anchor distT="0" distB="0" distL="114300" distR="114300" simplePos="0" relativeHeight="251679744" behindDoc="0" locked="0" layoutInCell="1" allowOverlap="1" wp14:anchorId="4B03126E" wp14:editId="4A00C31B">
+                <wp:anchor distT="0" distB="0" distL="114300" distR="114300" simplePos="0" relativeHeight="251679744" behindDoc="0" locked="0" layoutInCell="1" allowOverlap="1" wp14:anchorId="548B04AA" wp14:editId="743ECCD7">
                   <wp:simplePos x="0" y="0"/>
                   <wp:positionH relativeFrom="column">
                     <wp:posOffset>-137160</wp:posOffset>
@@ -5178,15 +5106,7 @@
                 <w:sz w:val="18"/>
                 <w:szCs w:val="18"/>
               </w:rPr>
-              <w:t xml:space="preserve">Mobile: </w:t>
-            </w:r>
-            <w:r>
-              <w:rPr>
-                <w:color w:val="000000"/>
-                <w:sz w:val="18"/>
-                <w:szCs w:val="18"/>
-              </w:rPr>
-              <w:t>Not working</w:t>
+              <w:t>Mobile: Not working</w:t>
             </w:r>
           </w:p>
         </w:tc>
@@ -5695,7 +5615,7 @@
                 <w:noProof/>
               </w:rPr>
               <w:drawing>
-                <wp:anchor distT="0" distB="0" distL="114300" distR="114300" simplePos="0" relativeHeight="251686912" behindDoc="0" locked="0" layoutInCell="1" allowOverlap="1" wp14:anchorId="3F1420C5" wp14:editId="1335E3D9">
+                <wp:anchor distT="0" distB="0" distL="114300" distR="114300" simplePos="0" relativeHeight="251686912" behindDoc="0" locked="0" layoutInCell="1" allowOverlap="1" wp14:anchorId="28454134" wp14:editId="03E32D5A">
                   <wp:simplePos x="0" y="0"/>
                   <wp:positionH relativeFrom="column">
                     <wp:posOffset>866775</wp:posOffset>
@@ -5755,7 +5675,7 @@
                 <w:noProof/>
               </w:rPr>
               <w:drawing>
-                <wp:anchor distT="0" distB="0" distL="114300" distR="114300" simplePos="0" relativeHeight="251685888" behindDoc="0" locked="0" layoutInCell="1" allowOverlap="1" wp14:anchorId="7C59610E" wp14:editId="1C944E70">
+                <wp:anchor distT="0" distB="0" distL="114300" distR="114300" simplePos="0" relativeHeight="251685888" behindDoc="0" locked="0" layoutInCell="1" allowOverlap="1" wp14:anchorId="3D4F97C8" wp14:editId="317EB570">
                   <wp:simplePos x="0" y="0"/>
                   <wp:positionH relativeFrom="column">
                     <wp:posOffset>-67945</wp:posOffset>
@@ -6020,7 +5940,7 @@
                 <w:noProof/>
               </w:rPr>
               <w:drawing>
-                <wp:anchor distT="0" distB="0" distL="114300" distR="114300" simplePos="0" relativeHeight="251689984" behindDoc="0" locked="0" layoutInCell="1" allowOverlap="1" wp14:anchorId="4B35E71B" wp14:editId="4D8961F9">
+                <wp:anchor distT="0" distB="0" distL="114300" distR="114300" simplePos="0" relativeHeight="251689984" behindDoc="0" locked="0" layoutInCell="1" allowOverlap="1" wp14:anchorId="65036519" wp14:editId="4E4A6100">
                   <wp:simplePos x="0" y="0"/>
                   <wp:positionH relativeFrom="column">
                     <wp:posOffset>1470660</wp:posOffset>
@@ -6080,7 +6000,7 @@
                 <w:noProof/>
               </w:rPr>
               <w:drawing>
-                <wp:anchor distT="0" distB="0" distL="114300" distR="114300" simplePos="0" relativeHeight="251688960" behindDoc="0" locked="0" layoutInCell="1" allowOverlap="1" wp14:anchorId="37AB63D1" wp14:editId="2A8071A3">
+                <wp:anchor distT="0" distB="0" distL="114300" distR="114300" simplePos="0" relativeHeight="251688960" behindDoc="0" locked="0" layoutInCell="1" allowOverlap="1" wp14:anchorId="16780C94" wp14:editId="1687397F">
                   <wp:simplePos x="0" y="0"/>
                   <wp:positionH relativeFrom="column">
                     <wp:posOffset>-50800</wp:posOffset>
@@ -6201,13 +6121,13 @@
         <w:tblLook w:val="0000" w:firstRow="0" w:lastRow="0" w:firstColumn="0" w:lastColumn="0" w:noHBand="0" w:noVBand="0"/>
       </w:tblPr>
       <w:tblGrid>
-        <w:gridCol w:w="709"/>
-        <w:gridCol w:w="1417"/>
-        <w:gridCol w:w="1474"/>
-        <w:gridCol w:w="1134"/>
-        <w:gridCol w:w="1134"/>
-        <w:gridCol w:w="4139"/>
-        <w:gridCol w:w="1361"/>
+        <w:gridCol w:w="707"/>
+        <w:gridCol w:w="1412"/>
+        <w:gridCol w:w="1466"/>
+        <w:gridCol w:w="1128"/>
+        <w:gridCol w:w="1133"/>
+        <w:gridCol w:w="4124"/>
+        <w:gridCol w:w="1398"/>
       </w:tblGrid>
       <w:tr>
         <w:trPr>
@@ -6567,10 +6487,7 @@
                 <w:sz w:val="18"/>
                 <w:szCs w:val="18"/>
               </w:rPr>
-              <w:t>Not Tested</w:t>
-            </w:r>
-            <w:r>
-              <w:t xml:space="preserve"> </w:t>
+              <w:t>Works</w:t>
             </w:r>
           </w:p>
         </w:tc>
@@ -6622,7 +6539,54 @@
             </w:tcMar>
             <w:vAlign w:val="center"/>
           </w:tcPr>
-          <w:p/>
+          <w:p>
+            <w:r>
+              <w:rPr>
+                <w:noProof/>
+              </w:rPr>
+              <w:drawing>
+                <wp:inline distT="0" distB="0" distL="0" distR="0" wp14:anchorId="5CB58BA9" wp14:editId="3BBBBA05">
+                  <wp:extent cx="1800000" cy="1022500"/>
+                  <wp:effectExtent l="0" t="0" r="3810" b="0"/>
+                  <wp:docPr id="72154039" name="Picture 2" descr="A screenshot of a social media page  AI-generated content may be incorrect."/>
+                  <wp:cNvGraphicFramePr>
+                    <a:graphicFrameLocks xmlns:a="http://schemas.openxmlformats.org/drawingml/2006/main" noChangeAspect="1"/>
+                  </wp:cNvGraphicFramePr>
+                  <a:graphic xmlns:a="http://schemas.openxmlformats.org/drawingml/2006/main">
+                    <a:graphicData uri="http://schemas.openxmlformats.org/drawingml/2006/picture">
+                      <pic:pic xmlns:pic="http://schemas.openxmlformats.org/drawingml/2006/picture">
+                        <pic:nvPicPr>
+                          <pic:cNvPr id="72154039" name="Picture 2" descr="A screenshot of a social media page  AI-generated content may be incorrect."/>
+                          <pic:cNvPicPr/>
+                        </pic:nvPicPr>
+                        <pic:blipFill>
+                          <a:blip r:embed="rId32" cstate="print">
+                            <a:extLst>
+                              <a:ext uri="{28A0092B-C50C-407E-A947-70E740481C1C}">
+                                <a14:useLocalDpi xmlns:a14="http://schemas.microsoft.com/office/drawing/2010/main" val="0"/>
+                              </a:ext>
+                            </a:extLst>
+                          </a:blip>
+                          <a:stretch>
+                            <a:fillRect/>
+                          </a:stretch>
+                        </pic:blipFill>
+                        <pic:spPr>
+                          <a:xfrm>
+                            <a:off x="0" y="0"/>
+                            <a:ext cx="1800000" cy="1022500"/>
+                          </a:xfrm>
+                          <a:prstGeom prst="rect">
+                            <a:avLst/>
+                          </a:prstGeom>
+                        </pic:spPr>
+                      </pic:pic>
+                    </a:graphicData>
+                  </a:graphic>
+                </wp:inline>
+              </w:drawing>
+            </w:r>
+          </w:p>
         </w:tc>
         <w:tc>
           <w:tcPr>
@@ -6641,7 +6605,16 @@
             </w:tcMar>
             <w:vAlign w:val="center"/>
           </w:tcPr>
-          <w:p/>
+          <w:p>
+            <w:r>
+              <w:rPr>
+                <w:color w:val="000000"/>
+                <w:sz w:val="18"/>
+                <w:szCs w:val="18"/>
+              </w:rPr>
+              <w:t>Web page exists and renders but reachable only via the /community URL — no navigation button (screenshots attached). Mobile: CommunityStack is not mounted in any navigator, so Community is unreachable; screens are placeholders (D-01, D-16).</w:t>
+            </w:r>
+          </w:p>
         </w:tc>
       </w:tr>
       <w:tr>
@@ -6763,7 +6736,7 @@
                 <w:sz w:val="18"/>
                 <w:szCs w:val="18"/>
               </w:rPr>
-              <w:t>Not Tested</w:t>
+              <w:t>Works</w:t>
             </w:r>
           </w:p>
         </w:tc>
@@ -6817,7 +6790,54 @@
             </w:tcMar>
             <w:vAlign w:val="center"/>
           </w:tcPr>
-          <w:p/>
+          <w:p>
+            <w:r>
+              <w:rPr>
+                <w:noProof/>
+              </w:rPr>
+              <w:drawing>
+                <wp:inline distT="0" distB="0" distL="0" distR="0" wp14:anchorId="2BDC33AD" wp14:editId="39B72FDE">
+                  <wp:extent cx="1800000" cy="1022500"/>
+                  <wp:effectExtent l="0" t="0" r="3810" b="0"/>
+                  <wp:docPr id="428787619" name="Picture 3" descr="A screenshot of a computer  AI-generated content may be incorrect."/>
+                  <wp:cNvGraphicFramePr>
+                    <a:graphicFrameLocks xmlns:a="http://schemas.openxmlformats.org/drawingml/2006/main" noChangeAspect="1"/>
+                  </wp:cNvGraphicFramePr>
+                  <a:graphic xmlns:a="http://schemas.openxmlformats.org/drawingml/2006/main">
+                    <a:graphicData uri="http://schemas.openxmlformats.org/drawingml/2006/picture">
+                      <pic:pic xmlns:pic="http://schemas.openxmlformats.org/drawingml/2006/picture">
+                        <pic:nvPicPr>
+                          <pic:cNvPr id="428787619" name="Picture 3" descr="A screenshot of a computer  AI-generated content may be incorrect."/>
+                          <pic:cNvPicPr/>
+                        </pic:nvPicPr>
+                        <pic:blipFill>
+                          <a:blip r:embed="rId33" cstate="print">
+                            <a:extLst>
+                              <a:ext uri="{28A0092B-C50C-407E-A947-70E740481C1C}">
+                                <a14:useLocalDpi xmlns:a14="http://schemas.microsoft.com/office/drawing/2010/main" val="0"/>
+                              </a:ext>
+                            </a:extLst>
+                          </a:blip>
+                          <a:stretch>
+                            <a:fillRect/>
+                          </a:stretch>
+                        </pic:blipFill>
+                        <pic:spPr>
+                          <a:xfrm>
+                            <a:off x="0" y="0"/>
+                            <a:ext cx="1800000" cy="1022500"/>
+                          </a:xfrm>
+                          <a:prstGeom prst="rect">
+                            <a:avLst/>
+                          </a:prstGeom>
+                        </pic:spPr>
+                      </pic:pic>
+                    </a:graphicData>
+                  </a:graphic>
+                </wp:inline>
+              </w:drawing>
+            </w:r>
+          </w:p>
         </w:tc>
         <w:tc>
           <w:tcPr>
@@ -6837,7 +6857,16 @@
             </w:tcMar>
             <w:vAlign w:val="center"/>
           </w:tcPr>
-          <w:p/>
+          <w:p>
+            <w:r>
+              <w:rPr>
+                <w:color w:val="000000"/>
+                <w:sz w:val="18"/>
+                <w:szCs w:val="18"/>
+              </w:rPr>
+              <w:t>Web reachable only via URL (no button); mobile unreachable placeholder (D-01, D-16).</w:t>
+            </w:r>
+          </w:p>
         </w:tc>
       </w:tr>
       <w:tr>
@@ -6868,6 +6897,7 @@
                 <w:sz w:val="18"/>
                 <w:szCs w:val="18"/>
               </w:rPr>
+              <w:lastRenderedPageBreak/>
               <w:t>COM-03</w:t>
             </w:r>
           </w:p>
@@ -6955,7 +6985,7 @@
                 <w:sz w:val="18"/>
                 <w:szCs w:val="18"/>
               </w:rPr>
-              <w:t>Not Tested</w:t>
+              <w:t>Works</w:t>
             </w:r>
           </w:p>
         </w:tc>
@@ -7007,7 +7037,54 @@
             </w:tcMar>
             <w:vAlign w:val="center"/>
           </w:tcPr>
-          <w:p/>
+          <w:p>
+            <w:r>
+              <w:rPr>
+                <w:noProof/>
+              </w:rPr>
+              <w:drawing>
+                <wp:inline distT="0" distB="0" distL="0" distR="0" wp14:anchorId="43B41E15" wp14:editId="6FF2DB93">
+                  <wp:extent cx="1800000" cy="1022500"/>
+                  <wp:effectExtent l="0" t="0" r="3810" b="0"/>
+                  <wp:docPr id="1726717541" name="Picture 4" descr="A screenshot of a phone  AI-generated content may be incorrect."/>
+                  <wp:cNvGraphicFramePr>
+                    <a:graphicFrameLocks xmlns:a="http://schemas.openxmlformats.org/drawingml/2006/main" noChangeAspect="1"/>
+                  </wp:cNvGraphicFramePr>
+                  <a:graphic xmlns:a="http://schemas.openxmlformats.org/drawingml/2006/main">
+                    <a:graphicData uri="http://schemas.openxmlformats.org/drawingml/2006/picture">
+                      <pic:pic xmlns:pic="http://schemas.openxmlformats.org/drawingml/2006/picture">
+                        <pic:nvPicPr>
+                          <pic:cNvPr id="1726717541" name="Picture 4" descr="A screenshot of a phone  AI-generated content may be incorrect."/>
+                          <pic:cNvPicPr/>
+                        </pic:nvPicPr>
+                        <pic:blipFill>
+                          <a:blip r:embed="rId34" cstate="print">
+                            <a:extLst>
+                              <a:ext uri="{28A0092B-C50C-407E-A947-70E740481C1C}">
+                                <a14:useLocalDpi xmlns:a14="http://schemas.microsoft.com/office/drawing/2010/main" val="0"/>
+                              </a:ext>
+                            </a:extLst>
+                          </a:blip>
+                          <a:stretch>
+                            <a:fillRect/>
+                          </a:stretch>
+                        </pic:blipFill>
+                        <pic:spPr>
+                          <a:xfrm>
+                            <a:off x="0" y="0"/>
+                            <a:ext cx="1800000" cy="1022500"/>
+                          </a:xfrm>
+                          <a:prstGeom prst="rect">
+                            <a:avLst/>
+                          </a:prstGeom>
+                        </pic:spPr>
+                      </pic:pic>
+                    </a:graphicData>
+                  </a:graphic>
+                </wp:inline>
+              </w:drawing>
+            </w:r>
+          </w:p>
         </w:tc>
         <w:tc>
           <w:tcPr>
@@ -7026,10 +7103,30 @@
             </w:tcMar>
             <w:vAlign w:val="center"/>
           </w:tcPr>
-          <w:p/>
+          <w:p>
+            <w:r>
+              <w:rPr>
+                <w:color w:val="000000"/>
+                <w:sz w:val="18"/>
+                <w:szCs w:val="18"/>
+              </w:rPr>
+              <w:t>Web reachable only via URL (no button); mobile unreachable placeholder (D-01, D-16).</w:t>
+            </w:r>
+          </w:p>
         </w:tc>
       </w:tr>
     </w:tbl>
+    <w:p>
+      <w:pPr>
+        <w:pStyle w:val="Heading3"/>
+        <w:spacing w:before="240" w:after="120"/>
+        <w:rPr>
+          <w:b/>
+          <w:bCs/>
+          <w:color w:val="6B4E9E"/>
+        </w:rPr>
+      </w:pPr>
+    </w:p>
     <w:p>
       <w:pPr>
         <w:pStyle w:val="Heading3"/>
@@ -7041,7 +7138,7 @@
           <w:bCs/>
           <w:color w:val="6B4E9E"/>
         </w:rPr>
-        <w:t>6 Admin</w:t>
+        <w:t>s6 Admin</w:t>
       </w:r>
     </w:p>
     <w:tbl>
@@ -7420,6 +7517,159 @@
             <w:vAlign w:val="center"/>
           </w:tcPr>
           <w:p>
+            <w:r>
+              <w:rPr>
+                <w:color w:val="000000"/>
+                <w:sz w:val="18"/>
+                <w:szCs w:val="18"/>
+              </w:rPr>
+              <w:t>Works</w:t>
+            </w:r>
+          </w:p>
+        </w:tc>
+        <w:tc>
+          <w:tcPr>
+            <w:tcW w:w="1134" w:type="dxa"/>
+            <w:tcBorders>
+              <w:top w:val="single" w:sz="4" w:space="0" w:color="BFBFBF"/>
+              <w:left w:val="single" w:sz="4" w:space="0" w:color="BFBFBF"/>
+              <w:bottom w:val="single" w:sz="4" w:space="0" w:color="BFBFBF"/>
+              <w:right w:val="single" w:sz="4" w:space="0" w:color="BFBFBF"/>
+            </w:tcBorders>
+            <w:tcMar>
+              <w:top w:w="40" w:type="dxa"/>
+              <w:left w:w="80" w:type="dxa"/>
+              <w:bottom w:w="40" w:type="dxa"/>
+              <w:right w:w="80" w:type="dxa"/>
+            </w:tcMar>
+            <w:vAlign w:val="center"/>
+          </w:tcPr>
+          <w:p>
+            <w:r>
+              <w:rPr>
+                <w:color w:val="000000"/>
+                <w:sz w:val="18"/>
+                <w:szCs w:val="18"/>
+              </w:rPr>
+              <w:t>N/A</w:t>
+            </w:r>
+          </w:p>
+        </w:tc>
+        <w:tc>
+          <w:tcPr>
+            <w:tcW w:w="4139" w:type="dxa"/>
+            <w:tcBorders>
+              <w:top w:val="single" w:sz="4" w:space="0" w:color="BFBFBF"/>
+              <w:left w:val="single" w:sz="4" w:space="0" w:color="BFBFBF"/>
+              <w:bottom w:val="single" w:sz="4" w:space="0" w:color="BFBFBF"/>
+              <w:right w:val="single" w:sz="4" w:space="0" w:color="BFBFBF"/>
+            </w:tcBorders>
+            <w:tcMar>
+              <w:top w:w="40" w:type="dxa"/>
+              <w:left w:w="80" w:type="dxa"/>
+              <w:bottom w:w="40" w:type="dxa"/>
+              <w:right w:w="80" w:type="dxa"/>
+            </w:tcMar>
+            <w:vAlign w:val="center"/>
+          </w:tcPr>
+          <w:p>
+            <w:r>
+              <w:rPr>
+                <w:noProof/>
+              </w:rPr>
+              <w:drawing>
+                <wp:inline distT="0" distB="0" distL="0" distR="0" wp14:anchorId="52DE8F56" wp14:editId="3F2DB687">
+                  <wp:extent cx="1800000" cy="1022500"/>
+                  <wp:effectExtent l="0" t="0" r="3810" b="0"/>
+                  <wp:docPr id="456419011" name="Picture 1" descr="A screenshot of a computer  AI-generated content may be incorrect."/>
+                  <wp:cNvGraphicFramePr>
+                    <a:graphicFrameLocks xmlns:a="http://schemas.openxmlformats.org/drawingml/2006/main" noChangeAspect="1"/>
+                  </wp:cNvGraphicFramePr>
+                  <a:graphic xmlns:a="http://schemas.openxmlformats.org/drawingml/2006/main">
+                    <a:graphicData uri="http://schemas.openxmlformats.org/drawingml/2006/picture">
+                      <pic:pic xmlns:pic="http://schemas.openxmlformats.org/drawingml/2006/picture">
+                        <pic:nvPicPr>
+                          <pic:cNvPr id="456419011" name="Picture 1" descr="A screenshot of a computer  AI-generated content may be incorrect."/>
+                          <pic:cNvPicPr/>
+                        </pic:nvPicPr>
+                        <pic:blipFill>
+                          <a:blip r:embed="rId35" cstate="print">
+                            <a:extLst>
+                              <a:ext uri="{28A0092B-C50C-407E-A947-70E740481C1C}">
+                                <a14:useLocalDpi xmlns:a14="http://schemas.microsoft.com/office/drawing/2010/main" val="0"/>
+                              </a:ext>
+                            </a:extLst>
+                          </a:blip>
+                          <a:stretch>
+                            <a:fillRect/>
+                          </a:stretch>
+                        </pic:blipFill>
+                        <pic:spPr>
+                          <a:xfrm>
+                            <a:off x="0" y="0"/>
+                            <a:ext cx="1800000" cy="1022500"/>
+                          </a:xfrm>
+                          <a:prstGeom prst="rect">
+                            <a:avLst/>
+                          </a:prstGeom>
+                        </pic:spPr>
+                      </pic:pic>
+                    </a:graphicData>
+                  </a:graphic>
+                </wp:inline>
+              </w:drawing>
+            </w:r>
+          </w:p>
+        </w:tc>
+        <w:tc>
+          <w:tcPr>
+            <w:tcW w:w="1361" w:type="dxa"/>
+            <w:tcBorders>
+              <w:top w:val="single" w:sz="4" w:space="0" w:color="BFBFBF"/>
+              <w:left w:val="single" w:sz="4" w:space="0" w:color="BFBFBF"/>
+              <w:bottom w:val="single" w:sz="4" w:space="0" w:color="BFBFBF"/>
+              <w:right w:val="single" w:sz="4" w:space="0" w:color="BFBFBF"/>
+            </w:tcBorders>
+            <w:tcMar>
+              <w:top w:w="40" w:type="dxa"/>
+              <w:left w:w="80" w:type="dxa"/>
+              <w:bottom w:w="40" w:type="dxa"/>
+              <w:right w:w="80" w:type="dxa"/>
+            </w:tcMar>
+            <w:vAlign w:val="center"/>
+          </w:tcPr>
+          <w:p>
+            <w:r>
+              <w:rPr>
+                <w:color w:val="000000"/>
+                <w:sz w:val="18"/>
+                <w:szCs w:val="18"/>
+              </w:rPr>
+              <w:t>Web Admin area exists and renders at /admin but reachable only via the URL — no navigation button (screenshots attached); full admin flows not exercised (no admin credentials). Mobile has no Admin (N/A). (D-16)</w:t>
+            </w:r>
+          </w:p>
+        </w:tc>
+      </w:tr>
+      <w:tr>
+        <w:tc>
+          <w:tcPr>
+            <w:tcW w:w="709" w:type="dxa"/>
+            <w:tcBorders>
+              <w:top w:val="single" w:sz="4" w:space="0" w:color="BFBFBF"/>
+              <w:left w:val="single" w:sz="4" w:space="0" w:color="BFBFBF"/>
+              <w:bottom w:val="single" w:sz="4" w:space="0" w:color="BFBFBF"/>
+              <w:right w:val="single" w:sz="4" w:space="0" w:color="BFBFBF"/>
+            </w:tcBorders>
+            <w:shd w:val="clear" w:color="auto" w:fill="F2F2F2"/>
+            <w:tcMar>
+              <w:top w:w="40" w:type="dxa"/>
+              <w:left w:w="80" w:type="dxa"/>
+              <w:bottom w:w="40" w:type="dxa"/>
+              <w:right w:w="80" w:type="dxa"/>
+            </w:tcMar>
+            <w:vAlign w:val="center"/>
+          </w:tcPr>
+          <w:p>
             <w:pPr>
               <w:jc w:val="center"/>
             </w:pPr>
@@ -7429,43 +7679,128 @@
                 <w:sz w:val="18"/>
                 <w:szCs w:val="18"/>
               </w:rPr>
+              <w:t>ADM-02</w:t>
+            </w:r>
+          </w:p>
+        </w:tc>
+        <w:tc>
+          <w:tcPr>
+            <w:tcW w:w="1417" w:type="dxa"/>
+            <w:tcBorders>
+              <w:top w:val="single" w:sz="4" w:space="0" w:color="BFBFBF"/>
+              <w:left w:val="single" w:sz="4" w:space="0" w:color="BFBFBF"/>
+              <w:bottom w:val="single" w:sz="4" w:space="0" w:color="BFBFBF"/>
+              <w:right w:val="single" w:sz="4" w:space="0" w:color="BFBFBF"/>
+            </w:tcBorders>
+            <w:shd w:val="clear" w:color="auto" w:fill="F2F2F2"/>
+            <w:tcMar>
+              <w:top w:w="40" w:type="dxa"/>
+              <w:left w:w="80" w:type="dxa"/>
+              <w:bottom w:w="40" w:type="dxa"/>
+              <w:right w:w="80" w:type="dxa"/>
+            </w:tcMar>
+            <w:vAlign w:val="center"/>
+          </w:tcPr>
+          <w:p>
+            <w:r>
+              <w:rPr>
+                <w:color w:val="000000"/>
+                <w:sz w:val="18"/>
+                <w:szCs w:val="18"/>
+              </w:rPr>
+              <w:t>Manage users / content</w:t>
+            </w:r>
+          </w:p>
+        </w:tc>
+        <w:tc>
+          <w:tcPr>
+            <w:tcW w:w="1474" w:type="dxa"/>
+            <w:tcBorders>
+              <w:top w:val="single" w:sz="4" w:space="0" w:color="BFBFBF"/>
+              <w:left w:val="single" w:sz="4" w:space="0" w:color="BFBFBF"/>
+              <w:bottom w:val="single" w:sz="4" w:space="0" w:color="BFBFBF"/>
+              <w:right w:val="single" w:sz="4" w:space="0" w:color="BFBFBF"/>
+            </w:tcBorders>
+            <w:shd w:val="clear" w:color="auto" w:fill="F2F2F2"/>
+            <w:tcMar>
+              <w:top w:w="40" w:type="dxa"/>
+              <w:left w:w="80" w:type="dxa"/>
+              <w:bottom w:w="40" w:type="dxa"/>
+              <w:right w:w="80" w:type="dxa"/>
+            </w:tcMar>
+            <w:vAlign w:val="center"/>
+          </w:tcPr>
+          <w:p>
+            <w:r>
+              <w:rPr>
+                <w:color w:val="000000"/>
+                <w:sz w:val="18"/>
+                <w:szCs w:val="18"/>
+              </w:rPr>
+              <w:t>Changes take effect</w:t>
+            </w:r>
+          </w:p>
+        </w:tc>
+        <w:tc>
+          <w:tcPr>
+            <w:tcW w:w="1134" w:type="dxa"/>
+            <w:tcBorders>
+              <w:top w:val="single" w:sz="4" w:space="0" w:color="BFBFBF"/>
+              <w:left w:val="single" w:sz="4" w:space="0" w:color="BFBFBF"/>
+              <w:bottom w:val="single" w:sz="4" w:space="0" w:color="BFBFBF"/>
+              <w:right w:val="single" w:sz="4" w:space="0" w:color="BFBFBF"/>
+            </w:tcBorders>
+            <w:shd w:val="clear" w:color="auto" w:fill="F2F2F2"/>
+            <w:tcMar>
+              <w:top w:w="40" w:type="dxa"/>
+              <w:left w:w="80" w:type="dxa"/>
+              <w:bottom w:w="40" w:type="dxa"/>
+              <w:right w:w="80" w:type="dxa"/>
+            </w:tcMar>
+            <w:vAlign w:val="center"/>
+          </w:tcPr>
+          <w:p>
+            <w:r>
+              <w:rPr>
+                <w:color w:val="000000"/>
+                <w:sz w:val="18"/>
+                <w:szCs w:val="18"/>
+              </w:rPr>
+              <w:t>Not Tested</w:t>
+            </w:r>
+          </w:p>
+        </w:tc>
+        <w:tc>
+          <w:tcPr>
+            <w:tcW w:w="1134" w:type="dxa"/>
+            <w:tcBorders>
+              <w:top w:val="single" w:sz="4" w:space="0" w:color="BFBFBF"/>
+              <w:left w:val="single" w:sz="4" w:space="0" w:color="BFBFBF"/>
+              <w:bottom w:val="single" w:sz="4" w:space="0" w:color="BFBFBF"/>
+              <w:right w:val="single" w:sz="4" w:space="0" w:color="BFBFBF"/>
+            </w:tcBorders>
+            <w:shd w:val="clear" w:color="auto" w:fill="F2F2F2"/>
+            <w:tcMar>
+              <w:top w:w="40" w:type="dxa"/>
+              <w:left w:w="80" w:type="dxa"/>
+              <w:bottom w:w="40" w:type="dxa"/>
+              <w:right w:w="80" w:type="dxa"/>
+            </w:tcMar>
+            <w:vAlign w:val="center"/>
+          </w:tcPr>
+          <w:p>
+            <w:r>
+              <w:rPr>
+                <w:color w:val="000000"/>
+                <w:sz w:val="18"/>
+                <w:szCs w:val="18"/>
+              </w:rPr>
               <w:t>N/A</w:t>
             </w:r>
           </w:p>
         </w:tc>
         <w:tc>
           <w:tcPr>
-            <w:tcW w:w="1134" w:type="dxa"/>
-            <w:tcBorders>
-              <w:top w:val="single" w:sz="4" w:space="0" w:color="BFBFBF"/>
-              <w:left w:val="single" w:sz="4" w:space="0" w:color="BFBFBF"/>
-              <w:bottom w:val="single" w:sz="4" w:space="0" w:color="BFBFBF"/>
-              <w:right w:val="single" w:sz="4" w:space="0" w:color="BFBFBF"/>
-            </w:tcBorders>
-            <w:tcMar>
-              <w:top w:w="40" w:type="dxa"/>
-              <w:left w:w="80" w:type="dxa"/>
-              <w:bottom w:w="40" w:type="dxa"/>
-              <w:right w:w="80" w:type="dxa"/>
-            </w:tcMar>
-            <w:vAlign w:val="center"/>
-          </w:tcPr>
-          <w:p>
-            <w:pPr>
-              <w:jc w:val="center"/>
-            </w:pPr>
-            <w:r>
-              <w:rPr>
-                <w:color w:val="000000"/>
-                <w:sz w:val="18"/>
-                <w:szCs w:val="18"/>
-              </w:rPr>
-              <w:t>N/A</w:t>
-            </w:r>
-          </w:p>
-        </w:tc>
-        <w:tc>
-          <w:tcPr>
             <w:tcW w:w="4139" w:type="dxa"/>
             <w:tcBorders>
               <w:top w:val="single" w:sz="4" w:space="0" w:color="BFBFBF"/>
@@ -7473,6 +7808,7 @@
               <w:bottom w:val="single" w:sz="4" w:space="0" w:color="BFBFBF"/>
               <w:right w:val="single" w:sz="4" w:space="0" w:color="BFBFBF"/>
             </w:tcBorders>
+            <w:shd w:val="clear" w:color="auto" w:fill="F2F2F2"/>
             <w:tcMar>
               <w:top w:w="40" w:type="dxa"/>
               <w:left w:w="80" w:type="dxa"/>
@@ -7492,27 +7828,6 @@
               <w:bottom w:val="single" w:sz="4" w:space="0" w:color="BFBFBF"/>
               <w:right w:val="single" w:sz="4" w:space="0" w:color="BFBFBF"/>
             </w:tcBorders>
-            <w:tcMar>
-              <w:top w:w="40" w:type="dxa"/>
-              <w:left w:w="80" w:type="dxa"/>
-              <w:bottom w:w="40" w:type="dxa"/>
-              <w:right w:w="80" w:type="dxa"/>
-            </w:tcMar>
-            <w:vAlign w:val="center"/>
-          </w:tcPr>
-          <w:p/>
-        </w:tc>
-      </w:tr>
-      <w:tr>
-        <w:tc>
-          <w:tcPr>
-            <w:tcW w:w="709" w:type="dxa"/>
-            <w:tcBorders>
-              <w:top w:val="single" w:sz="4" w:space="0" w:color="BFBFBF"/>
-              <w:left w:val="single" w:sz="4" w:space="0" w:color="BFBFBF"/>
-              <w:bottom w:val="single" w:sz="4" w:space="0" w:color="BFBFBF"/>
-              <w:right w:val="single" w:sz="4" w:space="0" w:color="BFBFBF"/>
-            </w:tcBorders>
             <w:shd w:val="clear" w:color="auto" w:fill="F2F2F2"/>
             <w:tcMar>
               <w:top w:w="40" w:type="dxa"/>
@@ -7523,180 +7838,15 @@
             <w:vAlign w:val="center"/>
           </w:tcPr>
           <w:p>
-            <w:pPr>
-              <w:jc w:val="center"/>
-            </w:pPr>
-            <w:r>
-              <w:rPr>
-                <w:color w:val="000000"/>
-                <w:sz w:val="18"/>
-                <w:szCs w:val="18"/>
-              </w:rPr>
-              <w:t>ADM-02</w:t>
-            </w:r>
-          </w:p>
-        </w:tc>
-        <w:tc>
-          <w:tcPr>
-            <w:tcW w:w="1417" w:type="dxa"/>
-            <w:tcBorders>
-              <w:top w:val="single" w:sz="4" w:space="0" w:color="BFBFBF"/>
-              <w:left w:val="single" w:sz="4" w:space="0" w:color="BFBFBF"/>
-              <w:bottom w:val="single" w:sz="4" w:space="0" w:color="BFBFBF"/>
-              <w:right w:val="single" w:sz="4" w:space="0" w:color="BFBFBF"/>
-            </w:tcBorders>
-            <w:shd w:val="clear" w:color="auto" w:fill="F2F2F2"/>
-            <w:tcMar>
-              <w:top w:w="40" w:type="dxa"/>
-              <w:left w:w="80" w:type="dxa"/>
-              <w:bottom w:w="40" w:type="dxa"/>
-              <w:right w:w="80" w:type="dxa"/>
-            </w:tcMar>
-            <w:vAlign w:val="center"/>
-          </w:tcPr>
-          <w:p>
-            <w:r>
-              <w:rPr>
-                <w:color w:val="000000"/>
-                <w:sz w:val="18"/>
-                <w:szCs w:val="18"/>
-              </w:rPr>
-              <w:t>Manage users / content</w:t>
-            </w:r>
-          </w:p>
-        </w:tc>
-        <w:tc>
-          <w:tcPr>
-            <w:tcW w:w="1474" w:type="dxa"/>
-            <w:tcBorders>
-              <w:top w:val="single" w:sz="4" w:space="0" w:color="BFBFBF"/>
-              <w:left w:val="single" w:sz="4" w:space="0" w:color="BFBFBF"/>
-              <w:bottom w:val="single" w:sz="4" w:space="0" w:color="BFBFBF"/>
-              <w:right w:val="single" w:sz="4" w:space="0" w:color="BFBFBF"/>
-            </w:tcBorders>
-            <w:shd w:val="clear" w:color="auto" w:fill="F2F2F2"/>
-            <w:tcMar>
-              <w:top w:w="40" w:type="dxa"/>
-              <w:left w:w="80" w:type="dxa"/>
-              <w:bottom w:w="40" w:type="dxa"/>
-              <w:right w:w="80" w:type="dxa"/>
-            </w:tcMar>
-            <w:vAlign w:val="center"/>
-          </w:tcPr>
-          <w:p>
-            <w:r>
-              <w:rPr>
-                <w:color w:val="000000"/>
-                <w:sz w:val="18"/>
-                <w:szCs w:val="18"/>
-              </w:rPr>
-              <w:t>Changes take effect</w:t>
-            </w:r>
-          </w:p>
-        </w:tc>
-        <w:tc>
-          <w:tcPr>
-            <w:tcW w:w="1134" w:type="dxa"/>
-            <w:tcBorders>
-              <w:top w:val="single" w:sz="4" w:space="0" w:color="BFBFBF"/>
-              <w:left w:val="single" w:sz="4" w:space="0" w:color="BFBFBF"/>
-              <w:bottom w:val="single" w:sz="4" w:space="0" w:color="BFBFBF"/>
-              <w:right w:val="single" w:sz="4" w:space="0" w:color="BFBFBF"/>
-            </w:tcBorders>
-            <w:shd w:val="clear" w:color="auto" w:fill="F2F2F2"/>
-            <w:tcMar>
-              <w:top w:w="40" w:type="dxa"/>
-              <w:left w:w="80" w:type="dxa"/>
-              <w:bottom w:w="40" w:type="dxa"/>
-              <w:right w:w="80" w:type="dxa"/>
-            </w:tcMar>
-            <w:vAlign w:val="center"/>
-          </w:tcPr>
-          <w:p>
-            <w:pPr>
-              <w:jc w:val="center"/>
-            </w:pPr>
-            <w:r>
-              <w:rPr>
-                <w:color w:val="000000"/>
-                <w:sz w:val="18"/>
-                <w:szCs w:val="18"/>
-              </w:rPr>
-              <w:t>N/A</w:t>
-            </w:r>
-          </w:p>
-        </w:tc>
-        <w:tc>
-          <w:tcPr>
-            <w:tcW w:w="1134" w:type="dxa"/>
-            <w:tcBorders>
-              <w:top w:val="single" w:sz="4" w:space="0" w:color="BFBFBF"/>
-              <w:left w:val="single" w:sz="4" w:space="0" w:color="BFBFBF"/>
-              <w:bottom w:val="single" w:sz="4" w:space="0" w:color="BFBFBF"/>
-              <w:right w:val="single" w:sz="4" w:space="0" w:color="BFBFBF"/>
-            </w:tcBorders>
-            <w:shd w:val="clear" w:color="auto" w:fill="F2F2F2"/>
-            <w:tcMar>
-              <w:top w:w="40" w:type="dxa"/>
-              <w:left w:w="80" w:type="dxa"/>
-              <w:bottom w:w="40" w:type="dxa"/>
-              <w:right w:w="80" w:type="dxa"/>
-            </w:tcMar>
-            <w:vAlign w:val="center"/>
-          </w:tcPr>
-          <w:p>
-            <w:pPr>
-              <w:jc w:val="center"/>
-            </w:pPr>
-            <w:r>
-              <w:rPr>
-                <w:color w:val="000000"/>
-                <w:sz w:val="18"/>
-                <w:szCs w:val="18"/>
-              </w:rPr>
-              <w:t>N/A</w:t>
-            </w:r>
-          </w:p>
-        </w:tc>
-        <w:tc>
-          <w:tcPr>
-            <w:tcW w:w="4139" w:type="dxa"/>
-            <w:tcBorders>
-              <w:top w:val="single" w:sz="4" w:space="0" w:color="BFBFBF"/>
-              <w:left w:val="single" w:sz="4" w:space="0" w:color="BFBFBF"/>
-              <w:bottom w:val="single" w:sz="4" w:space="0" w:color="BFBFBF"/>
-              <w:right w:val="single" w:sz="4" w:space="0" w:color="BFBFBF"/>
-            </w:tcBorders>
-            <w:shd w:val="clear" w:color="auto" w:fill="F2F2F2"/>
-            <w:tcMar>
-              <w:top w:w="40" w:type="dxa"/>
-              <w:left w:w="80" w:type="dxa"/>
-              <w:bottom w:w="40" w:type="dxa"/>
-              <w:right w:w="80" w:type="dxa"/>
-            </w:tcMar>
-            <w:vAlign w:val="center"/>
-          </w:tcPr>
-          <w:p/>
-        </w:tc>
-        <w:tc>
-          <w:tcPr>
-            <w:tcW w:w="1361" w:type="dxa"/>
-            <w:tcBorders>
-              <w:top w:val="single" w:sz="4" w:space="0" w:color="BFBFBF"/>
-              <w:left w:val="single" w:sz="4" w:space="0" w:color="BFBFBF"/>
-              <w:bottom w:val="single" w:sz="4" w:space="0" w:color="BFBFBF"/>
-              <w:right w:val="single" w:sz="4" w:space="0" w:color="BFBFBF"/>
-            </w:tcBorders>
-            <w:shd w:val="clear" w:color="auto" w:fill="F2F2F2"/>
-            <w:tcMar>
-              <w:top w:w="40" w:type="dxa"/>
-              <w:left w:w="80" w:type="dxa"/>
-              <w:bottom w:w="40" w:type="dxa"/>
-              <w:right w:w="80" w:type="dxa"/>
-            </w:tcMar>
-            <w:vAlign w:val="center"/>
-          </w:tcPr>
-          <w:p/>
+            <w:r>
+              <w:rPr>
+                <w:color w:val="000000"/>
+                <w:sz w:val="18"/>
+                <w:szCs w:val="18"/>
+              </w:rPr>
+              <w:t>Web Admin area exists and renders at /admin but reachable only via the URL — no navigation button (screenshots attached); full admin flows not exercised (no admin credentials). Mobile has no Admin (N/A). (D-16)</w:t>
+            </w:r>
+          </w:p>
         </w:tc>
       </w:tr>
     </w:tbl>
@@ -7922,6 +8072,7 @@
               <w:bottom w:val="single" w:sz="4" w:space="0" w:color="BFBFBF"/>
               <w:right w:val="single" w:sz="4" w:space="0" w:color="BFBFBF"/>
             </w:tcBorders>
+            <w:shd w:val="clear" w:color="auto" w:fill="F2F2F2"/>
             <w:tcMar>
               <w:top w:w="40" w:type="dxa"/>
               <w:left w:w="80" w:type="dxa"/>
@@ -7949,6 +8100,7 @@
               <w:bottom w:val="single" w:sz="4" w:space="0" w:color="BFBFBF"/>
               <w:right w:val="single" w:sz="4" w:space="0" w:color="BFBFBF"/>
             </w:tcBorders>
+            <w:shd w:val="clear" w:color="auto" w:fill="F2F2F2"/>
             <w:tcMar>
               <w:top w:w="40" w:type="dxa"/>
               <w:left w:w="80" w:type="dxa"/>
@@ -7976,21 +8128,22 @@
               <w:bottom w:val="single" w:sz="4" w:space="0" w:color="BFBFBF"/>
               <w:right w:val="single" w:sz="4" w:space="0" w:color="BFBFBF"/>
             </w:tcBorders>
-            <w:tcMar>
-              <w:top w:w="40" w:type="dxa"/>
-              <w:left w:w="80" w:type="dxa"/>
-              <w:bottom w:w="40" w:type="dxa"/>
-              <w:right w:w="80" w:type="dxa"/>
-            </w:tcMar>
-          </w:tcPr>
-          <w:p>
-            <w:r>
-              <w:rPr>
-                <w:color w:val="000000"/>
-                <w:sz w:val="18"/>
-                <w:szCs w:val="18"/>
-              </w:rPr>
-              <w:t>Medium</w:t>
+            <w:shd w:val="clear" w:color="auto" w:fill="F2F2F2"/>
+            <w:tcMar>
+              <w:top w:w="40" w:type="dxa"/>
+              <w:left w:w="80" w:type="dxa"/>
+              <w:bottom w:w="40" w:type="dxa"/>
+              <w:right w:w="80" w:type="dxa"/>
+            </w:tcMar>
+          </w:tcPr>
+          <w:p>
+            <w:r>
+              <w:rPr>
+                <w:color w:val="000000"/>
+                <w:sz w:val="18"/>
+                <w:szCs w:val="18"/>
+              </w:rPr>
+              <w:t>High</w:t>
             </w:r>
           </w:p>
         </w:tc>
@@ -8003,37 +8156,31 @@
               <w:bottom w:val="single" w:sz="4" w:space="0" w:color="BFBFBF"/>
               <w:right w:val="single" w:sz="4" w:space="0" w:color="BFBFBF"/>
             </w:tcBorders>
-            <w:tcMar>
-              <w:top w:w="40" w:type="dxa"/>
-              <w:left w:w="80" w:type="dxa"/>
-              <w:bottom w:w="40" w:type="dxa"/>
-              <w:right w:w="80" w:type="dxa"/>
-            </w:tcMar>
-          </w:tcPr>
-          <w:p>
-            <w:r>
-              <w:rPr>
-                <w:color w:val="000000"/>
-                <w:sz w:val="18"/>
-                <w:szCs w:val="18"/>
-              </w:rPr>
-              <w:t xml:space="preserve">Community routes (Feed, Post, Create, Leaderboard) all use a shared placeholder screen and Community is not in the mobile tab bar </w:t>
-            </w:r>
-            <w:r>
-              <w:rPr>
-                <w:color w:val="000000"/>
-                <w:sz w:val="18"/>
-                <w:szCs w:val="18"/>
-              </w:rPr>
-              <w:t>-</w:t>
-            </w:r>
-            <w:r>
-              <w:rPr>
-                <w:color w:val="000000"/>
-                <w:sz w:val="18"/>
-                <w:szCs w:val="18"/>
-              </w:rPr>
-              <w:t xml:space="preserve"> feature not implemented on mobile</w:t>
+            <w:shd w:val="clear" w:color="auto" w:fill="F2F2F2"/>
+            <w:tcMar>
+              <w:top w:w="40" w:type="dxa"/>
+              <w:left w:w="80" w:type="dxa"/>
+              <w:bottom w:w="40" w:type="dxa"/>
+              <w:right w:w="80" w:type="dxa"/>
+            </w:tcMar>
+          </w:tcPr>
+          <w:p>
+            <w:r>
+              <w:rPr>
+                <w:color w:val="000000"/>
+                <w:sz w:val="18"/>
+                <w:szCs w:val="18"/>
+              </w:rPr>
+              <w:t xml:space="preserve">All Community routes (Feed, Post detail, Create post, Leaderboard) render a shared “Coming soon” placeholder and Community is not in the tab bar - </w:t>
+            </w:r>
+            <w:r>
+              <w:rPr>
+                <w:color w:val="000000"/>
+                <w:sz w:val="18"/>
+                <w:szCs w:val="18"/>
+              </w:rPr>
+              <w:lastRenderedPageBreak/>
+              <w:t>feature not implemented on mobile. Handover implied Community was present on mobile — contradicted (regression). CommunityStack is not mounted in any navigator, so Community is completely unreachable on mobile.</w:t>
             </w:r>
           </w:p>
         </w:tc>
@@ -8046,21 +8193,23 @@
               <w:bottom w:val="single" w:sz="4" w:space="0" w:color="BFBFBF"/>
               <w:right w:val="single" w:sz="4" w:space="0" w:color="BFBFBF"/>
             </w:tcBorders>
-            <w:tcMar>
-              <w:top w:w="40" w:type="dxa"/>
-              <w:left w:w="80" w:type="dxa"/>
-              <w:bottom w:w="40" w:type="dxa"/>
-              <w:right w:w="80" w:type="dxa"/>
-            </w:tcMar>
-          </w:tcPr>
-          <w:p>
-            <w:r>
-              <w:rPr>
-                <w:color w:val="000000"/>
-                <w:sz w:val="18"/>
-                <w:szCs w:val="18"/>
-              </w:rPr>
-              <w:t>Open / confirm</w:t>
+            <w:shd w:val="clear" w:color="auto" w:fill="F2F2F2"/>
+            <w:tcMar>
+              <w:top w:w="40" w:type="dxa"/>
+              <w:left w:w="80" w:type="dxa"/>
+              <w:bottom w:w="40" w:type="dxa"/>
+              <w:right w:w="80" w:type="dxa"/>
+            </w:tcMar>
+          </w:tcPr>
+          <w:p>
+            <w:r>
+              <w:rPr>
+                <w:color w:val="000000"/>
+                <w:sz w:val="18"/>
+                <w:szCs w:val="18"/>
+              </w:rPr>
+              <w:lastRenderedPageBreak/>
+              <w:t>Open</w:t>
             </w:r>
           </w:p>
         </w:tc>
@@ -8075,6 +8224,143 @@
               <w:bottom w:val="single" w:sz="4" w:space="0" w:color="BFBFBF"/>
               <w:right w:val="single" w:sz="4" w:space="0" w:color="BFBFBF"/>
             </w:tcBorders>
+            <w:tcMar>
+              <w:top w:w="40" w:type="dxa"/>
+              <w:left w:w="80" w:type="dxa"/>
+              <w:bottom w:w="40" w:type="dxa"/>
+              <w:right w:w="80" w:type="dxa"/>
+            </w:tcMar>
+          </w:tcPr>
+          <w:p>
+            <w:r>
+              <w:rPr>
+                <w:color w:val="000000"/>
+                <w:sz w:val="18"/>
+                <w:szCs w:val="18"/>
+              </w:rPr>
+              <w:t>D-02</w:t>
+            </w:r>
+          </w:p>
+        </w:tc>
+        <w:tc>
+          <w:tcPr>
+            <w:tcW w:w="1900" w:type="dxa"/>
+            <w:tcBorders>
+              <w:top w:val="single" w:sz="4" w:space="0" w:color="BFBFBF"/>
+              <w:left w:val="single" w:sz="4" w:space="0" w:color="BFBFBF"/>
+              <w:bottom w:val="single" w:sz="4" w:space="0" w:color="BFBFBF"/>
+              <w:right w:val="single" w:sz="4" w:space="0" w:color="BFBFBF"/>
+            </w:tcBorders>
+            <w:tcMar>
+              <w:top w:w="40" w:type="dxa"/>
+              <w:left w:w="80" w:type="dxa"/>
+              <w:bottom w:w="40" w:type="dxa"/>
+              <w:right w:w="80" w:type="dxa"/>
+            </w:tcMar>
+          </w:tcPr>
+          <w:p>
+            <w:r>
+              <w:rPr>
+                <w:color w:val="000000"/>
+                <w:sz w:val="18"/>
+                <w:szCs w:val="18"/>
+              </w:rPr>
+              <w:t>Community (web)</w:t>
+            </w:r>
+          </w:p>
+        </w:tc>
+        <w:tc>
+          <w:tcPr>
+            <w:tcW w:w="1100" w:type="dxa"/>
+            <w:tcBorders>
+              <w:top w:val="single" w:sz="4" w:space="0" w:color="BFBFBF"/>
+              <w:left w:val="single" w:sz="4" w:space="0" w:color="BFBFBF"/>
+              <w:bottom w:val="single" w:sz="4" w:space="0" w:color="BFBFBF"/>
+              <w:right w:val="single" w:sz="4" w:space="0" w:color="BFBFBF"/>
+            </w:tcBorders>
+            <w:tcMar>
+              <w:top w:w="40" w:type="dxa"/>
+              <w:left w:w="80" w:type="dxa"/>
+              <w:bottom w:w="40" w:type="dxa"/>
+              <w:right w:w="80" w:type="dxa"/>
+            </w:tcMar>
+          </w:tcPr>
+          <w:p>
+            <w:r>
+              <w:rPr>
+                <w:color w:val="000000"/>
+                <w:sz w:val="18"/>
+                <w:szCs w:val="18"/>
+              </w:rPr>
+              <w:t>Medium</w:t>
+            </w:r>
+          </w:p>
+        </w:tc>
+        <w:tc>
+          <w:tcPr>
+            <w:tcW w:w="3480" w:type="dxa"/>
+            <w:tcBorders>
+              <w:top w:val="single" w:sz="4" w:space="0" w:color="BFBFBF"/>
+              <w:left w:val="single" w:sz="4" w:space="0" w:color="BFBFBF"/>
+              <w:bottom w:val="single" w:sz="4" w:space="0" w:color="BFBFBF"/>
+              <w:right w:val="single" w:sz="4" w:space="0" w:color="BFBFBF"/>
+            </w:tcBorders>
+            <w:tcMar>
+              <w:top w:w="40" w:type="dxa"/>
+              <w:left w:w="80" w:type="dxa"/>
+              <w:bottom w:w="40" w:type="dxa"/>
+              <w:right w:w="80" w:type="dxa"/>
+            </w:tcMar>
+          </w:tcPr>
+          <w:p>
+            <w:r>
+              <w:rPr>
+                <w:color w:val="000000"/>
+                <w:sz w:val="18"/>
+                <w:szCs w:val="18"/>
+              </w:rPr>
+              <w:t>Leaderboard “Progress” shows “Progress feature coming soon…” and its fetch is commented out (FitnessJourney.jsx) - incomplete</w:t>
+            </w:r>
+          </w:p>
+        </w:tc>
+        <w:tc>
+          <w:tcPr>
+            <w:tcW w:w="1900" w:type="dxa"/>
+            <w:tcBorders>
+              <w:top w:val="single" w:sz="4" w:space="0" w:color="BFBFBF"/>
+              <w:left w:val="single" w:sz="4" w:space="0" w:color="BFBFBF"/>
+              <w:bottom w:val="single" w:sz="4" w:space="0" w:color="BFBFBF"/>
+              <w:right w:val="single" w:sz="4" w:space="0" w:color="BFBFBF"/>
+            </w:tcBorders>
+            <w:tcMar>
+              <w:top w:w="40" w:type="dxa"/>
+              <w:left w:w="80" w:type="dxa"/>
+              <w:bottom w:w="40" w:type="dxa"/>
+              <w:right w:w="80" w:type="dxa"/>
+            </w:tcMar>
+          </w:tcPr>
+          <w:p>
+            <w:r>
+              <w:rPr>
+                <w:color w:val="000000"/>
+                <w:sz w:val="18"/>
+                <w:szCs w:val="18"/>
+              </w:rPr>
+              <w:t>Open</w:t>
+            </w:r>
+          </w:p>
+        </w:tc>
+      </w:tr>
+      <w:tr>
+        <w:tc>
+          <w:tcPr>
+            <w:tcW w:w="820" w:type="dxa"/>
+            <w:tcBorders>
+              <w:top w:val="single" w:sz="4" w:space="0" w:color="BFBFBF"/>
+              <w:left w:val="single" w:sz="4" w:space="0" w:color="BFBFBF"/>
+              <w:bottom w:val="single" w:sz="4" w:space="0" w:color="BFBFBF"/>
+              <w:right w:val="single" w:sz="4" w:space="0" w:color="BFBFBF"/>
+            </w:tcBorders>
             <w:shd w:val="clear" w:color="auto" w:fill="F2F2F2"/>
             <w:tcMar>
               <w:top w:w="40" w:type="dxa"/>
@@ -8090,7 +8376,7 @@
                 <w:sz w:val="18"/>
                 <w:szCs w:val="18"/>
               </w:rPr>
-              <w:t>D-01</w:t>
+              <w:t>D-03</w:t>
             </w:r>
           </w:p>
         </w:tc>
@@ -8118,7 +8404,7 @@
                 <w:sz w:val="18"/>
                 <w:szCs w:val="18"/>
               </w:rPr>
-              <w:t>Community (mobile)</w:t>
+              <w:t>Meal Planning (mobile)</w:t>
             </w:r>
           </w:p>
         </w:tc>
@@ -8146,7 +8432,7 @@
                 <w:sz w:val="18"/>
                 <w:szCs w:val="18"/>
               </w:rPr>
-              <w:t>High</w:t>
+              <w:t>Medium</w:t>
             </w:r>
           </w:p>
         </w:tc>
@@ -8174,7 +8460,1823 @@
                 <w:sz w:val="18"/>
                 <w:szCs w:val="18"/>
               </w:rPr>
-              <w:t xml:space="preserve">All Community routes (Feed, Post detail, Create post, Leaderboard) render a shared “Coming soon” </w:t>
+              <w:t>MealStack routes EditDailyPlanScreen and MenuScreen are placeholders - edit-plan and menu flows are stubbed</w:t>
+            </w:r>
+          </w:p>
+        </w:tc>
+        <w:tc>
+          <w:tcPr>
+            <w:tcW w:w="1900" w:type="dxa"/>
+            <w:tcBorders>
+              <w:top w:val="single" w:sz="4" w:space="0" w:color="BFBFBF"/>
+              <w:left w:val="single" w:sz="4" w:space="0" w:color="BFBFBF"/>
+              <w:bottom w:val="single" w:sz="4" w:space="0" w:color="BFBFBF"/>
+              <w:right w:val="single" w:sz="4" w:space="0" w:color="BFBFBF"/>
+            </w:tcBorders>
+            <w:shd w:val="clear" w:color="auto" w:fill="F2F2F2"/>
+            <w:tcMar>
+              <w:top w:w="40" w:type="dxa"/>
+              <w:left w:w="80" w:type="dxa"/>
+              <w:bottom w:w="40" w:type="dxa"/>
+              <w:right w:w="80" w:type="dxa"/>
+            </w:tcMar>
+          </w:tcPr>
+          <w:p>
+            <w:r>
+              <w:rPr>
+                <w:color w:val="000000"/>
+                <w:sz w:val="18"/>
+                <w:szCs w:val="18"/>
+              </w:rPr>
+              <w:t>Open</w:t>
+            </w:r>
+          </w:p>
+        </w:tc>
+      </w:tr>
+      <w:tr>
+        <w:tc>
+          <w:tcPr>
+            <w:tcW w:w="820" w:type="dxa"/>
+            <w:tcBorders>
+              <w:top w:val="single" w:sz="4" w:space="0" w:color="BFBFBF"/>
+              <w:left w:val="single" w:sz="4" w:space="0" w:color="BFBFBF"/>
+              <w:bottom w:val="single" w:sz="4" w:space="0" w:color="BFBFBF"/>
+              <w:right w:val="single" w:sz="4" w:space="0" w:color="BFBFBF"/>
+            </w:tcBorders>
+            <w:tcMar>
+              <w:top w:w="40" w:type="dxa"/>
+              <w:left w:w="80" w:type="dxa"/>
+              <w:bottom w:w="40" w:type="dxa"/>
+              <w:right w:w="80" w:type="dxa"/>
+            </w:tcMar>
+          </w:tcPr>
+          <w:p>
+            <w:r>
+              <w:rPr>
+                <w:color w:val="000000"/>
+                <w:sz w:val="18"/>
+                <w:szCs w:val="18"/>
+              </w:rPr>
+              <w:t>D-04</w:t>
+            </w:r>
+          </w:p>
+        </w:tc>
+        <w:tc>
+          <w:tcPr>
+            <w:tcW w:w="1900" w:type="dxa"/>
+            <w:tcBorders>
+              <w:top w:val="single" w:sz="4" w:space="0" w:color="BFBFBF"/>
+              <w:left w:val="single" w:sz="4" w:space="0" w:color="BFBFBF"/>
+              <w:bottom w:val="single" w:sz="4" w:space="0" w:color="BFBFBF"/>
+              <w:right w:val="single" w:sz="4" w:space="0" w:color="BFBFBF"/>
+            </w:tcBorders>
+            <w:tcMar>
+              <w:top w:w="40" w:type="dxa"/>
+              <w:left w:w="80" w:type="dxa"/>
+              <w:bottom w:w="40" w:type="dxa"/>
+              <w:right w:w="80" w:type="dxa"/>
+            </w:tcMar>
+          </w:tcPr>
+          <w:p>
+            <w:r>
+              <w:rPr>
+                <w:color w:val="000000"/>
+                <w:sz w:val="18"/>
+                <w:szCs w:val="18"/>
+              </w:rPr>
+              <w:t>Meal Planning (web)</w:t>
+            </w:r>
+          </w:p>
+        </w:tc>
+        <w:tc>
+          <w:tcPr>
+            <w:tcW w:w="1100" w:type="dxa"/>
+            <w:tcBorders>
+              <w:top w:val="single" w:sz="4" w:space="0" w:color="BFBFBF"/>
+              <w:left w:val="single" w:sz="4" w:space="0" w:color="BFBFBF"/>
+              <w:bottom w:val="single" w:sz="4" w:space="0" w:color="BFBFBF"/>
+              <w:right w:val="single" w:sz="4" w:space="0" w:color="BFBFBF"/>
+            </w:tcBorders>
+            <w:tcMar>
+              <w:top w:w="40" w:type="dxa"/>
+              <w:left w:w="80" w:type="dxa"/>
+              <w:bottom w:w="40" w:type="dxa"/>
+              <w:right w:w="80" w:type="dxa"/>
+            </w:tcMar>
+          </w:tcPr>
+          <w:p>
+            <w:r>
+              <w:rPr>
+                <w:color w:val="000000"/>
+                <w:sz w:val="18"/>
+                <w:szCs w:val="18"/>
+              </w:rPr>
+              <w:t>Medium</w:t>
+            </w:r>
+          </w:p>
+        </w:tc>
+        <w:tc>
+          <w:tcPr>
+            <w:tcW w:w="3480" w:type="dxa"/>
+            <w:tcBorders>
+              <w:top w:val="single" w:sz="4" w:space="0" w:color="BFBFBF"/>
+              <w:left w:val="single" w:sz="4" w:space="0" w:color="BFBFBF"/>
+              <w:bottom w:val="single" w:sz="4" w:space="0" w:color="BFBFBF"/>
+              <w:right w:val="single" w:sz="4" w:space="0" w:color="BFBFBF"/>
+            </w:tcBorders>
+            <w:tcMar>
+              <w:top w:w="40" w:type="dxa"/>
+              <w:left w:w="80" w:type="dxa"/>
+              <w:bottom w:w="40" w:type="dxa"/>
+              <w:right w:w="80" w:type="dxa"/>
+            </w:tcMar>
+          </w:tcPr>
+          <w:p>
+            <w:r>
+              <w:rPr>
+                <w:color w:val="000000"/>
+                <w:sz w:val="18"/>
+                <w:szCs w:val="18"/>
+              </w:rPr>
+              <w:t>Shopping List (UI-Only-Pages) uses hardcoded data with TODO “Replace with actual API call when backend is ready” - not backend-wired. Handover doc claimed Shopping List v2 is a “UI-only prototype” — confirmed.</w:t>
+            </w:r>
+          </w:p>
+        </w:tc>
+        <w:tc>
+          <w:tcPr>
+            <w:tcW w:w="1900" w:type="dxa"/>
+            <w:tcBorders>
+              <w:top w:val="single" w:sz="4" w:space="0" w:color="BFBFBF"/>
+              <w:left w:val="single" w:sz="4" w:space="0" w:color="BFBFBF"/>
+              <w:bottom w:val="single" w:sz="4" w:space="0" w:color="BFBFBF"/>
+              <w:right w:val="single" w:sz="4" w:space="0" w:color="BFBFBF"/>
+            </w:tcBorders>
+            <w:tcMar>
+              <w:top w:w="40" w:type="dxa"/>
+              <w:left w:w="80" w:type="dxa"/>
+              <w:bottom w:w="40" w:type="dxa"/>
+              <w:right w:w="80" w:type="dxa"/>
+            </w:tcMar>
+          </w:tcPr>
+          <w:p>
+            <w:r>
+              <w:rPr>
+                <w:color w:val="000000"/>
+                <w:sz w:val="18"/>
+                <w:szCs w:val="18"/>
+              </w:rPr>
+              <w:t>Open</w:t>
+            </w:r>
+          </w:p>
+        </w:tc>
+      </w:tr>
+      <w:tr>
+        <w:tc>
+          <w:tcPr>
+            <w:tcW w:w="820" w:type="dxa"/>
+            <w:tcBorders>
+              <w:top w:val="single" w:sz="4" w:space="0" w:color="BFBFBF"/>
+              <w:left w:val="single" w:sz="4" w:space="0" w:color="BFBFBF"/>
+              <w:bottom w:val="single" w:sz="4" w:space="0" w:color="BFBFBF"/>
+              <w:right w:val="single" w:sz="4" w:space="0" w:color="BFBFBF"/>
+            </w:tcBorders>
+            <w:shd w:val="clear" w:color="auto" w:fill="F2F2F2"/>
+            <w:tcMar>
+              <w:top w:w="40" w:type="dxa"/>
+              <w:left w:w="80" w:type="dxa"/>
+              <w:bottom w:w="40" w:type="dxa"/>
+              <w:right w:w="80" w:type="dxa"/>
+            </w:tcMar>
+          </w:tcPr>
+          <w:p>
+            <w:r>
+              <w:rPr>
+                <w:color w:val="000000"/>
+                <w:sz w:val="18"/>
+                <w:szCs w:val="18"/>
+              </w:rPr>
+              <w:t>D-05</w:t>
+            </w:r>
+          </w:p>
+        </w:tc>
+        <w:tc>
+          <w:tcPr>
+            <w:tcW w:w="1900" w:type="dxa"/>
+            <w:tcBorders>
+              <w:top w:val="single" w:sz="4" w:space="0" w:color="BFBFBF"/>
+              <w:left w:val="single" w:sz="4" w:space="0" w:color="BFBFBF"/>
+              <w:bottom w:val="single" w:sz="4" w:space="0" w:color="BFBFBF"/>
+              <w:right w:val="single" w:sz="4" w:space="0" w:color="BFBFBF"/>
+            </w:tcBorders>
+            <w:shd w:val="clear" w:color="auto" w:fill="F2F2F2"/>
+            <w:tcMar>
+              <w:top w:w="40" w:type="dxa"/>
+              <w:left w:w="80" w:type="dxa"/>
+              <w:bottom w:w="40" w:type="dxa"/>
+              <w:right w:w="80" w:type="dxa"/>
+            </w:tcMar>
+          </w:tcPr>
+          <w:p>
+            <w:r>
+              <w:rPr>
+                <w:color w:val="000000"/>
+                <w:sz w:val="18"/>
+                <w:szCs w:val="18"/>
+              </w:rPr>
+              <w:t>Scan (web)</w:t>
+            </w:r>
+          </w:p>
+        </w:tc>
+        <w:tc>
+          <w:tcPr>
+            <w:tcW w:w="1100" w:type="dxa"/>
+            <w:tcBorders>
+              <w:top w:val="single" w:sz="4" w:space="0" w:color="BFBFBF"/>
+              <w:left w:val="single" w:sz="4" w:space="0" w:color="BFBFBF"/>
+              <w:bottom w:val="single" w:sz="4" w:space="0" w:color="BFBFBF"/>
+              <w:right w:val="single" w:sz="4" w:space="0" w:color="BFBFBF"/>
+            </w:tcBorders>
+            <w:shd w:val="clear" w:color="auto" w:fill="F2F2F2"/>
+            <w:tcMar>
+              <w:top w:w="40" w:type="dxa"/>
+              <w:left w:w="80" w:type="dxa"/>
+              <w:bottom w:w="40" w:type="dxa"/>
+              <w:right w:w="80" w:type="dxa"/>
+            </w:tcMar>
+          </w:tcPr>
+          <w:p>
+            <w:r>
+              <w:rPr>
+                <w:color w:val="000000"/>
+                <w:sz w:val="18"/>
+                <w:szCs w:val="18"/>
+              </w:rPr>
+              <w:t>Medium</w:t>
+            </w:r>
+          </w:p>
+        </w:tc>
+        <w:tc>
+          <w:tcPr>
+            <w:tcW w:w="3480" w:type="dxa"/>
+            <w:tcBorders>
+              <w:top w:val="single" w:sz="4" w:space="0" w:color="BFBFBF"/>
+              <w:left w:val="single" w:sz="4" w:space="0" w:color="BFBFBF"/>
+              <w:bottom w:val="single" w:sz="4" w:space="0" w:color="BFBFBF"/>
+              <w:right w:val="single" w:sz="4" w:space="0" w:color="BFBFBF"/>
+            </w:tcBorders>
+            <w:shd w:val="clear" w:color="auto" w:fill="F2F2F2"/>
+            <w:tcMar>
+              <w:top w:w="40" w:type="dxa"/>
+              <w:left w:w="80" w:type="dxa"/>
+              <w:bottom w:w="40" w:type="dxa"/>
+              <w:right w:w="80" w:type="dxa"/>
+            </w:tcMar>
+          </w:tcPr>
+          <w:p>
+            <w:r>
+              <w:rPr>
+                <w:color w:val="000000"/>
+                <w:sz w:val="18"/>
+                <w:szCs w:val="18"/>
+              </w:rPr>
+              <w:t>Scan Products lives under UI-Only-Pages/ScanProducts - appears UI-only with no real backend scan; confirm on web</w:t>
+            </w:r>
+          </w:p>
+        </w:tc>
+        <w:tc>
+          <w:tcPr>
+            <w:tcW w:w="1900" w:type="dxa"/>
+            <w:tcBorders>
+              <w:top w:val="single" w:sz="4" w:space="0" w:color="BFBFBF"/>
+              <w:left w:val="single" w:sz="4" w:space="0" w:color="BFBFBF"/>
+              <w:bottom w:val="single" w:sz="4" w:space="0" w:color="BFBFBF"/>
+              <w:right w:val="single" w:sz="4" w:space="0" w:color="BFBFBF"/>
+            </w:tcBorders>
+            <w:shd w:val="clear" w:color="auto" w:fill="F2F2F2"/>
+            <w:tcMar>
+              <w:top w:w="40" w:type="dxa"/>
+              <w:left w:w="80" w:type="dxa"/>
+              <w:bottom w:w="40" w:type="dxa"/>
+              <w:right w:w="80" w:type="dxa"/>
+            </w:tcMar>
+          </w:tcPr>
+          <w:p>
+            <w:r>
+              <w:rPr>
+                <w:color w:val="000000"/>
+                <w:sz w:val="18"/>
+                <w:szCs w:val="18"/>
+              </w:rPr>
+              <w:t>Open / confirm</w:t>
+            </w:r>
+          </w:p>
+        </w:tc>
+      </w:tr>
+      <w:tr>
+        <w:tc>
+          <w:tcPr>
+            <w:tcW w:w="820" w:type="dxa"/>
+            <w:tcBorders>
+              <w:top w:val="single" w:sz="4" w:space="0" w:color="BFBFBF"/>
+              <w:left w:val="single" w:sz="4" w:space="0" w:color="BFBFBF"/>
+              <w:bottom w:val="single" w:sz="4" w:space="0" w:color="BFBFBF"/>
+              <w:right w:val="single" w:sz="4" w:space="0" w:color="BFBFBF"/>
+            </w:tcBorders>
+            <w:tcMar>
+              <w:top w:w="40" w:type="dxa"/>
+              <w:left w:w="80" w:type="dxa"/>
+              <w:bottom w:w="40" w:type="dxa"/>
+              <w:right w:w="80" w:type="dxa"/>
+            </w:tcMar>
+          </w:tcPr>
+          <w:p>
+            <w:r>
+              <w:rPr>
+                <w:color w:val="000000"/>
+                <w:sz w:val="18"/>
+                <w:szCs w:val="18"/>
+              </w:rPr>
+              <w:t>D-06</w:t>
+            </w:r>
+          </w:p>
+        </w:tc>
+        <w:tc>
+          <w:tcPr>
+            <w:tcW w:w="1900" w:type="dxa"/>
+            <w:tcBorders>
+              <w:top w:val="single" w:sz="4" w:space="0" w:color="BFBFBF"/>
+              <w:left w:val="single" w:sz="4" w:space="0" w:color="BFBFBF"/>
+              <w:bottom w:val="single" w:sz="4" w:space="0" w:color="BFBFBF"/>
+              <w:right w:val="single" w:sz="4" w:space="0" w:color="BFBFBF"/>
+            </w:tcBorders>
+            <w:tcMar>
+              <w:top w:w="40" w:type="dxa"/>
+              <w:left w:w="80" w:type="dxa"/>
+              <w:bottom w:w="40" w:type="dxa"/>
+              <w:right w:w="80" w:type="dxa"/>
+            </w:tcMar>
+          </w:tcPr>
+          <w:p>
+            <w:r>
+              <w:rPr>
+                <w:color w:val="000000"/>
+                <w:sz w:val="18"/>
+                <w:szCs w:val="18"/>
+              </w:rPr>
+              <w:t>Account (mobile)</w:t>
+            </w:r>
+          </w:p>
+        </w:tc>
+        <w:tc>
+          <w:tcPr>
+            <w:tcW w:w="1100" w:type="dxa"/>
+            <w:tcBorders>
+              <w:top w:val="single" w:sz="4" w:space="0" w:color="BFBFBF"/>
+              <w:left w:val="single" w:sz="4" w:space="0" w:color="BFBFBF"/>
+              <w:bottom w:val="single" w:sz="4" w:space="0" w:color="BFBFBF"/>
+              <w:right w:val="single" w:sz="4" w:space="0" w:color="BFBFBF"/>
+            </w:tcBorders>
+            <w:tcMar>
+              <w:top w:w="40" w:type="dxa"/>
+              <w:left w:w="80" w:type="dxa"/>
+              <w:bottom w:w="40" w:type="dxa"/>
+              <w:right w:w="80" w:type="dxa"/>
+            </w:tcMar>
+          </w:tcPr>
+          <w:p>
+            <w:r>
+              <w:rPr>
+                <w:color w:val="000000"/>
+                <w:sz w:val="18"/>
+                <w:szCs w:val="18"/>
+              </w:rPr>
+              <w:t>Medium</w:t>
+            </w:r>
+          </w:p>
+        </w:tc>
+        <w:tc>
+          <w:tcPr>
+            <w:tcW w:w="3480" w:type="dxa"/>
+            <w:tcBorders>
+              <w:top w:val="single" w:sz="4" w:space="0" w:color="BFBFBF"/>
+              <w:left w:val="single" w:sz="4" w:space="0" w:color="BFBFBF"/>
+              <w:bottom w:val="single" w:sz="4" w:space="0" w:color="BFBFBF"/>
+              <w:right w:val="single" w:sz="4" w:space="0" w:color="BFBFBF"/>
+            </w:tcBorders>
+            <w:tcMar>
+              <w:top w:w="40" w:type="dxa"/>
+              <w:left w:w="80" w:type="dxa"/>
+              <w:bottom w:w="40" w:type="dxa"/>
+              <w:right w:w="80" w:type="dxa"/>
+            </w:tcMar>
+          </w:tcPr>
+          <w:p>
+            <w:r>
+              <w:rPr>
+                <w:color w:val="000000"/>
+                <w:sz w:val="18"/>
+                <w:szCs w:val="18"/>
+              </w:rPr>
+              <w:t>Built HealthToolsScreen is misrouted: AccountStack points route “HealthToolsScreen” to the placeholder, so the real screen is unreachable</w:t>
+            </w:r>
+          </w:p>
+        </w:tc>
+        <w:tc>
+          <w:tcPr>
+            <w:tcW w:w="1900" w:type="dxa"/>
+            <w:tcBorders>
+              <w:top w:val="single" w:sz="4" w:space="0" w:color="BFBFBF"/>
+              <w:left w:val="single" w:sz="4" w:space="0" w:color="BFBFBF"/>
+              <w:bottom w:val="single" w:sz="4" w:space="0" w:color="BFBFBF"/>
+              <w:right w:val="single" w:sz="4" w:space="0" w:color="BFBFBF"/>
+            </w:tcBorders>
+            <w:tcMar>
+              <w:top w:w="40" w:type="dxa"/>
+              <w:left w:w="80" w:type="dxa"/>
+              <w:bottom w:w="40" w:type="dxa"/>
+              <w:right w:w="80" w:type="dxa"/>
+            </w:tcMar>
+          </w:tcPr>
+          <w:p>
+            <w:r>
+              <w:rPr>
+                <w:color w:val="000000"/>
+                <w:sz w:val="18"/>
+                <w:szCs w:val="18"/>
+              </w:rPr>
+              <w:t>Open</w:t>
+            </w:r>
+          </w:p>
+        </w:tc>
+      </w:tr>
+      <w:tr>
+        <w:tc>
+          <w:tcPr>
+            <w:tcW w:w="820" w:type="dxa"/>
+            <w:tcBorders>
+              <w:top w:val="single" w:sz="4" w:space="0" w:color="BFBFBF"/>
+              <w:left w:val="single" w:sz="4" w:space="0" w:color="BFBFBF"/>
+              <w:bottom w:val="single" w:sz="4" w:space="0" w:color="BFBFBF"/>
+              <w:right w:val="single" w:sz="4" w:space="0" w:color="BFBFBF"/>
+            </w:tcBorders>
+            <w:shd w:val="clear" w:color="auto" w:fill="F2F2F2"/>
+            <w:tcMar>
+              <w:top w:w="40" w:type="dxa"/>
+              <w:left w:w="80" w:type="dxa"/>
+              <w:bottom w:w="40" w:type="dxa"/>
+              <w:right w:w="80" w:type="dxa"/>
+            </w:tcMar>
+          </w:tcPr>
+          <w:p>
+            <w:r>
+              <w:rPr>
+                <w:color w:val="000000"/>
+                <w:sz w:val="18"/>
+                <w:szCs w:val="18"/>
+              </w:rPr>
+              <w:t>D-07</w:t>
+            </w:r>
+          </w:p>
+        </w:tc>
+        <w:tc>
+          <w:tcPr>
+            <w:tcW w:w="1900" w:type="dxa"/>
+            <w:tcBorders>
+              <w:top w:val="single" w:sz="4" w:space="0" w:color="BFBFBF"/>
+              <w:left w:val="single" w:sz="4" w:space="0" w:color="BFBFBF"/>
+              <w:bottom w:val="single" w:sz="4" w:space="0" w:color="BFBFBF"/>
+              <w:right w:val="single" w:sz="4" w:space="0" w:color="BFBFBF"/>
+            </w:tcBorders>
+            <w:shd w:val="clear" w:color="auto" w:fill="F2F2F2"/>
+            <w:tcMar>
+              <w:top w:w="40" w:type="dxa"/>
+              <w:left w:w="80" w:type="dxa"/>
+              <w:bottom w:w="40" w:type="dxa"/>
+              <w:right w:w="80" w:type="dxa"/>
+            </w:tcMar>
+          </w:tcPr>
+          <w:p>
+            <w:r>
+              <w:rPr>
+                <w:color w:val="000000"/>
+                <w:sz w:val="18"/>
+                <w:szCs w:val="18"/>
+              </w:rPr>
+              <w:t>Home / Account (mobile)</w:t>
+            </w:r>
+          </w:p>
+        </w:tc>
+        <w:tc>
+          <w:tcPr>
+            <w:tcW w:w="1100" w:type="dxa"/>
+            <w:tcBorders>
+              <w:top w:val="single" w:sz="4" w:space="0" w:color="BFBFBF"/>
+              <w:left w:val="single" w:sz="4" w:space="0" w:color="BFBFBF"/>
+              <w:bottom w:val="single" w:sz="4" w:space="0" w:color="BFBFBF"/>
+              <w:right w:val="single" w:sz="4" w:space="0" w:color="BFBFBF"/>
+            </w:tcBorders>
+            <w:shd w:val="clear" w:color="auto" w:fill="F2F2F2"/>
+            <w:tcMar>
+              <w:top w:w="40" w:type="dxa"/>
+              <w:left w:w="80" w:type="dxa"/>
+              <w:bottom w:w="40" w:type="dxa"/>
+              <w:right w:w="80" w:type="dxa"/>
+            </w:tcMar>
+          </w:tcPr>
+          <w:p>
+            <w:r>
+              <w:rPr>
+                <w:color w:val="000000"/>
+                <w:sz w:val="18"/>
+                <w:szCs w:val="18"/>
+              </w:rPr>
+              <w:t>Low</w:t>
+            </w:r>
+          </w:p>
+        </w:tc>
+        <w:tc>
+          <w:tcPr>
+            <w:tcW w:w="3480" w:type="dxa"/>
+            <w:tcBorders>
+              <w:top w:val="single" w:sz="4" w:space="0" w:color="BFBFBF"/>
+              <w:left w:val="single" w:sz="4" w:space="0" w:color="BFBFBF"/>
+              <w:bottom w:val="single" w:sz="4" w:space="0" w:color="BFBFBF"/>
+              <w:right w:val="single" w:sz="4" w:space="0" w:color="BFBFBF"/>
+            </w:tcBorders>
+            <w:shd w:val="clear" w:color="auto" w:fill="F2F2F2"/>
+            <w:tcMar>
+              <w:top w:w="40" w:type="dxa"/>
+              <w:left w:w="80" w:type="dxa"/>
+              <w:bottom w:w="40" w:type="dxa"/>
+              <w:right w:w="80" w:type="dxa"/>
+            </w:tcMar>
+          </w:tcPr>
+          <w:p>
+            <w:r>
+              <w:rPr>
+                <w:color w:val="000000"/>
+                <w:sz w:val="18"/>
+                <w:szCs w:val="18"/>
+              </w:rPr>
+              <w:t>Several routes are placeholders: HealthNews, HealthNewsDetail, FAQ (Home); DietaryRequirements, ShoppingList, Appointments (Account)</w:t>
+            </w:r>
+          </w:p>
+        </w:tc>
+        <w:tc>
+          <w:tcPr>
+            <w:tcW w:w="1900" w:type="dxa"/>
+            <w:tcBorders>
+              <w:top w:val="single" w:sz="4" w:space="0" w:color="BFBFBF"/>
+              <w:left w:val="single" w:sz="4" w:space="0" w:color="BFBFBF"/>
+              <w:bottom w:val="single" w:sz="4" w:space="0" w:color="BFBFBF"/>
+              <w:right w:val="single" w:sz="4" w:space="0" w:color="BFBFBF"/>
+            </w:tcBorders>
+            <w:shd w:val="clear" w:color="auto" w:fill="F2F2F2"/>
+            <w:tcMar>
+              <w:top w:w="40" w:type="dxa"/>
+              <w:left w:w="80" w:type="dxa"/>
+              <w:bottom w:w="40" w:type="dxa"/>
+              <w:right w:w="80" w:type="dxa"/>
+            </w:tcMar>
+          </w:tcPr>
+          <w:p>
+            <w:r>
+              <w:rPr>
+                <w:color w:val="000000"/>
+                <w:sz w:val="18"/>
+                <w:szCs w:val="18"/>
+              </w:rPr>
+              <w:t>Open</w:t>
+            </w:r>
+          </w:p>
+        </w:tc>
+      </w:tr>
+      <w:tr>
+        <w:tc>
+          <w:tcPr>
+            <w:tcW w:w="820" w:type="dxa"/>
+            <w:tcBorders>
+              <w:top w:val="single" w:sz="4" w:space="0" w:color="BFBFBF"/>
+              <w:left w:val="single" w:sz="4" w:space="0" w:color="BFBFBF"/>
+              <w:bottom w:val="single" w:sz="4" w:space="0" w:color="BFBFBF"/>
+              <w:right w:val="single" w:sz="4" w:space="0" w:color="BFBFBF"/>
+            </w:tcBorders>
+            <w:tcMar>
+              <w:top w:w="40" w:type="dxa"/>
+              <w:left w:w="80" w:type="dxa"/>
+              <w:bottom w:w="40" w:type="dxa"/>
+              <w:right w:w="80" w:type="dxa"/>
+            </w:tcMar>
+          </w:tcPr>
+          <w:p>
+            <w:r>
+              <w:rPr>
+                <w:color w:val="000000"/>
+                <w:sz w:val="18"/>
+                <w:szCs w:val="18"/>
+              </w:rPr>
+              <w:t>D-08</w:t>
+            </w:r>
+          </w:p>
+        </w:tc>
+        <w:tc>
+          <w:tcPr>
+            <w:tcW w:w="1900" w:type="dxa"/>
+            <w:tcBorders>
+              <w:top w:val="single" w:sz="4" w:space="0" w:color="BFBFBF"/>
+              <w:left w:val="single" w:sz="4" w:space="0" w:color="BFBFBF"/>
+              <w:bottom w:val="single" w:sz="4" w:space="0" w:color="BFBFBF"/>
+              <w:right w:val="single" w:sz="4" w:space="0" w:color="BFBFBF"/>
+            </w:tcBorders>
+            <w:tcMar>
+              <w:top w:w="40" w:type="dxa"/>
+              <w:left w:w="80" w:type="dxa"/>
+              <w:bottom w:w="40" w:type="dxa"/>
+              <w:right w:w="80" w:type="dxa"/>
+            </w:tcMar>
+          </w:tcPr>
+          <w:p>
+            <w:r>
+              <w:rPr>
+                <w:color w:val="000000"/>
+                <w:sz w:val="18"/>
+                <w:szCs w:val="18"/>
+              </w:rPr>
+              <w:t>Meal / Health (mobile)</w:t>
+            </w:r>
+          </w:p>
+        </w:tc>
+        <w:tc>
+          <w:tcPr>
+            <w:tcW w:w="1100" w:type="dxa"/>
+            <w:tcBorders>
+              <w:top w:val="single" w:sz="4" w:space="0" w:color="BFBFBF"/>
+              <w:left w:val="single" w:sz="4" w:space="0" w:color="BFBFBF"/>
+              <w:bottom w:val="single" w:sz="4" w:space="0" w:color="BFBFBF"/>
+              <w:right w:val="single" w:sz="4" w:space="0" w:color="BFBFBF"/>
+            </w:tcBorders>
+            <w:tcMar>
+              <w:top w:w="40" w:type="dxa"/>
+              <w:left w:w="80" w:type="dxa"/>
+              <w:bottom w:w="40" w:type="dxa"/>
+              <w:right w:w="80" w:type="dxa"/>
+            </w:tcMar>
+          </w:tcPr>
+          <w:p>
+            <w:r>
+              <w:rPr>
+                <w:color w:val="000000"/>
+                <w:sz w:val="18"/>
+                <w:szCs w:val="18"/>
+              </w:rPr>
+              <w:t>Medium</w:t>
+            </w:r>
+          </w:p>
+        </w:tc>
+        <w:tc>
+          <w:tcPr>
+            <w:tcW w:w="3480" w:type="dxa"/>
+            <w:tcBorders>
+              <w:top w:val="single" w:sz="4" w:space="0" w:color="BFBFBF"/>
+              <w:left w:val="single" w:sz="4" w:space="0" w:color="BFBFBF"/>
+              <w:bottom w:val="single" w:sz="4" w:space="0" w:color="BFBFBF"/>
+              <w:right w:val="single" w:sz="4" w:space="0" w:color="BFBFBF"/>
+            </w:tcBorders>
+            <w:tcMar>
+              <w:top w:w="40" w:type="dxa"/>
+              <w:left w:w="80" w:type="dxa"/>
+              <w:bottom w:w="40" w:type="dxa"/>
+              <w:right w:w="80" w:type="dxa"/>
+            </w:tcMar>
+          </w:tcPr>
+          <w:p>
+            <w:r>
+              <w:rPr>
+                <w:color w:val="000000"/>
+                <w:sz w:val="18"/>
+                <w:szCs w:val="18"/>
+              </w:rPr>
+              <w:t>NutritionCalculator and HealthTools render hardcoded MOCK data (MOCK_PIE_DATA / MOCK_CALORIE_DATA) instead of the user’s real data</w:t>
+            </w:r>
+          </w:p>
+        </w:tc>
+        <w:tc>
+          <w:tcPr>
+            <w:tcW w:w="1900" w:type="dxa"/>
+            <w:tcBorders>
+              <w:top w:val="single" w:sz="4" w:space="0" w:color="BFBFBF"/>
+              <w:left w:val="single" w:sz="4" w:space="0" w:color="BFBFBF"/>
+              <w:bottom w:val="single" w:sz="4" w:space="0" w:color="BFBFBF"/>
+              <w:right w:val="single" w:sz="4" w:space="0" w:color="BFBFBF"/>
+            </w:tcBorders>
+            <w:tcMar>
+              <w:top w:w="40" w:type="dxa"/>
+              <w:left w:w="80" w:type="dxa"/>
+              <w:bottom w:w="40" w:type="dxa"/>
+              <w:right w:w="80" w:type="dxa"/>
+            </w:tcMar>
+          </w:tcPr>
+          <w:p>
+            <w:r>
+              <w:rPr>
+                <w:color w:val="000000"/>
+                <w:sz w:val="18"/>
+                <w:szCs w:val="18"/>
+              </w:rPr>
+              <w:t>Open</w:t>
+            </w:r>
+          </w:p>
+        </w:tc>
+      </w:tr>
+      <w:tr>
+        <w:tc>
+          <w:tcPr>
+            <w:tcW w:w="820" w:type="dxa"/>
+            <w:tcBorders>
+              <w:top w:val="single" w:sz="4" w:space="0" w:color="BFBFBF"/>
+              <w:left w:val="single" w:sz="4" w:space="0" w:color="BFBFBF"/>
+              <w:bottom w:val="single" w:sz="4" w:space="0" w:color="BFBFBF"/>
+              <w:right w:val="single" w:sz="4" w:space="0" w:color="BFBFBF"/>
+            </w:tcBorders>
+            <w:shd w:val="clear" w:color="auto" w:fill="F2F2F2"/>
+            <w:tcMar>
+              <w:top w:w="40" w:type="dxa"/>
+              <w:left w:w="80" w:type="dxa"/>
+              <w:bottom w:w="40" w:type="dxa"/>
+              <w:right w:w="80" w:type="dxa"/>
+            </w:tcMar>
+          </w:tcPr>
+          <w:p>
+            <w:r>
+              <w:rPr>
+                <w:color w:val="000000"/>
+                <w:sz w:val="18"/>
+                <w:szCs w:val="18"/>
+              </w:rPr>
+              <w:t>D-09</w:t>
+            </w:r>
+          </w:p>
+        </w:tc>
+        <w:tc>
+          <w:tcPr>
+            <w:tcW w:w="1900" w:type="dxa"/>
+            <w:tcBorders>
+              <w:top w:val="single" w:sz="4" w:space="0" w:color="BFBFBF"/>
+              <w:left w:val="single" w:sz="4" w:space="0" w:color="BFBFBF"/>
+              <w:bottom w:val="single" w:sz="4" w:space="0" w:color="BFBFBF"/>
+              <w:right w:val="single" w:sz="4" w:space="0" w:color="BFBFBF"/>
+            </w:tcBorders>
+            <w:shd w:val="clear" w:color="auto" w:fill="F2F2F2"/>
+            <w:tcMar>
+              <w:top w:w="40" w:type="dxa"/>
+              <w:left w:w="80" w:type="dxa"/>
+              <w:bottom w:w="40" w:type="dxa"/>
+              <w:right w:w="80" w:type="dxa"/>
+            </w:tcMar>
+          </w:tcPr>
+          <w:p>
+            <w:r>
+              <w:rPr>
+                <w:color w:val="000000"/>
+                <w:sz w:val="18"/>
+                <w:szCs w:val="18"/>
+              </w:rPr>
+              <w:t>Config (mobile)</w:t>
+            </w:r>
+          </w:p>
+        </w:tc>
+        <w:tc>
+          <w:tcPr>
+            <w:tcW w:w="1100" w:type="dxa"/>
+            <w:tcBorders>
+              <w:top w:val="single" w:sz="4" w:space="0" w:color="BFBFBF"/>
+              <w:left w:val="single" w:sz="4" w:space="0" w:color="BFBFBF"/>
+              <w:bottom w:val="single" w:sz="4" w:space="0" w:color="BFBFBF"/>
+              <w:right w:val="single" w:sz="4" w:space="0" w:color="BFBFBF"/>
+            </w:tcBorders>
+            <w:shd w:val="clear" w:color="auto" w:fill="F2F2F2"/>
+            <w:tcMar>
+              <w:top w:w="40" w:type="dxa"/>
+              <w:left w:w="80" w:type="dxa"/>
+              <w:bottom w:w="40" w:type="dxa"/>
+              <w:right w:w="80" w:type="dxa"/>
+            </w:tcMar>
+          </w:tcPr>
+          <w:p>
+            <w:r>
+              <w:rPr>
+                <w:color w:val="000000"/>
+                <w:sz w:val="18"/>
+                <w:szCs w:val="18"/>
+              </w:rPr>
+              <w:t>Medium</w:t>
+            </w:r>
+          </w:p>
+        </w:tc>
+        <w:tc>
+          <w:tcPr>
+            <w:tcW w:w="3480" w:type="dxa"/>
+            <w:tcBorders>
+              <w:top w:val="single" w:sz="4" w:space="0" w:color="BFBFBF"/>
+              <w:left w:val="single" w:sz="4" w:space="0" w:color="BFBFBF"/>
+              <w:bottom w:val="single" w:sz="4" w:space="0" w:color="BFBFBF"/>
+              <w:right w:val="single" w:sz="4" w:space="0" w:color="BFBFBF"/>
+            </w:tcBorders>
+            <w:shd w:val="clear" w:color="auto" w:fill="F2F2F2"/>
+            <w:tcMar>
+              <w:top w:w="40" w:type="dxa"/>
+              <w:left w:w="80" w:type="dxa"/>
+              <w:bottom w:w="40" w:type="dxa"/>
+              <w:right w:w="80" w:type="dxa"/>
+            </w:tcMar>
+          </w:tcPr>
+          <w:p>
+            <w:r>
+              <w:rPr>
+                <w:color w:val="000000"/>
+                <w:sz w:val="18"/>
+                <w:szCs w:val="18"/>
+              </w:rPr>
+              <w:t>services/healthPlanApi.js and chatbotApi.js hardcode the backend URL instead of EXPO_PUBLIC_API_BASE_URL used by baseApi — env changes won’t apply to AI plan/chatbot</w:t>
+            </w:r>
+          </w:p>
+        </w:tc>
+        <w:tc>
+          <w:tcPr>
+            <w:tcW w:w="1900" w:type="dxa"/>
+            <w:tcBorders>
+              <w:top w:val="single" w:sz="4" w:space="0" w:color="BFBFBF"/>
+              <w:left w:val="single" w:sz="4" w:space="0" w:color="BFBFBF"/>
+              <w:bottom w:val="single" w:sz="4" w:space="0" w:color="BFBFBF"/>
+              <w:right w:val="single" w:sz="4" w:space="0" w:color="BFBFBF"/>
+            </w:tcBorders>
+            <w:shd w:val="clear" w:color="auto" w:fill="F2F2F2"/>
+            <w:tcMar>
+              <w:top w:w="40" w:type="dxa"/>
+              <w:left w:w="80" w:type="dxa"/>
+              <w:bottom w:w="40" w:type="dxa"/>
+              <w:right w:w="80" w:type="dxa"/>
+            </w:tcMar>
+          </w:tcPr>
+          <w:p>
+            <w:r>
+              <w:rPr>
+                <w:color w:val="000000"/>
+                <w:sz w:val="18"/>
+                <w:szCs w:val="18"/>
+              </w:rPr>
+              <w:t>Open</w:t>
+            </w:r>
+          </w:p>
+        </w:tc>
+      </w:tr>
+      <w:tr>
+        <w:tc>
+          <w:tcPr>
+            <w:tcW w:w="820" w:type="dxa"/>
+            <w:tcBorders>
+              <w:top w:val="single" w:sz="4" w:space="0" w:color="BFBFBF"/>
+              <w:left w:val="single" w:sz="4" w:space="0" w:color="BFBFBF"/>
+              <w:bottom w:val="single" w:sz="4" w:space="0" w:color="BFBFBF"/>
+              <w:right w:val="single" w:sz="4" w:space="0" w:color="BFBFBF"/>
+            </w:tcBorders>
+            <w:tcMar>
+              <w:top w:w="40" w:type="dxa"/>
+              <w:left w:w="80" w:type="dxa"/>
+              <w:bottom w:w="40" w:type="dxa"/>
+              <w:right w:w="80" w:type="dxa"/>
+            </w:tcMar>
+          </w:tcPr>
+          <w:p>
+            <w:r>
+              <w:rPr>
+                <w:color w:val="000000"/>
+                <w:sz w:val="18"/>
+                <w:szCs w:val="18"/>
+              </w:rPr>
+              <w:t>D-10</w:t>
+            </w:r>
+          </w:p>
+        </w:tc>
+        <w:tc>
+          <w:tcPr>
+            <w:tcW w:w="1900" w:type="dxa"/>
+            <w:tcBorders>
+              <w:top w:val="single" w:sz="4" w:space="0" w:color="BFBFBF"/>
+              <w:left w:val="single" w:sz="4" w:space="0" w:color="BFBFBF"/>
+              <w:bottom w:val="single" w:sz="4" w:space="0" w:color="BFBFBF"/>
+              <w:right w:val="single" w:sz="4" w:space="0" w:color="BFBFBF"/>
+            </w:tcBorders>
+            <w:tcMar>
+              <w:top w:w="40" w:type="dxa"/>
+              <w:left w:w="80" w:type="dxa"/>
+              <w:bottom w:w="40" w:type="dxa"/>
+              <w:right w:w="80" w:type="dxa"/>
+            </w:tcMar>
+          </w:tcPr>
+          <w:p>
+            <w:r>
+              <w:rPr>
+                <w:color w:val="000000"/>
+                <w:sz w:val="18"/>
+                <w:szCs w:val="18"/>
+              </w:rPr>
+              <w:t>Config (mobile)</w:t>
+            </w:r>
+          </w:p>
+        </w:tc>
+        <w:tc>
+          <w:tcPr>
+            <w:tcW w:w="1100" w:type="dxa"/>
+            <w:tcBorders>
+              <w:top w:val="single" w:sz="4" w:space="0" w:color="BFBFBF"/>
+              <w:left w:val="single" w:sz="4" w:space="0" w:color="BFBFBF"/>
+              <w:bottom w:val="single" w:sz="4" w:space="0" w:color="BFBFBF"/>
+              <w:right w:val="single" w:sz="4" w:space="0" w:color="BFBFBF"/>
+            </w:tcBorders>
+            <w:tcMar>
+              <w:top w:w="40" w:type="dxa"/>
+              <w:left w:w="80" w:type="dxa"/>
+              <w:bottom w:w="40" w:type="dxa"/>
+              <w:right w:w="80" w:type="dxa"/>
+            </w:tcMar>
+          </w:tcPr>
+          <w:p>
+            <w:r>
+              <w:rPr>
+                <w:color w:val="000000"/>
+                <w:sz w:val="18"/>
+                <w:szCs w:val="18"/>
+              </w:rPr>
+              <w:t>Medium</w:t>
+            </w:r>
+          </w:p>
+        </w:tc>
+        <w:tc>
+          <w:tcPr>
+            <w:tcW w:w="3480" w:type="dxa"/>
+            <w:tcBorders>
+              <w:top w:val="single" w:sz="4" w:space="0" w:color="BFBFBF"/>
+              <w:left w:val="single" w:sz="4" w:space="0" w:color="BFBFBF"/>
+              <w:bottom w:val="single" w:sz="4" w:space="0" w:color="BFBFBF"/>
+              <w:right w:val="single" w:sz="4" w:space="0" w:color="BFBFBF"/>
+            </w:tcBorders>
+            <w:tcMar>
+              <w:top w:w="40" w:type="dxa"/>
+              <w:left w:w="80" w:type="dxa"/>
+              <w:bottom w:w="40" w:type="dxa"/>
+              <w:right w:w="80" w:type="dxa"/>
+            </w:tcMar>
+          </w:tcPr>
+          <w:p>
+            <w:r>
+              <w:rPr>
+                <w:color w:val="000000"/>
+                <w:sz w:val="18"/>
+                <w:szCs w:val="18"/>
+              </w:rPr>
+              <w:t>.env.example sets EXPO_PUBLIC_AI_MODEL_URL=http://localhost:8000 — AI meal plan and chatbot are unreachable from a device/emulator with the default</w:t>
+            </w:r>
+          </w:p>
+        </w:tc>
+        <w:tc>
+          <w:tcPr>
+            <w:tcW w:w="1900" w:type="dxa"/>
+            <w:tcBorders>
+              <w:top w:val="single" w:sz="4" w:space="0" w:color="BFBFBF"/>
+              <w:left w:val="single" w:sz="4" w:space="0" w:color="BFBFBF"/>
+              <w:bottom w:val="single" w:sz="4" w:space="0" w:color="BFBFBF"/>
+              <w:right w:val="single" w:sz="4" w:space="0" w:color="BFBFBF"/>
+            </w:tcBorders>
+            <w:tcMar>
+              <w:top w:w="40" w:type="dxa"/>
+              <w:left w:w="80" w:type="dxa"/>
+              <w:bottom w:w="40" w:type="dxa"/>
+              <w:right w:w="80" w:type="dxa"/>
+            </w:tcMar>
+          </w:tcPr>
+          <w:p>
+            <w:r>
+              <w:rPr>
+                <w:color w:val="000000"/>
+                <w:sz w:val="18"/>
+                <w:szCs w:val="18"/>
+              </w:rPr>
+              <w:t>Open</w:t>
+            </w:r>
+          </w:p>
+        </w:tc>
+      </w:tr>
+      <w:tr>
+        <w:tc>
+          <w:tcPr>
+            <w:tcW w:w="820" w:type="dxa"/>
+            <w:tcBorders>
+              <w:top w:val="single" w:sz="4" w:space="0" w:color="BFBFBF"/>
+              <w:left w:val="single" w:sz="4" w:space="0" w:color="BFBFBF"/>
+              <w:bottom w:val="single" w:sz="4" w:space="0" w:color="BFBFBF"/>
+              <w:right w:val="single" w:sz="4" w:space="0" w:color="BFBFBF"/>
+            </w:tcBorders>
+            <w:shd w:val="clear" w:color="auto" w:fill="F2F2F2"/>
+            <w:tcMar>
+              <w:top w:w="40" w:type="dxa"/>
+              <w:left w:w="80" w:type="dxa"/>
+              <w:bottom w:w="40" w:type="dxa"/>
+              <w:right w:w="80" w:type="dxa"/>
+            </w:tcMar>
+          </w:tcPr>
+          <w:p>
+            <w:r>
+              <w:rPr>
+                <w:color w:val="000000"/>
+                <w:sz w:val="18"/>
+                <w:szCs w:val="18"/>
+              </w:rPr>
+              <w:t>D-11</w:t>
+            </w:r>
+          </w:p>
+        </w:tc>
+        <w:tc>
+          <w:tcPr>
+            <w:tcW w:w="1900" w:type="dxa"/>
+            <w:tcBorders>
+              <w:top w:val="single" w:sz="4" w:space="0" w:color="BFBFBF"/>
+              <w:left w:val="single" w:sz="4" w:space="0" w:color="BFBFBF"/>
+              <w:bottom w:val="single" w:sz="4" w:space="0" w:color="BFBFBF"/>
+              <w:right w:val="single" w:sz="4" w:space="0" w:color="BFBFBF"/>
+            </w:tcBorders>
+            <w:shd w:val="clear" w:color="auto" w:fill="F2F2F2"/>
+            <w:tcMar>
+              <w:top w:w="40" w:type="dxa"/>
+              <w:left w:w="80" w:type="dxa"/>
+              <w:bottom w:w="40" w:type="dxa"/>
+              <w:right w:w="80" w:type="dxa"/>
+            </w:tcMar>
+          </w:tcPr>
+          <w:p>
+            <w:r>
+              <w:rPr>
+                <w:color w:val="000000"/>
+                <w:sz w:val="18"/>
+                <w:szCs w:val="18"/>
+              </w:rPr>
+              <w:t>Config (web)</w:t>
+            </w:r>
+          </w:p>
+        </w:tc>
+        <w:tc>
+          <w:tcPr>
+            <w:tcW w:w="1100" w:type="dxa"/>
+            <w:tcBorders>
+              <w:top w:val="single" w:sz="4" w:space="0" w:color="BFBFBF"/>
+              <w:left w:val="single" w:sz="4" w:space="0" w:color="BFBFBF"/>
+              <w:bottom w:val="single" w:sz="4" w:space="0" w:color="BFBFBF"/>
+              <w:right w:val="single" w:sz="4" w:space="0" w:color="BFBFBF"/>
+            </w:tcBorders>
+            <w:shd w:val="clear" w:color="auto" w:fill="F2F2F2"/>
+            <w:tcMar>
+              <w:top w:w="40" w:type="dxa"/>
+              <w:left w:w="80" w:type="dxa"/>
+              <w:bottom w:w="40" w:type="dxa"/>
+              <w:right w:w="80" w:type="dxa"/>
+            </w:tcMar>
+          </w:tcPr>
+          <w:p>
+            <w:r>
+              <w:rPr>
+                <w:color w:val="000000"/>
+                <w:sz w:val="18"/>
+                <w:szCs w:val="18"/>
+              </w:rPr>
+              <w:t>Medium</w:t>
+            </w:r>
+          </w:p>
+        </w:tc>
+        <w:tc>
+          <w:tcPr>
+            <w:tcW w:w="3480" w:type="dxa"/>
+            <w:tcBorders>
+              <w:top w:val="single" w:sz="4" w:space="0" w:color="BFBFBF"/>
+              <w:left w:val="single" w:sz="4" w:space="0" w:color="BFBFBF"/>
+              <w:bottom w:val="single" w:sz="4" w:space="0" w:color="BFBFBF"/>
+              <w:right w:val="single" w:sz="4" w:space="0" w:color="BFBFBF"/>
+            </w:tcBorders>
+            <w:shd w:val="clear" w:color="auto" w:fill="F2F2F2"/>
+            <w:tcMar>
+              <w:top w:w="40" w:type="dxa"/>
+              <w:left w:w="80" w:type="dxa"/>
+              <w:bottom w:w="40" w:type="dxa"/>
+              <w:right w:w="80" w:type="dxa"/>
+            </w:tcMar>
+          </w:tcPr>
+          <w:p>
+            <w:r>
+              <w:rPr>
+                <w:color w:val="000000"/>
+                <w:sz w:val="18"/>
+                <w:szCs w:val="18"/>
+              </w:rPr>
+              <w:t>Many calls default to https://localhost:8443 when REACT_APP_API_BASE_URL is unset (auth, home contact/subscribe, water, chat) — fail outside local dev</w:t>
+            </w:r>
+          </w:p>
+        </w:tc>
+        <w:tc>
+          <w:tcPr>
+            <w:tcW w:w="1900" w:type="dxa"/>
+            <w:tcBorders>
+              <w:top w:val="single" w:sz="4" w:space="0" w:color="BFBFBF"/>
+              <w:left w:val="single" w:sz="4" w:space="0" w:color="BFBFBF"/>
+              <w:bottom w:val="single" w:sz="4" w:space="0" w:color="BFBFBF"/>
+              <w:right w:val="single" w:sz="4" w:space="0" w:color="BFBFBF"/>
+            </w:tcBorders>
+            <w:shd w:val="clear" w:color="auto" w:fill="F2F2F2"/>
+            <w:tcMar>
+              <w:top w:w="40" w:type="dxa"/>
+              <w:left w:w="80" w:type="dxa"/>
+              <w:bottom w:w="40" w:type="dxa"/>
+              <w:right w:w="80" w:type="dxa"/>
+            </w:tcMar>
+          </w:tcPr>
+          <w:p>
+            <w:r>
+              <w:rPr>
+                <w:color w:val="000000"/>
+                <w:sz w:val="18"/>
+                <w:szCs w:val="18"/>
+              </w:rPr>
+              <w:t>Open</w:t>
+            </w:r>
+          </w:p>
+        </w:tc>
+      </w:tr>
+      <w:tr>
+        <w:tc>
+          <w:tcPr>
+            <w:tcW w:w="820" w:type="dxa"/>
+            <w:tcBorders>
+              <w:top w:val="single" w:sz="4" w:space="0" w:color="BFBFBF"/>
+              <w:left w:val="single" w:sz="4" w:space="0" w:color="BFBFBF"/>
+              <w:bottom w:val="single" w:sz="4" w:space="0" w:color="BFBFBF"/>
+              <w:right w:val="single" w:sz="4" w:space="0" w:color="BFBFBF"/>
+            </w:tcBorders>
+            <w:tcMar>
+              <w:top w:w="40" w:type="dxa"/>
+              <w:left w:w="80" w:type="dxa"/>
+              <w:bottom w:w="40" w:type="dxa"/>
+              <w:right w:w="80" w:type="dxa"/>
+            </w:tcMar>
+          </w:tcPr>
+          <w:p>
+            <w:r>
+              <w:rPr>
+                <w:color w:val="000000"/>
+                <w:sz w:val="18"/>
+                <w:szCs w:val="18"/>
+              </w:rPr>
+              <w:t>D-12</w:t>
+            </w:r>
+          </w:p>
+        </w:tc>
+        <w:tc>
+          <w:tcPr>
+            <w:tcW w:w="1900" w:type="dxa"/>
+            <w:tcBorders>
+              <w:top w:val="single" w:sz="4" w:space="0" w:color="BFBFBF"/>
+              <w:left w:val="single" w:sz="4" w:space="0" w:color="BFBFBF"/>
+              <w:bottom w:val="single" w:sz="4" w:space="0" w:color="BFBFBF"/>
+              <w:right w:val="single" w:sz="4" w:space="0" w:color="BFBFBF"/>
+            </w:tcBorders>
+            <w:tcMar>
+              <w:top w:w="40" w:type="dxa"/>
+              <w:left w:w="80" w:type="dxa"/>
+              <w:bottom w:w="40" w:type="dxa"/>
+              <w:right w:w="80" w:type="dxa"/>
+            </w:tcMar>
+          </w:tcPr>
+          <w:p>
+            <w:r>
+              <w:rPr>
+                <w:color w:val="000000"/>
+                <w:sz w:val="18"/>
+                <w:szCs w:val="18"/>
+              </w:rPr>
+              <w:t>Security / hygiene (mobile)</w:t>
+            </w:r>
+          </w:p>
+        </w:tc>
+        <w:tc>
+          <w:tcPr>
+            <w:tcW w:w="1100" w:type="dxa"/>
+            <w:tcBorders>
+              <w:top w:val="single" w:sz="4" w:space="0" w:color="BFBFBF"/>
+              <w:left w:val="single" w:sz="4" w:space="0" w:color="BFBFBF"/>
+              <w:bottom w:val="single" w:sz="4" w:space="0" w:color="BFBFBF"/>
+              <w:right w:val="single" w:sz="4" w:space="0" w:color="BFBFBF"/>
+            </w:tcBorders>
+            <w:tcMar>
+              <w:top w:w="40" w:type="dxa"/>
+              <w:left w:w="80" w:type="dxa"/>
+              <w:bottom w:w="40" w:type="dxa"/>
+              <w:right w:w="80" w:type="dxa"/>
+            </w:tcMar>
+          </w:tcPr>
+          <w:p>
+            <w:r>
+              <w:rPr>
+                <w:color w:val="000000"/>
+                <w:sz w:val="18"/>
+                <w:szCs w:val="18"/>
+              </w:rPr>
+              <w:t>Low</w:t>
+            </w:r>
+          </w:p>
+        </w:tc>
+        <w:tc>
+          <w:tcPr>
+            <w:tcW w:w="3480" w:type="dxa"/>
+            <w:tcBorders>
+              <w:top w:val="single" w:sz="4" w:space="0" w:color="BFBFBF"/>
+              <w:left w:val="single" w:sz="4" w:space="0" w:color="BFBFBF"/>
+              <w:bottom w:val="single" w:sz="4" w:space="0" w:color="BFBFBF"/>
+              <w:right w:val="single" w:sz="4" w:space="0" w:color="BFBFBF"/>
+            </w:tcBorders>
+            <w:tcMar>
+              <w:top w:w="40" w:type="dxa"/>
+              <w:left w:w="80" w:type="dxa"/>
+              <w:bottom w:w="40" w:type="dxa"/>
+              <w:right w:w="80" w:type="dxa"/>
+            </w:tcMar>
+          </w:tcPr>
+          <w:p>
+            <w:r>
+              <w:rPr>
+                <w:color w:val="000000"/>
+                <w:sz w:val="18"/>
+                <w:szCs w:val="18"/>
+              </w:rPr>
+              <w:t>A Supabase anon JWT is committed in .env.example. Anon keys are public by design, but example files should not carry live keys</w:t>
+            </w:r>
+          </w:p>
+        </w:tc>
+        <w:tc>
+          <w:tcPr>
+            <w:tcW w:w="1900" w:type="dxa"/>
+            <w:tcBorders>
+              <w:top w:val="single" w:sz="4" w:space="0" w:color="BFBFBF"/>
+              <w:left w:val="single" w:sz="4" w:space="0" w:color="BFBFBF"/>
+              <w:bottom w:val="single" w:sz="4" w:space="0" w:color="BFBFBF"/>
+              <w:right w:val="single" w:sz="4" w:space="0" w:color="BFBFBF"/>
+            </w:tcBorders>
+            <w:tcMar>
+              <w:top w:w="40" w:type="dxa"/>
+              <w:left w:w="80" w:type="dxa"/>
+              <w:bottom w:w="40" w:type="dxa"/>
+              <w:right w:w="80" w:type="dxa"/>
+            </w:tcMar>
+          </w:tcPr>
+          <w:p>
+            <w:r>
+              <w:rPr>
+                <w:color w:val="000000"/>
+                <w:sz w:val="18"/>
+                <w:szCs w:val="18"/>
+              </w:rPr>
+              <w:t>Open</w:t>
+            </w:r>
+          </w:p>
+        </w:tc>
+      </w:tr>
+      <w:tr>
+        <w:tc>
+          <w:tcPr>
+            <w:tcW w:w="820" w:type="dxa"/>
+            <w:tcBorders>
+              <w:top w:val="single" w:sz="4" w:space="0" w:color="BFBFBF"/>
+              <w:left w:val="single" w:sz="4" w:space="0" w:color="BFBFBF"/>
+              <w:bottom w:val="single" w:sz="4" w:space="0" w:color="BFBFBF"/>
+              <w:right w:val="single" w:sz="4" w:space="0" w:color="BFBFBF"/>
+            </w:tcBorders>
+            <w:shd w:val="clear" w:color="auto" w:fill="F2F2F2"/>
+            <w:tcMar>
+              <w:top w:w="40" w:type="dxa"/>
+              <w:left w:w="80" w:type="dxa"/>
+              <w:bottom w:w="40" w:type="dxa"/>
+              <w:right w:w="80" w:type="dxa"/>
+            </w:tcMar>
+          </w:tcPr>
+          <w:p>
+            <w:r>
+              <w:rPr>
+                <w:color w:val="000000"/>
+                <w:sz w:val="18"/>
+                <w:szCs w:val="18"/>
+              </w:rPr>
+              <w:t>D-13</w:t>
+            </w:r>
+          </w:p>
+        </w:tc>
+        <w:tc>
+          <w:tcPr>
+            <w:tcW w:w="1900" w:type="dxa"/>
+            <w:tcBorders>
+              <w:top w:val="single" w:sz="4" w:space="0" w:color="BFBFBF"/>
+              <w:left w:val="single" w:sz="4" w:space="0" w:color="BFBFBF"/>
+              <w:bottom w:val="single" w:sz="4" w:space="0" w:color="BFBFBF"/>
+              <w:right w:val="single" w:sz="4" w:space="0" w:color="BFBFBF"/>
+            </w:tcBorders>
+            <w:shd w:val="clear" w:color="auto" w:fill="F2F2F2"/>
+            <w:tcMar>
+              <w:top w:w="40" w:type="dxa"/>
+              <w:left w:w="80" w:type="dxa"/>
+              <w:bottom w:w="40" w:type="dxa"/>
+              <w:right w:w="80" w:type="dxa"/>
+            </w:tcMar>
+          </w:tcPr>
+          <w:p>
+            <w:r>
+              <w:rPr>
+                <w:color w:val="000000"/>
+                <w:sz w:val="18"/>
+                <w:szCs w:val="18"/>
+              </w:rPr>
+              <w:t>Security / hygiene (web)</w:t>
+            </w:r>
+          </w:p>
+        </w:tc>
+        <w:tc>
+          <w:tcPr>
+            <w:tcW w:w="1100" w:type="dxa"/>
+            <w:tcBorders>
+              <w:top w:val="single" w:sz="4" w:space="0" w:color="BFBFBF"/>
+              <w:left w:val="single" w:sz="4" w:space="0" w:color="BFBFBF"/>
+              <w:bottom w:val="single" w:sz="4" w:space="0" w:color="BFBFBF"/>
+              <w:right w:val="single" w:sz="4" w:space="0" w:color="BFBFBF"/>
+            </w:tcBorders>
+            <w:shd w:val="clear" w:color="auto" w:fill="F2F2F2"/>
+            <w:tcMar>
+              <w:top w:w="40" w:type="dxa"/>
+              <w:left w:w="80" w:type="dxa"/>
+              <w:bottom w:w="40" w:type="dxa"/>
+              <w:right w:w="80" w:type="dxa"/>
+            </w:tcMar>
+          </w:tcPr>
+          <w:p>
+            <w:r>
+              <w:rPr>
+                <w:color w:val="000000"/>
+                <w:sz w:val="18"/>
+                <w:szCs w:val="18"/>
+              </w:rPr>
+              <w:t>Low</w:t>
+            </w:r>
+          </w:p>
+        </w:tc>
+        <w:tc>
+          <w:tcPr>
+            <w:tcW w:w="3480" w:type="dxa"/>
+            <w:tcBorders>
+              <w:top w:val="single" w:sz="4" w:space="0" w:color="BFBFBF"/>
+              <w:left w:val="single" w:sz="4" w:space="0" w:color="BFBFBF"/>
+              <w:bottom w:val="single" w:sz="4" w:space="0" w:color="BFBFBF"/>
+              <w:right w:val="single" w:sz="4" w:space="0" w:color="BFBFBF"/>
+            </w:tcBorders>
+            <w:shd w:val="clear" w:color="auto" w:fill="F2F2F2"/>
+            <w:tcMar>
+              <w:top w:w="40" w:type="dxa"/>
+              <w:left w:w="80" w:type="dxa"/>
+              <w:bottom w:w="40" w:type="dxa"/>
+              <w:right w:w="80" w:type="dxa"/>
+            </w:tcMar>
+          </w:tcPr>
+          <w:p>
+            <w:r>
+              <w:rPr>
+                <w:color w:val="000000"/>
+                <w:sz w:val="18"/>
+                <w:szCs w:val="18"/>
+              </w:rPr>
+              <w:t>Firebase web apiKey is hardcoded in src/utils/firebase.js. Firebase web keys are public by design, but should come from env/config</w:t>
+            </w:r>
+          </w:p>
+        </w:tc>
+        <w:tc>
+          <w:tcPr>
+            <w:tcW w:w="1900" w:type="dxa"/>
+            <w:tcBorders>
+              <w:top w:val="single" w:sz="4" w:space="0" w:color="BFBFBF"/>
+              <w:left w:val="single" w:sz="4" w:space="0" w:color="BFBFBF"/>
+              <w:bottom w:val="single" w:sz="4" w:space="0" w:color="BFBFBF"/>
+              <w:right w:val="single" w:sz="4" w:space="0" w:color="BFBFBF"/>
+            </w:tcBorders>
+            <w:shd w:val="clear" w:color="auto" w:fill="F2F2F2"/>
+            <w:tcMar>
+              <w:top w:w="40" w:type="dxa"/>
+              <w:left w:w="80" w:type="dxa"/>
+              <w:bottom w:w="40" w:type="dxa"/>
+              <w:right w:w="80" w:type="dxa"/>
+            </w:tcMar>
+          </w:tcPr>
+          <w:p>
+            <w:r>
+              <w:rPr>
+                <w:color w:val="000000"/>
+                <w:sz w:val="18"/>
+                <w:szCs w:val="18"/>
+              </w:rPr>
+              <w:t>Open</w:t>
+            </w:r>
+          </w:p>
+        </w:tc>
+      </w:tr>
+      <w:tr>
+        <w:tc>
+          <w:tcPr>
+            <w:tcW w:w="820" w:type="dxa"/>
+            <w:tcBorders>
+              <w:top w:val="single" w:sz="4" w:space="0" w:color="BFBFBF"/>
+              <w:left w:val="single" w:sz="4" w:space="0" w:color="BFBFBF"/>
+              <w:bottom w:val="single" w:sz="4" w:space="0" w:color="BFBFBF"/>
+              <w:right w:val="single" w:sz="4" w:space="0" w:color="BFBFBF"/>
+            </w:tcBorders>
+            <w:tcMar>
+              <w:top w:w="40" w:type="dxa"/>
+              <w:left w:w="80" w:type="dxa"/>
+              <w:bottom w:w="40" w:type="dxa"/>
+              <w:right w:w="80" w:type="dxa"/>
+            </w:tcMar>
+          </w:tcPr>
+          <w:p>
+            <w:r>
+              <w:rPr>
+                <w:color w:val="000000"/>
+                <w:sz w:val="18"/>
+                <w:szCs w:val="18"/>
+              </w:rPr>
+              <w:t>D-14</w:t>
+            </w:r>
+          </w:p>
+        </w:tc>
+        <w:tc>
+          <w:tcPr>
+            <w:tcW w:w="1900" w:type="dxa"/>
+            <w:tcBorders>
+              <w:top w:val="single" w:sz="4" w:space="0" w:color="BFBFBF"/>
+              <w:left w:val="single" w:sz="4" w:space="0" w:color="BFBFBF"/>
+              <w:bottom w:val="single" w:sz="4" w:space="0" w:color="BFBFBF"/>
+              <w:right w:val="single" w:sz="4" w:space="0" w:color="BFBFBF"/>
+            </w:tcBorders>
+            <w:tcMar>
+              <w:top w:w="40" w:type="dxa"/>
+              <w:left w:w="80" w:type="dxa"/>
+              <w:bottom w:w="40" w:type="dxa"/>
+              <w:right w:w="80" w:type="dxa"/>
+            </w:tcMar>
+          </w:tcPr>
+          <w:p>
+            <w:r>
+              <w:rPr>
+                <w:color w:val="000000"/>
+                <w:sz w:val="18"/>
+                <w:szCs w:val="18"/>
+              </w:rPr>
+              <w:t>Reliability (mobile)</w:t>
+            </w:r>
+          </w:p>
+        </w:tc>
+        <w:tc>
+          <w:tcPr>
+            <w:tcW w:w="1100" w:type="dxa"/>
+            <w:tcBorders>
+              <w:top w:val="single" w:sz="4" w:space="0" w:color="BFBFBF"/>
+              <w:left w:val="single" w:sz="4" w:space="0" w:color="BFBFBF"/>
+              <w:bottom w:val="single" w:sz="4" w:space="0" w:color="BFBFBF"/>
+              <w:right w:val="single" w:sz="4" w:space="0" w:color="BFBFBF"/>
+            </w:tcBorders>
+            <w:tcMar>
+              <w:top w:w="40" w:type="dxa"/>
+              <w:left w:w="80" w:type="dxa"/>
+              <w:bottom w:w="40" w:type="dxa"/>
+              <w:right w:w="80" w:type="dxa"/>
+            </w:tcMar>
+          </w:tcPr>
+          <w:p>
+            <w:r>
+              <w:rPr>
+                <w:color w:val="000000"/>
+                <w:sz w:val="18"/>
+                <w:szCs w:val="18"/>
+              </w:rPr>
+              <w:t>Low</w:t>
+            </w:r>
+          </w:p>
+        </w:tc>
+        <w:tc>
+          <w:tcPr>
+            <w:tcW w:w="3480" w:type="dxa"/>
+            <w:tcBorders>
+              <w:top w:val="single" w:sz="4" w:space="0" w:color="BFBFBF"/>
+              <w:left w:val="single" w:sz="4" w:space="0" w:color="BFBFBF"/>
+              <w:bottom w:val="single" w:sz="4" w:space="0" w:color="BFBFBF"/>
+              <w:right w:val="single" w:sz="4" w:space="0" w:color="BFBFBF"/>
+            </w:tcBorders>
+            <w:tcMar>
+              <w:top w:w="40" w:type="dxa"/>
+              <w:left w:w="80" w:type="dxa"/>
+              <w:bottom w:w="40" w:type="dxa"/>
+              <w:right w:w="80" w:type="dxa"/>
+            </w:tcMar>
+          </w:tcPr>
+          <w:p>
+            <w:r>
+              <w:rPr>
+                <w:color w:val="000000"/>
+                <w:sz w:val="18"/>
+                <w:szCs w:val="18"/>
+              </w:rPr>
+              <w:t>Empty catch blocks swallow errors in HealthConditionsContext, FloatingChatbot/ChatModal and WaterTracker — failures are silent</w:t>
+            </w:r>
+          </w:p>
+        </w:tc>
+        <w:tc>
+          <w:tcPr>
+            <w:tcW w:w="1900" w:type="dxa"/>
+            <w:tcBorders>
+              <w:top w:val="single" w:sz="4" w:space="0" w:color="BFBFBF"/>
+              <w:left w:val="single" w:sz="4" w:space="0" w:color="BFBFBF"/>
+              <w:bottom w:val="single" w:sz="4" w:space="0" w:color="BFBFBF"/>
+              <w:right w:val="single" w:sz="4" w:space="0" w:color="BFBFBF"/>
+            </w:tcBorders>
+            <w:tcMar>
+              <w:top w:w="40" w:type="dxa"/>
+              <w:left w:w="80" w:type="dxa"/>
+              <w:bottom w:w="40" w:type="dxa"/>
+              <w:right w:w="80" w:type="dxa"/>
+            </w:tcMar>
+          </w:tcPr>
+          <w:p>
+            <w:r>
+              <w:rPr>
+                <w:color w:val="000000"/>
+                <w:sz w:val="18"/>
+                <w:szCs w:val="18"/>
+              </w:rPr>
+              <w:t>Open</w:t>
+            </w:r>
+          </w:p>
+        </w:tc>
+      </w:tr>
+      <w:tr>
+        <w:tc>
+          <w:tcPr>
+            <w:tcW w:w="820" w:type="dxa"/>
+            <w:tcBorders>
+              <w:top w:val="single" w:sz="4" w:space="0" w:color="BFBFBF"/>
+              <w:left w:val="single" w:sz="4" w:space="0" w:color="BFBFBF"/>
+              <w:bottom w:val="single" w:sz="4" w:space="0" w:color="BFBFBF"/>
+              <w:right w:val="single" w:sz="4" w:space="0" w:color="BFBFBF"/>
+            </w:tcBorders>
+            <w:shd w:val="clear" w:color="auto" w:fill="F2F2F2"/>
+            <w:tcMar>
+              <w:top w:w="40" w:type="dxa"/>
+              <w:left w:w="80" w:type="dxa"/>
+              <w:bottom w:w="40" w:type="dxa"/>
+              <w:right w:w="80" w:type="dxa"/>
+            </w:tcMar>
+          </w:tcPr>
+          <w:p>
+            <w:r>
+              <w:rPr>
+                <w:color w:val="000000"/>
+                <w:sz w:val="18"/>
+                <w:szCs w:val="18"/>
+              </w:rPr>
+              <w:t>D-15</w:t>
+            </w:r>
+          </w:p>
+        </w:tc>
+        <w:tc>
+          <w:tcPr>
+            <w:tcW w:w="1900" w:type="dxa"/>
+            <w:tcBorders>
+              <w:top w:val="single" w:sz="4" w:space="0" w:color="BFBFBF"/>
+              <w:left w:val="single" w:sz="4" w:space="0" w:color="BFBFBF"/>
+              <w:bottom w:val="single" w:sz="4" w:space="0" w:color="BFBFBF"/>
+              <w:right w:val="single" w:sz="4" w:space="0" w:color="BFBFBF"/>
+            </w:tcBorders>
+            <w:shd w:val="clear" w:color="auto" w:fill="F2F2F2"/>
+            <w:tcMar>
+              <w:top w:w="40" w:type="dxa"/>
+              <w:left w:w="80" w:type="dxa"/>
+              <w:bottom w:w="40" w:type="dxa"/>
+              <w:right w:w="80" w:type="dxa"/>
+            </w:tcMar>
+          </w:tcPr>
+          <w:p>
+            <w:r>
+              <w:rPr>
+                <w:color w:val="000000"/>
+                <w:sz w:val="18"/>
+                <w:szCs w:val="18"/>
+              </w:rPr>
+              <w:t>Admin (mobile)</w:t>
+            </w:r>
+          </w:p>
+        </w:tc>
+        <w:tc>
+          <w:tcPr>
+            <w:tcW w:w="1100" w:type="dxa"/>
+            <w:tcBorders>
+              <w:top w:val="single" w:sz="4" w:space="0" w:color="BFBFBF"/>
+              <w:left w:val="single" w:sz="4" w:space="0" w:color="BFBFBF"/>
+              <w:bottom w:val="single" w:sz="4" w:space="0" w:color="BFBFBF"/>
+              <w:right w:val="single" w:sz="4" w:space="0" w:color="BFBFBF"/>
+            </w:tcBorders>
+            <w:shd w:val="clear" w:color="auto" w:fill="F2F2F2"/>
+            <w:tcMar>
+              <w:top w:w="40" w:type="dxa"/>
+              <w:left w:w="80" w:type="dxa"/>
+              <w:bottom w:w="40" w:type="dxa"/>
+              <w:right w:w="80" w:type="dxa"/>
+            </w:tcMar>
+          </w:tcPr>
+          <w:p>
+            <w:r>
+              <w:rPr>
+                <w:color w:val="000000"/>
+                <w:sz w:val="18"/>
+                <w:szCs w:val="18"/>
+              </w:rPr>
+              <w:t>Low</w:t>
+            </w:r>
+          </w:p>
+        </w:tc>
+        <w:tc>
+          <w:tcPr>
+            <w:tcW w:w="3480" w:type="dxa"/>
+            <w:tcBorders>
+              <w:top w:val="single" w:sz="4" w:space="0" w:color="BFBFBF"/>
+              <w:left w:val="single" w:sz="4" w:space="0" w:color="BFBFBF"/>
+              <w:bottom w:val="single" w:sz="4" w:space="0" w:color="BFBFBF"/>
+              <w:right w:val="single" w:sz="4" w:space="0" w:color="BFBFBF"/>
+            </w:tcBorders>
+            <w:shd w:val="clear" w:color="auto" w:fill="F2F2F2"/>
+            <w:tcMar>
+              <w:top w:w="40" w:type="dxa"/>
+              <w:left w:w="80" w:type="dxa"/>
+              <w:bottom w:w="40" w:type="dxa"/>
+              <w:right w:w="80" w:type="dxa"/>
+            </w:tcMar>
+          </w:tcPr>
+          <w:p>
+            <w:r>
+              <w:rPr>
+                <w:color w:val="000000"/>
+                <w:sz w:val="18"/>
+                <w:szCs w:val="18"/>
+              </w:rPr>
+              <w:t>No Admin capability on mobile (web-only)</w:t>
+            </w:r>
+          </w:p>
+        </w:tc>
+        <w:tc>
+          <w:tcPr>
+            <w:tcW w:w="1900" w:type="dxa"/>
+            <w:tcBorders>
+              <w:top w:val="single" w:sz="4" w:space="0" w:color="BFBFBF"/>
+              <w:left w:val="single" w:sz="4" w:space="0" w:color="BFBFBF"/>
+              <w:bottom w:val="single" w:sz="4" w:space="0" w:color="BFBFBF"/>
+              <w:right w:val="single" w:sz="4" w:space="0" w:color="BFBFBF"/>
+            </w:tcBorders>
+            <w:shd w:val="clear" w:color="auto" w:fill="F2F2F2"/>
+            <w:tcMar>
+              <w:top w:w="40" w:type="dxa"/>
+              <w:left w:w="80" w:type="dxa"/>
+              <w:bottom w:w="40" w:type="dxa"/>
+              <w:right w:w="80" w:type="dxa"/>
+            </w:tcMar>
+          </w:tcPr>
+          <w:p>
+            <w:r>
+              <w:rPr>
+                <w:color w:val="000000"/>
+                <w:sz w:val="18"/>
+                <w:szCs w:val="18"/>
+              </w:rPr>
+              <w:t>By design / confirm</w:t>
+            </w:r>
+          </w:p>
+        </w:tc>
+      </w:tr>
+      <w:tr>
+        <w:tc>
+          <w:tcPr>
+            <w:tcW w:w="820" w:type="dxa"/>
+            <w:tcBorders>
+              <w:top w:val="single" w:sz="4" w:space="0" w:color="BFBFBF"/>
+              <w:left w:val="single" w:sz="4" w:space="0" w:color="BFBFBF"/>
+              <w:bottom w:val="single" w:sz="4" w:space="0" w:color="BFBFBF"/>
+              <w:right w:val="single" w:sz="4" w:space="0" w:color="BFBFBF"/>
+            </w:tcBorders>
+            <w:shd w:val="clear" w:color="auto" w:fill="F2F2F2"/>
+            <w:tcMar>
+              <w:top w:w="40" w:type="dxa"/>
+              <w:left w:w="80" w:type="dxa"/>
+              <w:bottom w:w="40" w:type="dxa"/>
+              <w:right w:w="80" w:type="dxa"/>
+            </w:tcMar>
+          </w:tcPr>
+          <w:p>
+            <w:r>
+              <w:rPr>
+                <w:color w:val="000000"/>
+                <w:sz w:val="18"/>
+                <w:szCs w:val="18"/>
+              </w:rPr>
+              <w:t>D-16</w:t>
+            </w:r>
+          </w:p>
+        </w:tc>
+        <w:tc>
+          <w:tcPr>
+            <w:tcW w:w="1900" w:type="dxa"/>
+            <w:tcBorders>
+              <w:top w:val="single" w:sz="4" w:space="0" w:color="BFBFBF"/>
+              <w:left w:val="single" w:sz="4" w:space="0" w:color="BFBFBF"/>
+              <w:bottom w:val="single" w:sz="4" w:space="0" w:color="BFBFBF"/>
+              <w:right w:val="single" w:sz="4" w:space="0" w:color="BFBFBF"/>
+            </w:tcBorders>
+            <w:shd w:val="clear" w:color="auto" w:fill="F2F2F2"/>
+            <w:tcMar>
+              <w:top w:w="40" w:type="dxa"/>
+              <w:left w:w="80" w:type="dxa"/>
+              <w:bottom w:w="40" w:type="dxa"/>
+              <w:right w:w="80" w:type="dxa"/>
+            </w:tcMar>
+          </w:tcPr>
+          <w:p>
+            <w:r>
+              <w:rPr>
+                <w:color w:val="000000"/>
+                <w:sz w:val="18"/>
+                <w:szCs w:val="18"/>
+              </w:rPr>
+              <w:t>Navigation (web)</w:t>
+            </w:r>
+          </w:p>
+        </w:tc>
+        <w:tc>
+          <w:tcPr>
+            <w:tcW w:w="1100" w:type="dxa"/>
+            <w:tcBorders>
+              <w:top w:val="single" w:sz="4" w:space="0" w:color="BFBFBF"/>
+              <w:left w:val="single" w:sz="4" w:space="0" w:color="BFBFBF"/>
+              <w:bottom w:val="single" w:sz="4" w:space="0" w:color="BFBFBF"/>
+              <w:right w:val="single" w:sz="4" w:space="0" w:color="BFBFBF"/>
+            </w:tcBorders>
+            <w:shd w:val="clear" w:color="auto" w:fill="F2F2F2"/>
+            <w:tcMar>
+              <w:top w:w="40" w:type="dxa"/>
+              <w:left w:w="80" w:type="dxa"/>
+              <w:bottom w:w="40" w:type="dxa"/>
+              <w:right w:w="80" w:type="dxa"/>
+            </w:tcMar>
+          </w:tcPr>
+          <w:p>
+            <w:r>
+              <w:rPr>
+                <w:color w:val="000000"/>
+                <w:sz w:val="18"/>
+                <w:szCs w:val="18"/>
+              </w:rPr>
+              <w:t>Medium</w:t>
+            </w:r>
+          </w:p>
+        </w:tc>
+        <w:tc>
+          <w:tcPr>
+            <w:tcW w:w="3480" w:type="dxa"/>
+            <w:tcBorders>
+              <w:top w:val="single" w:sz="4" w:space="0" w:color="BFBFBF"/>
+              <w:left w:val="single" w:sz="4" w:space="0" w:color="BFBFBF"/>
+              <w:bottom w:val="single" w:sz="4" w:space="0" w:color="BFBFBF"/>
+              <w:right w:val="single" w:sz="4" w:space="0" w:color="BFBFBF"/>
+            </w:tcBorders>
+            <w:shd w:val="clear" w:color="auto" w:fill="F2F2F2"/>
+            <w:tcMar>
+              <w:top w:w="40" w:type="dxa"/>
+              <w:left w:w="80" w:type="dxa"/>
+              <w:bottom w:w="40" w:type="dxa"/>
+              <w:right w:w="80" w:type="dxa"/>
+            </w:tcMar>
+          </w:tcPr>
+          <w:p>
+            <w:r>
+              <w:rPr>
+                <w:color w:val="000000"/>
+                <w:sz w:val="18"/>
+                <w:szCs w:val="18"/>
+              </w:rPr>
+              <w:t xml:space="preserve">Web Community (/community) and Admin (/admin) pages exist and render, but have no navigation </w:t>
             </w:r>
             <w:r>
               <w:rPr>
@@ -8183,23 +10285,7 @@
                 <w:szCs w:val="18"/>
               </w:rPr>
               <w:lastRenderedPageBreak/>
-              <w:t xml:space="preserve">placeholder and Community is not in the tab bar </w:t>
-            </w:r>
-            <w:r>
-              <w:rPr>
-                <w:color w:val="000000"/>
-                <w:sz w:val="18"/>
-                <w:szCs w:val="18"/>
-              </w:rPr>
-              <w:t>-</w:t>
-            </w:r>
-            <w:r>
-              <w:rPr>
-                <w:color w:val="000000"/>
-                <w:sz w:val="18"/>
-                <w:szCs w:val="18"/>
-              </w:rPr>
-              <w:t xml:space="preserve"> feature not implemented on mobile</w:t>
+              <w:t>links/buttons anywhere in the UI — reachable only by manually entering the URL, so users cannot discover them.</w:t>
             </w:r>
           </w:p>
         </w:tc>
@@ -8229,2023 +10315,6 @@
               </w:rPr>
               <w:lastRenderedPageBreak/>
               <w:t>Open</w:t>
-            </w:r>
-          </w:p>
-        </w:tc>
-      </w:tr>
-      <w:tr>
-        <w:tc>
-          <w:tcPr>
-            <w:tcW w:w="820" w:type="dxa"/>
-            <w:tcBorders>
-              <w:top w:val="single" w:sz="4" w:space="0" w:color="BFBFBF"/>
-              <w:left w:val="single" w:sz="4" w:space="0" w:color="BFBFBF"/>
-              <w:bottom w:val="single" w:sz="4" w:space="0" w:color="BFBFBF"/>
-              <w:right w:val="single" w:sz="4" w:space="0" w:color="BFBFBF"/>
-            </w:tcBorders>
-            <w:tcMar>
-              <w:top w:w="40" w:type="dxa"/>
-              <w:left w:w="80" w:type="dxa"/>
-              <w:bottom w:w="40" w:type="dxa"/>
-              <w:right w:w="80" w:type="dxa"/>
-            </w:tcMar>
-          </w:tcPr>
-          <w:p>
-            <w:r>
-              <w:rPr>
-                <w:color w:val="000000"/>
-                <w:sz w:val="18"/>
-                <w:szCs w:val="18"/>
-              </w:rPr>
-              <w:t>D-02</w:t>
-            </w:r>
-          </w:p>
-        </w:tc>
-        <w:tc>
-          <w:tcPr>
-            <w:tcW w:w="1900" w:type="dxa"/>
-            <w:tcBorders>
-              <w:top w:val="single" w:sz="4" w:space="0" w:color="BFBFBF"/>
-              <w:left w:val="single" w:sz="4" w:space="0" w:color="BFBFBF"/>
-              <w:bottom w:val="single" w:sz="4" w:space="0" w:color="BFBFBF"/>
-              <w:right w:val="single" w:sz="4" w:space="0" w:color="BFBFBF"/>
-            </w:tcBorders>
-            <w:tcMar>
-              <w:top w:w="40" w:type="dxa"/>
-              <w:left w:w="80" w:type="dxa"/>
-              <w:bottom w:w="40" w:type="dxa"/>
-              <w:right w:w="80" w:type="dxa"/>
-            </w:tcMar>
-          </w:tcPr>
-          <w:p>
-            <w:r>
-              <w:rPr>
-                <w:color w:val="000000"/>
-                <w:sz w:val="18"/>
-                <w:szCs w:val="18"/>
-              </w:rPr>
-              <w:t>Community (web)</w:t>
-            </w:r>
-          </w:p>
-        </w:tc>
-        <w:tc>
-          <w:tcPr>
-            <w:tcW w:w="1100" w:type="dxa"/>
-            <w:tcBorders>
-              <w:top w:val="single" w:sz="4" w:space="0" w:color="BFBFBF"/>
-              <w:left w:val="single" w:sz="4" w:space="0" w:color="BFBFBF"/>
-              <w:bottom w:val="single" w:sz="4" w:space="0" w:color="BFBFBF"/>
-              <w:right w:val="single" w:sz="4" w:space="0" w:color="BFBFBF"/>
-            </w:tcBorders>
-            <w:tcMar>
-              <w:top w:w="40" w:type="dxa"/>
-              <w:left w:w="80" w:type="dxa"/>
-              <w:bottom w:w="40" w:type="dxa"/>
-              <w:right w:w="80" w:type="dxa"/>
-            </w:tcMar>
-          </w:tcPr>
-          <w:p>
-            <w:r>
-              <w:rPr>
-                <w:color w:val="000000"/>
-                <w:sz w:val="18"/>
-                <w:szCs w:val="18"/>
-              </w:rPr>
-              <w:t>Medium</w:t>
-            </w:r>
-          </w:p>
-        </w:tc>
-        <w:tc>
-          <w:tcPr>
-            <w:tcW w:w="3480" w:type="dxa"/>
-            <w:tcBorders>
-              <w:top w:val="single" w:sz="4" w:space="0" w:color="BFBFBF"/>
-              <w:left w:val="single" w:sz="4" w:space="0" w:color="BFBFBF"/>
-              <w:bottom w:val="single" w:sz="4" w:space="0" w:color="BFBFBF"/>
-              <w:right w:val="single" w:sz="4" w:space="0" w:color="BFBFBF"/>
-            </w:tcBorders>
-            <w:tcMar>
-              <w:top w:w="40" w:type="dxa"/>
-              <w:left w:w="80" w:type="dxa"/>
-              <w:bottom w:w="40" w:type="dxa"/>
-              <w:right w:w="80" w:type="dxa"/>
-            </w:tcMar>
-          </w:tcPr>
-          <w:p>
-            <w:r>
-              <w:rPr>
-                <w:color w:val="000000"/>
-                <w:sz w:val="18"/>
-                <w:szCs w:val="18"/>
-              </w:rPr>
-              <w:t xml:space="preserve">Leaderboard “Progress” shows “Progress feature coming soon…” and its fetch is commented out (FitnessJourney.jsx) </w:t>
-            </w:r>
-            <w:r>
-              <w:rPr>
-                <w:color w:val="000000"/>
-                <w:sz w:val="18"/>
-                <w:szCs w:val="18"/>
-              </w:rPr>
-              <w:t>-</w:t>
-            </w:r>
-            <w:r>
-              <w:rPr>
-                <w:color w:val="000000"/>
-                <w:sz w:val="18"/>
-                <w:szCs w:val="18"/>
-              </w:rPr>
-              <w:t xml:space="preserve"> incomplete</w:t>
-            </w:r>
-          </w:p>
-        </w:tc>
-        <w:tc>
-          <w:tcPr>
-            <w:tcW w:w="1900" w:type="dxa"/>
-            <w:tcBorders>
-              <w:top w:val="single" w:sz="4" w:space="0" w:color="BFBFBF"/>
-              <w:left w:val="single" w:sz="4" w:space="0" w:color="BFBFBF"/>
-              <w:bottom w:val="single" w:sz="4" w:space="0" w:color="BFBFBF"/>
-              <w:right w:val="single" w:sz="4" w:space="0" w:color="BFBFBF"/>
-            </w:tcBorders>
-            <w:tcMar>
-              <w:top w:w="40" w:type="dxa"/>
-              <w:left w:w="80" w:type="dxa"/>
-              <w:bottom w:w="40" w:type="dxa"/>
-              <w:right w:w="80" w:type="dxa"/>
-            </w:tcMar>
-          </w:tcPr>
-          <w:p>
-            <w:r>
-              <w:rPr>
-                <w:color w:val="000000"/>
-                <w:sz w:val="18"/>
-                <w:szCs w:val="18"/>
-              </w:rPr>
-              <w:t>Open</w:t>
-            </w:r>
-          </w:p>
-        </w:tc>
-      </w:tr>
-      <w:tr>
-        <w:tc>
-          <w:tcPr>
-            <w:tcW w:w="820" w:type="dxa"/>
-            <w:tcBorders>
-              <w:top w:val="single" w:sz="4" w:space="0" w:color="BFBFBF"/>
-              <w:left w:val="single" w:sz="4" w:space="0" w:color="BFBFBF"/>
-              <w:bottom w:val="single" w:sz="4" w:space="0" w:color="BFBFBF"/>
-              <w:right w:val="single" w:sz="4" w:space="0" w:color="BFBFBF"/>
-            </w:tcBorders>
-            <w:shd w:val="clear" w:color="auto" w:fill="F2F2F2"/>
-            <w:tcMar>
-              <w:top w:w="40" w:type="dxa"/>
-              <w:left w:w="80" w:type="dxa"/>
-              <w:bottom w:w="40" w:type="dxa"/>
-              <w:right w:w="80" w:type="dxa"/>
-            </w:tcMar>
-          </w:tcPr>
-          <w:p>
-            <w:r>
-              <w:rPr>
-                <w:color w:val="000000"/>
-                <w:sz w:val="18"/>
-                <w:szCs w:val="18"/>
-              </w:rPr>
-              <w:t>D-03</w:t>
-            </w:r>
-          </w:p>
-        </w:tc>
-        <w:tc>
-          <w:tcPr>
-            <w:tcW w:w="1900" w:type="dxa"/>
-            <w:tcBorders>
-              <w:top w:val="single" w:sz="4" w:space="0" w:color="BFBFBF"/>
-              <w:left w:val="single" w:sz="4" w:space="0" w:color="BFBFBF"/>
-              <w:bottom w:val="single" w:sz="4" w:space="0" w:color="BFBFBF"/>
-              <w:right w:val="single" w:sz="4" w:space="0" w:color="BFBFBF"/>
-            </w:tcBorders>
-            <w:shd w:val="clear" w:color="auto" w:fill="F2F2F2"/>
-            <w:tcMar>
-              <w:top w:w="40" w:type="dxa"/>
-              <w:left w:w="80" w:type="dxa"/>
-              <w:bottom w:w="40" w:type="dxa"/>
-              <w:right w:w="80" w:type="dxa"/>
-            </w:tcMar>
-          </w:tcPr>
-          <w:p>
-            <w:r>
-              <w:rPr>
-                <w:color w:val="000000"/>
-                <w:sz w:val="18"/>
-                <w:szCs w:val="18"/>
-              </w:rPr>
-              <w:t>Meal Planning (mobile)</w:t>
-            </w:r>
-          </w:p>
-        </w:tc>
-        <w:tc>
-          <w:tcPr>
-            <w:tcW w:w="1100" w:type="dxa"/>
-            <w:tcBorders>
-              <w:top w:val="single" w:sz="4" w:space="0" w:color="BFBFBF"/>
-              <w:left w:val="single" w:sz="4" w:space="0" w:color="BFBFBF"/>
-              <w:bottom w:val="single" w:sz="4" w:space="0" w:color="BFBFBF"/>
-              <w:right w:val="single" w:sz="4" w:space="0" w:color="BFBFBF"/>
-            </w:tcBorders>
-            <w:shd w:val="clear" w:color="auto" w:fill="F2F2F2"/>
-            <w:tcMar>
-              <w:top w:w="40" w:type="dxa"/>
-              <w:left w:w="80" w:type="dxa"/>
-              <w:bottom w:w="40" w:type="dxa"/>
-              <w:right w:w="80" w:type="dxa"/>
-            </w:tcMar>
-          </w:tcPr>
-          <w:p>
-            <w:r>
-              <w:rPr>
-                <w:color w:val="000000"/>
-                <w:sz w:val="18"/>
-                <w:szCs w:val="18"/>
-              </w:rPr>
-              <w:t>Medium</w:t>
-            </w:r>
-          </w:p>
-        </w:tc>
-        <w:tc>
-          <w:tcPr>
-            <w:tcW w:w="3480" w:type="dxa"/>
-            <w:tcBorders>
-              <w:top w:val="single" w:sz="4" w:space="0" w:color="BFBFBF"/>
-              <w:left w:val="single" w:sz="4" w:space="0" w:color="BFBFBF"/>
-              <w:bottom w:val="single" w:sz="4" w:space="0" w:color="BFBFBF"/>
-              <w:right w:val="single" w:sz="4" w:space="0" w:color="BFBFBF"/>
-            </w:tcBorders>
-            <w:shd w:val="clear" w:color="auto" w:fill="F2F2F2"/>
-            <w:tcMar>
-              <w:top w:w="40" w:type="dxa"/>
-              <w:left w:w="80" w:type="dxa"/>
-              <w:bottom w:w="40" w:type="dxa"/>
-              <w:right w:w="80" w:type="dxa"/>
-            </w:tcMar>
-          </w:tcPr>
-          <w:p>
-            <w:r>
-              <w:rPr>
-                <w:color w:val="000000"/>
-                <w:sz w:val="18"/>
-                <w:szCs w:val="18"/>
-              </w:rPr>
-              <w:t xml:space="preserve">MealStack routes EditDailyPlanScreen and MenuScreen are placeholders </w:t>
-            </w:r>
-            <w:r>
-              <w:rPr>
-                <w:color w:val="000000"/>
-                <w:sz w:val="18"/>
-                <w:szCs w:val="18"/>
-              </w:rPr>
-              <w:t xml:space="preserve">- </w:t>
-            </w:r>
-            <w:r>
-              <w:rPr>
-                <w:color w:val="000000"/>
-                <w:sz w:val="18"/>
-                <w:szCs w:val="18"/>
-              </w:rPr>
-              <w:t>edit-plan and menu flows are stubbed</w:t>
-            </w:r>
-          </w:p>
-        </w:tc>
-        <w:tc>
-          <w:tcPr>
-            <w:tcW w:w="1900" w:type="dxa"/>
-            <w:tcBorders>
-              <w:top w:val="single" w:sz="4" w:space="0" w:color="BFBFBF"/>
-              <w:left w:val="single" w:sz="4" w:space="0" w:color="BFBFBF"/>
-              <w:bottom w:val="single" w:sz="4" w:space="0" w:color="BFBFBF"/>
-              <w:right w:val="single" w:sz="4" w:space="0" w:color="BFBFBF"/>
-            </w:tcBorders>
-            <w:shd w:val="clear" w:color="auto" w:fill="F2F2F2"/>
-            <w:tcMar>
-              <w:top w:w="40" w:type="dxa"/>
-              <w:left w:w="80" w:type="dxa"/>
-              <w:bottom w:w="40" w:type="dxa"/>
-              <w:right w:w="80" w:type="dxa"/>
-            </w:tcMar>
-          </w:tcPr>
-          <w:p>
-            <w:r>
-              <w:rPr>
-                <w:color w:val="000000"/>
-                <w:sz w:val="18"/>
-                <w:szCs w:val="18"/>
-              </w:rPr>
-              <w:t>Open</w:t>
-            </w:r>
-          </w:p>
-        </w:tc>
-      </w:tr>
-      <w:tr>
-        <w:tc>
-          <w:tcPr>
-            <w:tcW w:w="820" w:type="dxa"/>
-            <w:tcBorders>
-              <w:top w:val="single" w:sz="4" w:space="0" w:color="BFBFBF"/>
-              <w:left w:val="single" w:sz="4" w:space="0" w:color="BFBFBF"/>
-              <w:bottom w:val="single" w:sz="4" w:space="0" w:color="BFBFBF"/>
-              <w:right w:val="single" w:sz="4" w:space="0" w:color="BFBFBF"/>
-            </w:tcBorders>
-            <w:tcMar>
-              <w:top w:w="40" w:type="dxa"/>
-              <w:left w:w="80" w:type="dxa"/>
-              <w:bottom w:w="40" w:type="dxa"/>
-              <w:right w:w="80" w:type="dxa"/>
-            </w:tcMar>
-          </w:tcPr>
-          <w:p>
-            <w:r>
-              <w:rPr>
-                <w:color w:val="000000"/>
-                <w:sz w:val="18"/>
-                <w:szCs w:val="18"/>
-              </w:rPr>
-              <w:t>D-04</w:t>
-            </w:r>
-          </w:p>
-        </w:tc>
-        <w:tc>
-          <w:tcPr>
-            <w:tcW w:w="1900" w:type="dxa"/>
-            <w:tcBorders>
-              <w:top w:val="single" w:sz="4" w:space="0" w:color="BFBFBF"/>
-              <w:left w:val="single" w:sz="4" w:space="0" w:color="BFBFBF"/>
-              <w:bottom w:val="single" w:sz="4" w:space="0" w:color="BFBFBF"/>
-              <w:right w:val="single" w:sz="4" w:space="0" w:color="BFBFBF"/>
-            </w:tcBorders>
-            <w:tcMar>
-              <w:top w:w="40" w:type="dxa"/>
-              <w:left w:w="80" w:type="dxa"/>
-              <w:bottom w:w="40" w:type="dxa"/>
-              <w:right w:w="80" w:type="dxa"/>
-            </w:tcMar>
-          </w:tcPr>
-          <w:p>
-            <w:r>
-              <w:rPr>
-                <w:color w:val="000000"/>
-                <w:sz w:val="18"/>
-                <w:szCs w:val="18"/>
-              </w:rPr>
-              <w:t>Meal Planning (web)</w:t>
-            </w:r>
-          </w:p>
-        </w:tc>
-        <w:tc>
-          <w:tcPr>
-            <w:tcW w:w="1100" w:type="dxa"/>
-            <w:tcBorders>
-              <w:top w:val="single" w:sz="4" w:space="0" w:color="BFBFBF"/>
-              <w:left w:val="single" w:sz="4" w:space="0" w:color="BFBFBF"/>
-              <w:bottom w:val="single" w:sz="4" w:space="0" w:color="BFBFBF"/>
-              <w:right w:val="single" w:sz="4" w:space="0" w:color="BFBFBF"/>
-            </w:tcBorders>
-            <w:tcMar>
-              <w:top w:w="40" w:type="dxa"/>
-              <w:left w:w="80" w:type="dxa"/>
-              <w:bottom w:w="40" w:type="dxa"/>
-              <w:right w:w="80" w:type="dxa"/>
-            </w:tcMar>
-          </w:tcPr>
-          <w:p>
-            <w:r>
-              <w:rPr>
-                <w:color w:val="000000"/>
-                <w:sz w:val="18"/>
-                <w:szCs w:val="18"/>
-              </w:rPr>
-              <w:t>Medium</w:t>
-            </w:r>
-          </w:p>
-        </w:tc>
-        <w:tc>
-          <w:tcPr>
-            <w:tcW w:w="3480" w:type="dxa"/>
-            <w:tcBorders>
-              <w:top w:val="single" w:sz="4" w:space="0" w:color="BFBFBF"/>
-              <w:left w:val="single" w:sz="4" w:space="0" w:color="BFBFBF"/>
-              <w:bottom w:val="single" w:sz="4" w:space="0" w:color="BFBFBF"/>
-              <w:right w:val="single" w:sz="4" w:space="0" w:color="BFBFBF"/>
-            </w:tcBorders>
-            <w:tcMar>
-              <w:top w:w="40" w:type="dxa"/>
-              <w:left w:w="80" w:type="dxa"/>
-              <w:bottom w:w="40" w:type="dxa"/>
-              <w:right w:w="80" w:type="dxa"/>
-            </w:tcMar>
-          </w:tcPr>
-          <w:p>
-            <w:r>
-              <w:rPr>
-                <w:color w:val="000000"/>
-                <w:sz w:val="18"/>
-                <w:szCs w:val="18"/>
-              </w:rPr>
-              <w:t xml:space="preserve">Shopping List (UI-Only-Pages) uses hardcoded data with TODO “Replace with actual API call when backend is ready” </w:t>
-            </w:r>
-            <w:r>
-              <w:rPr>
-                <w:color w:val="000000"/>
-                <w:sz w:val="18"/>
-                <w:szCs w:val="18"/>
-              </w:rPr>
-              <w:t>-</w:t>
-            </w:r>
-            <w:r>
-              <w:rPr>
-                <w:color w:val="000000"/>
-                <w:sz w:val="18"/>
-                <w:szCs w:val="18"/>
-              </w:rPr>
-              <w:t xml:space="preserve"> not backend-wired</w:t>
-            </w:r>
-          </w:p>
-        </w:tc>
-        <w:tc>
-          <w:tcPr>
-            <w:tcW w:w="1900" w:type="dxa"/>
-            <w:tcBorders>
-              <w:top w:val="single" w:sz="4" w:space="0" w:color="BFBFBF"/>
-              <w:left w:val="single" w:sz="4" w:space="0" w:color="BFBFBF"/>
-              <w:bottom w:val="single" w:sz="4" w:space="0" w:color="BFBFBF"/>
-              <w:right w:val="single" w:sz="4" w:space="0" w:color="BFBFBF"/>
-            </w:tcBorders>
-            <w:tcMar>
-              <w:top w:w="40" w:type="dxa"/>
-              <w:left w:w="80" w:type="dxa"/>
-              <w:bottom w:w="40" w:type="dxa"/>
-              <w:right w:w="80" w:type="dxa"/>
-            </w:tcMar>
-          </w:tcPr>
-          <w:p>
-            <w:r>
-              <w:rPr>
-                <w:color w:val="000000"/>
-                <w:sz w:val="18"/>
-                <w:szCs w:val="18"/>
-              </w:rPr>
-              <w:t>Open</w:t>
-            </w:r>
-          </w:p>
-        </w:tc>
-      </w:tr>
-      <w:tr>
-        <w:tc>
-          <w:tcPr>
-            <w:tcW w:w="820" w:type="dxa"/>
-            <w:tcBorders>
-              <w:top w:val="single" w:sz="4" w:space="0" w:color="BFBFBF"/>
-              <w:left w:val="single" w:sz="4" w:space="0" w:color="BFBFBF"/>
-              <w:bottom w:val="single" w:sz="4" w:space="0" w:color="BFBFBF"/>
-              <w:right w:val="single" w:sz="4" w:space="0" w:color="BFBFBF"/>
-            </w:tcBorders>
-            <w:shd w:val="clear" w:color="auto" w:fill="F2F2F2"/>
-            <w:tcMar>
-              <w:top w:w="40" w:type="dxa"/>
-              <w:left w:w="80" w:type="dxa"/>
-              <w:bottom w:w="40" w:type="dxa"/>
-              <w:right w:w="80" w:type="dxa"/>
-            </w:tcMar>
-          </w:tcPr>
-          <w:p>
-            <w:r>
-              <w:rPr>
-                <w:color w:val="000000"/>
-                <w:sz w:val="18"/>
-                <w:szCs w:val="18"/>
-              </w:rPr>
-              <w:t>D-05</w:t>
-            </w:r>
-          </w:p>
-        </w:tc>
-        <w:tc>
-          <w:tcPr>
-            <w:tcW w:w="1900" w:type="dxa"/>
-            <w:tcBorders>
-              <w:top w:val="single" w:sz="4" w:space="0" w:color="BFBFBF"/>
-              <w:left w:val="single" w:sz="4" w:space="0" w:color="BFBFBF"/>
-              <w:bottom w:val="single" w:sz="4" w:space="0" w:color="BFBFBF"/>
-              <w:right w:val="single" w:sz="4" w:space="0" w:color="BFBFBF"/>
-            </w:tcBorders>
-            <w:shd w:val="clear" w:color="auto" w:fill="F2F2F2"/>
-            <w:tcMar>
-              <w:top w:w="40" w:type="dxa"/>
-              <w:left w:w="80" w:type="dxa"/>
-              <w:bottom w:w="40" w:type="dxa"/>
-              <w:right w:w="80" w:type="dxa"/>
-            </w:tcMar>
-          </w:tcPr>
-          <w:p>
-            <w:r>
-              <w:rPr>
-                <w:color w:val="000000"/>
-                <w:sz w:val="18"/>
-                <w:szCs w:val="18"/>
-              </w:rPr>
-              <w:t>Scan (web)</w:t>
-            </w:r>
-          </w:p>
-        </w:tc>
-        <w:tc>
-          <w:tcPr>
-            <w:tcW w:w="1100" w:type="dxa"/>
-            <w:tcBorders>
-              <w:top w:val="single" w:sz="4" w:space="0" w:color="BFBFBF"/>
-              <w:left w:val="single" w:sz="4" w:space="0" w:color="BFBFBF"/>
-              <w:bottom w:val="single" w:sz="4" w:space="0" w:color="BFBFBF"/>
-              <w:right w:val="single" w:sz="4" w:space="0" w:color="BFBFBF"/>
-            </w:tcBorders>
-            <w:shd w:val="clear" w:color="auto" w:fill="F2F2F2"/>
-            <w:tcMar>
-              <w:top w:w="40" w:type="dxa"/>
-              <w:left w:w="80" w:type="dxa"/>
-              <w:bottom w:w="40" w:type="dxa"/>
-              <w:right w:w="80" w:type="dxa"/>
-            </w:tcMar>
-          </w:tcPr>
-          <w:p>
-            <w:r>
-              <w:rPr>
-                <w:color w:val="000000"/>
-                <w:sz w:val="18"/>
-                <w:szCs w:val="18"/>
-              </w:rPr>
-              <w:t>Medium</w:t>
-            </w:r>
-          </w:p>
-        </w:tc>
-        <w:tc>
-          <w:tcPr>
-            <w:tcW w:w="3480" w:type="dxa"/>
-            <w:tcBorders>
-              <w:top w:val="single" w:sz="4" w:space="0" w:color="BFBFBF"/>
-              <w:left w:val="single" w:sz="4" w:space="0" w:color="BFBFBF"/>
-              <w:bottom w:val="single" w:sz="4" w:space="0" w:color="BFBFBF"/>
-              <w:right w:val="single" w:sz="4" w:space="0" w:color="BFBFBF"/>
-            </w:tcBorders>
-            <w:shd w:val="clear" w:color="auto" w:fill="F2F2F2"/>
-            <w:tcMar>
-              <w:top w:w="40" w:type="dxa"/>
-              <w:left w:w="80" w:type="dxa"/>
-              <w:bottom w:w="40" w:type="dxa"/>
-              <w:right w:w="80" w:type="dxa"/>
-            </w:tcMar>
-          </w:tcPr>
-          <w:p>
-            <w:r>
-              <w:rPr>
-                <w:color w:val="000000"/>
-                <w:sz w:val="18"/>
-                <w:szCs w:val="18"/>
-              </w:rPr>
-              <w:t xml:space="preserve">Scan Products lives under UI-Only-Pages/ScanProducts </w:t>
-            </w:r>
-            <w:r>
-              <w:rPr>
-                <w:color w:val="000000"/>
-                <w:sz w:val="18"/>
-                <w:szCs w:val="18"/>
-              </w:rPr>
-              <w:t>-</w:t>
-            </w:r>
-            <w:r>
-              <w:rPr>
-                <w:color w:val="000000"/>
-                <w:sz w:val="18"/>
-                <w:szCs w:val="18"/>
-              </w:rPr>
-              <w:t xml:space="preserve"> appears UI-only with no real backend scan; confirm on web</w:t>
-            </w:r>
-          </w:p>
-        </w:tc>
-        <w:tc>
-          <w:tcPr>
-            <w:tcW w:w="1900" w:type="dxa"/>
-            <w:tcBorders>
-              <w:top w:val="single" w:sz="4" w:space="0" w:color="BFBFBF"/>
-              <w:left w:val="single" w:sz="4" w:space="0" w:color="BFBFBF"/>
-              <w:bottom w:val="single" w:sz="4" w:space="0" w:color="BFBFBF"/>
-              <w:right w:val="single" w:sz="4" w:space="0" w:color="BFBFBF"/>
-            </w:tcBorders>
-            <w:shd w:val="clear" w:color="auto" w:fill="F2F2F2"/>
-            <w:tcMar>
-              <w:top w:w="40" w:type="dxa"/>
-              <w:left w:w="80" w:type="dxa"/>
-              <w:bottom w:w="40" w:type="dxa"/>
-              <w:right w:w="80" w:type="dxa"/>
-            </w:tcMar>
-          </w:tcPr>
-          <w:p>
-            <w:r>
-              <w:rPr>
-                <w:color w:val="000000"/>
-                <w:sz w:val="18"/>
-                <w:szCs w:val="18"/>
-              </w:rPr>
-              <w:t>Open / confirm</w:t>
-            </w:r>
-          </w:p>
-        </w:tc>
-      </w:tr>
-      <w:tr>
-        <w:tc>
-          <w:tcPr>
-            <w:tcW w:w="820" w:type="dxa"/>
-            <w:tcBorders>
-              <w:top w:val="single" w:sz="4" w:space="0" w:color="BFBFBF"/>
-              <w:left w:val="single" w:sz="4" w:space="0" w:color="BFBFBF"/>
-              <w:bottom w:val="single" w:sz="4" w:space="0" w:color="BFBFBF"/>
-              <w:right w:val="single" w:sz="4" w:space="0" w:color="BFBFBF"/>
-            </w:tcBorders>
-            <w:tcMar>
-              <w:top w:w="40" w:type="dxa"/>
-              <w:left w:w="80" w:type="dxa"/>
-              <w:bottom w:w="40" w:type="dxa"/>
-              <w:right w:w="80" w:type="dxa"/>
-            </w:tcMar>
-          </w:tcPr>
-          <w:p>
-            <w:r>
-              <w:rPr>
-                <w:color w:val="000000"/>
-                <w:sz w:val="18"/>
-                <w:szCs w:val="18"/>
-              </w:rPr>
-              <w:t>D-06</w:t>
-            </w:r>
-          </w:p>
-        </w:tc>
-        <w:tc>
-          <w:tcPr>
-            <w:tcW w:w="1900" w:type="dxa"/>
-            <w:tcBorders>
-              <w:top w:val="single" w:sz="4" w:space="0" w:color="BFBFBF"/>
-              <w:left w:val="single" w:sz="4" w:space="0" w:color="BFBFBF"/>
-              <w:bottom w:val="single" w:sz="4" w:space="0" w:color="BFBFBF"/>
-              <w:right w:val="single" w:sz="4" w:space="0" w:color="BFBFBF"/>
-            </w:tcBorders>
-            <w:tcMar>
-              <w:top w:w="40" w:type="dxa"/>
-              <w:left w:w="80" w:type="dxa"/>
-              <w:bottom w:w="40" w:type="dxa"/>
-              <w:right w:w="80" w:type="dxa"/>
-            </w:tcMar>
-          </w:tcPr>
-          <w:p>
-            <w:r>
-              <w:rPr>
-                <w:color w:val="000000"/>
-                <w:sz w:val="18"/>
-                <w:szCs w:val="18"/>
-              </w:rPr>
-              <w:t>Account (mobile)</w:t>
-            </w:r>
-          </w:p>
-        </w:tc>
-        <w:tc>
-          <w:tcPr>
-            <w:tcW w:w="1100" w:type="dxa"/>
-            <w:tcBorders>
-              <w:top w:val="single" w:sz="4" w:space="0" w:color="BFBFBF"/>
-              <w:left w:val="single" w:sz="4" w:space="0" w:color="BFBFBF"/>
-              <w:bottom w:val="single" w:sz="4" w:space="0" w:color="BFBFBF"/>
-              <w:right w:val="single" w:sz="4" w:space="0" w:color="BFBFBF"/>
-            </w:tcBorders>
-            <w:tcMar>
-              <w:top w:w="40" w:type="dxa"/>
-              <w:left w:w="80" w:type="dxa"/>
-              <w:bottom w:w="40" w:type="dxa"/>
-              <w:right w:w="80" w:type="dxa"/>
-            </w:tcMar>
-          </w:tcPr>
-          <w:p>
-            <w:r>
-              <w:rPr>
-                <w:color w:val="000000"/>
-                <w:sz w:val="18"/>
-                <w:szCs w:val="18"/>
-              </w:rPr>
-              <w:t>Medium</w:t>
-            </w:r>
-          </w:p>
-        </w:tc>
-        <w:tc>
-          <w:tcPr>
-            <w:tcW w:w="3480" w:type="dxa"/>
-            <w:tcBorders>
-              <w:top w:val="single" w:sz="4" w:space="0" w:color="BFBFBF"/>
-              <w:left w:val="single" w:sz="4" w:space="0" w:color="BFBFBF"/>
-              <w:bottom w:val="single" w:sz="4" w:space="0" w:color="BFBFBF"/>
-              <w:right w:val="single" w:sz="4" w:space="0" w:color="BFBFBF"/>
-            </w:tcBorders>
-            <w:tcMar>
-              <w:top w:w="40" w:type="dxa"/>
-              <w:left w:w="80" w:type="dxa"/>
-              <w:bottom w:w="40" w:type="dxa"/>
-              <w:right w:w="80" w:type="dxa"/>
-            </w:tcMar>
-          </w:tcPr>
-          <w:p>
-            <w:r>
-              <w:rPr>
-                <w:color w:val="000000"/>
-                <w:sz w:val="18"/>
-                <w:szCs w:val="18"/>
-              </w:rPr>
-              <w:t>Built HealthToolsScreen is misrouted: AccountStack points route “HealthToolsScreen” to the placeholder, so the real screen is unreachable</w:t>
-            </w:r>
-          </w:p>
-        </w:tc>
-        <w:tc>
-          <w:tcPr>
-            <w:tcW w:w="1900" w:type="dxa"/>
-            <w:tcBorders>
-              <w:top w:val="single" w:sz="4" w:space="0" w:color="BFBFBF"/>
-              <w:left w:val="single" w:sz="4" w:space="0" w:color="BFBFBF"/>
-              <w:bottom w:val="single" w:sz="4" w:space="0" w:color="BFBFBF"/>
-              <w:right w:val="single" w:sz="4" w:space="0" w:color="BFBFBF"/>
-            </w:tcBorders>
-            <w:tcMar>
-              <w:top w:w="40" w:type="dxa"/>
-              <w:left w:w="80" w:type="dxa"/>
-              <w:bottom w:w="40" w:type="dxa"/>
-              <w:right w:w="80" w:type="dxa"/>
-            </w:tcMar>
-          </w:tcPr>
-          <w:p>
-            <w:r>
-              <w:rPr>
-                <w:color w:val="000000"/>
-                <w:sz w:val="18"/>
-                <w:szCs w:val="18"/>
-              </w:rPr>
-              <w:t>Open</w:t>
-            </w:r>
-          </w:p>
-        </w:tc>
-      </w:tr>
-      <w:tr>
-        <w:tc>
-          <w:tcPr>
-            <w:tcW w:w="820" w:type="dxa"/>
-            <w:tcBorders>
-              <w:top w:val="single" w:sz="4" w:space="0" w:color="BFBFBF"/>
-              <w:left w:val="single" w:sz="4" w:space="0" w:color="BFBFBF"/>
-              <w:bottom w:val="single" w:sz="4" w:space="0" w:color="BFBFBF"/>
-              <w:right w:val="single" w:sz="4" w:space="0" w:color="BFBFBF"/>
-            </w:tcBorders>
-            <w:shd w:val="clear" w:color="auto" w:fill="F2F2F2"/>
-            <w:tcMar>
-              <w:top w:w="40" w:type="dxa"/>
-              <w:left w:w="80" w:type="dxa"/>
-              <w:bottom w:w="40" w:type="dxa"/>
-              <w:right w:w="80" w:type="dxa"/>
-            </w:tcMar>
-          </w:tcPr>
-          <w:p>
-            <w:r>
-              <w:rPr>
-                <w:color w:val="000000"/>
-                <w:sz w:val="18"/>
-                <w:szCs w:val="18"/>
-              </w:rPr>
-              <w:t>D-07</w:t>
-            </w:r>
-          </w:p>
-        </w:tc>
-        <w:tc>
-          <w:tcPr>
-            <w:tcW w:w="1900" w:type="dxa"/>
-            <w:tcBorders>
-              <w:top w:val="single" w:sz="4" w:space="0" w:color="BFBFBF"/>
-              <w:left w:val="single" w:sz="4" w:space="0" w:color="BFBFBF"/>
-              <w:bottom w:val="single" w:sz="4" w:space="0" w:color="BFBFBF"/>
-              <w:right w:val="single" w:sz="4" w:space="0" w:color="BFBFBF"/>
-            </w:tcBorders>
-            <w:shd w:val="clear" w:color="auto" w:fill="F2F2F2"/>
-            <w:tcMar>
-              <w:top w:w="40" w:type="dxa"/>
-              <w:left w:w="80" w:type="dxa"/>
-              <w:bottom w:w="40" w:type="dxa"/>
-              <w:right w:w="80" w:type="dxa"/>
-            </w:tcMar>
-          </w:tcPr>
-          <w:p>
-            <w:r>
-              <w:rPr>
-                <w:color w:val="000000"/>
-                <w:sz w:val="18"/>
-                <w:szCs w:val="18"/>
-              </w:rPr>
-              <w:t>Home / Account (mobile)</w:t>
-            </w:r>
-          </w:p>
-        </w:tc>
-        <w:tc>
-          <w:tcPr>
-            <w:tcW w:w="1100" w:type="dxa"/>
-            <w:tcBorders>
-              <w:top w:val="single" w:sz="4" w:space="0" w:color="BFBFBF"/>
-              <w:left w:val="single" w:sz="4" w:space="0" w:color="BFBFBF"/>
-              <w:bottom w:val="single" w:sz="4" w:space="0" w:color="BFBFBF"/>
-              <w:right w:val="single" w:sz="4" w:space="0" w:color="BFBFBF"/>
-            </w:tcBorders>
-            <w:shd w:val="clear" w:color="auto" w:fill="F2F2F2"/>
-            <w:tcMar>
-              <w:top w:w="40" w:type="dxa"/>
-              <w:left w:w="80" w:type="dxa"/>
-              <w:bottom w:w="40" w:type="dxa"/>
-              <w:right w:w="80" w:type="dxa"/>
-            </w:tcMar>
-          </w:tcPr>
-          <w:p>
-            <w:r>
-              <w:rPr>
-                <w:color w:val="000000"/>
-                <w:sz w:val="18"/>
-                <w:szCs w:val="18"/>
-              </w:rPr>
-              <w:t>Low</w:t>
-            </w:r>
-          </w:p>
-        </w:tc>
-        <w:tc>
-          <w:tcPr>
-            <w:tcW w:w="3480" w:type="dxa"/>
-            <w:tcBorders>
-              <w:top w:val="single" w:sz="4" w:space="0" w:color="BFBFBF"/>
-              <w:left w:val="single" w:sz="4" w:space="0" w:color="BFBFBF"/>
-              <w:bottom w:val="single" w:sz="4" w:space="0" w:color="BFBFBF"/>
-              <w:right w:val="single" w:sz="4" w:space="0" w:color="BFBFBF"/>
-            </w:tcBorders>
-            <w:shd w:val="clear" w:color="auto" w:fill="F2F2F2"/>
-            <w:tcMar>
-              <w:top w:w="40" w:type="dxa"/>
-              <w:left w:w="80" w:type="dxa"/>
-              <w:bottom w:w="40" w:type="dxa"/>
-              <w:right w:w="80" w:type="dxa"/>
-            </w:tcMar>
-          </w:tcPr>
-          <w:p>
-            <w:r>
-              <w:rPr>
-                <w:color w:val="000000"/>
-                <w:sz w:val="18"/>
-                <w:szCs w:val="18"/>
-              </w:rPr>
-              <w:t>Several routes are placeholders: HealthNews, HealthNewsDetail, FAQ (Home); DietaryRequirements, ShoppingList, Appointments (Account)</w:t>
-            </w:r>
-          </w:p>
-        </w:tc>
-        <w:tc>
-          <w:tcPr>
-            <w:tcW w:w="1900" w:type="dxa"/>
-            <w:tcBorders>
-              <w:top w:val="single" w:sz="4" w:space="0" w:color="BFBFBF"/>
-              <w:left w:val="single" w:sz="4" w:space="0" w:color="BFBFBF"/>
-              <w:bottom w:val="single" w:sz="4" w:space="0" w:color="BFBFBF"/>
-              <w:right w:val="single" w:sz="4" w:space="0" w:color="BFBFBF"/>
-            </w:tcBorders>
-            <w:shd w:val="clear" w:color="auto" w:fill="F2F2F2"/>
-            <w:tcMar>
-              <w:top w:w="40" w:type="dxa"/>
-              <w:left w:w="80" w:type="dxa"/>
-              <w:bottom w:w="40" w:type="dxa"/>
-              <w:right w:w="80" w:type="dxa"/>
-            </w:tcMar>
-          </w:tcPr>
-          <w:p>
-            <w:r>
-              <w:rPr>
-                <w:color w:val="000000"/>
-                <w:sz w:val="18"/>
-                <w:szCs w:val="18"/>
-              </w:rPr>
-              <w:t>Open</w:t>
-            </w:r>
-          </w:p>
-        </w:tc>
-      </w:tr>
-      <w:tr>
-        <w:tc>
-          <w:tcPr>
-            <w:tcW w:w="820" w:type="dxa"/>
-            <w:tcBorders>
-              <w:top w:val="single" w:sz="4" w:space="0" w:color="BFBFBF"/>
-              <w:left w:val="single" w:sz="4" w:space="0" w:color="BFBFBF"/>
-              <w:bottom w:val="single" w:sz="4" w:space="0" w:color="BFBFBF"/>
-              <w:right w:val="single" w:sz="4" w:space="0" w:color="BFBFBF"/>
-            </w:tcBorders>
-            <w:tcMar>
-              <w:top w:w="40" w:type="dxa"/>
-              <w:left w:w="80" w:type="dxa"/>
-              <w:bottom w:w="40" w:type="dxa"/>
-              <w:right w:w="80" w:type="dxa"/>
-            </w:tcMar>
-          </w:tcPr>
-          <w:p>
-            <w:r>
-              <w:rPr>
-                <w:color w:val="000000"/>
-                <w:sz w:val="18"/>
-                <w:szCs w:val="18"/>
-              </w:rPr>
-              <w:t>D-08</w:t>
-            </w:r>
-          </w:p>
-        </w:tc>
-        <w:tc>
-          <w:tcPr>
-            <w:tcW w:w="1900" w:type="dxa"/>
-            <w:tcBorders>
-              <w:top w:val="single" w:sz="4" w:space="0" w:color="BFBFBF"/>
-              <w:left w:val="single" w:sz="4" w:space="0" w:color="BFBFBF"/>
-              <w:bottom w:val="single" w:sz="4" w:space="0" w:color="BFBFBF"/>
-              <w:right w:val="single" w:sz="4" w:space="0" w:color="BFBFBF"/>
-            </w:tcBorders>
-            <w:tcMar>
-              <w:top w:w="40" w:type="dxa"/>
-              <w:left w:w="80" w:type="dxa"/>
-              <w:bottom w:w="40" w:type="dxa"/>
-              <w:right w:w="80" w:type="dxa"/>
-            </w:tcMar>
-          </w:tcPr>
-          <w:p>
-            <w:r>
-              <w:rPr>
-                <w:color w:val="000000"/>
-                <w:sz w:val="18"/>
-                <w:szCs w:val="18"/>
-              </w:rPr>
-              <w:t>Meal / Health (mobile)</w:t>
-            </w:r>
-          </w:p>
-        </w:tc>
-        <w:tc>
-          <w:tcPr>
-            <w:tcW w:w="1100" w:type="dxa"/>
-            <w:tcBorders>
-              <w:top w:val="single" w:sz="4" w:space="0" w:color="BFBFBF"/>
-              <w:left w:val="single" w:sz="4" w:space="0" w:color="BFBFBF"/>
-              <w:bottom w:val="single" w:sz="4" w:space="0" w:color="BFBFBF"/>
-              <w:right w:val="single" w:sz="4" w:space="0" w:color="BFBFBF"/>
-            </w:tcBorders>
-            <w:tcMar>
-              <w:top w:w="40" w:type="dxa"/>
-              <w:left w:w="80" w:type="dxa"/>
-              <w:bottom w:w="40" w:type="dxa"/>
-              <w:right w:w="80" w:type="dxa"/>
-            </w:tcMar>
-          </w:tcPr>
-          <w:p>
-            <w:r>
-              <w:rPr>
-                <w:color w:val="000000"/>
-                <w:sz w:val="18"/>
-                <w:szCs w:val="18"/>
-              </w:rPr>
-              <w:t>Medium</w:t>
-            </w:r>
-          </w:p>
-        </w:tc>
-        <w:tc>
-          <w:tcPr>
-            <w:tcW w:w="3480" w:type="dxa"/>
-            <w:tcBorders>
-              <w:top w:val="single" w:sz="4" w:space="0" w:color="BFBFBF"/>
-              <w:left w:val="single" w:sz="4" w:space="0" w:color="BFBFBF"/>
-              <w:bottom w:val="single" w:sz="4" w:space="0" w:color="BFBFBF"/>
-              <w:right w:val="single" w:sz="4" w:space="0" w:color="BFBFBF"/>
-            </w:tcBorders>
-            <w:tcMar>
-              <w:top w:w="40" w:type="dxa"/>
-              <w:left w:w="80" w:type="dxa"/>
-              <w:bottom w:w="40" w:type="dxa"/>
-              <w:right w:w="80" w:type="dxa"/>
-            </w:tcMar>
-          </w:tcPr>
-          <w:p>
-            <w:r>
-              <w:rPr>
-                <w:color w:val="000000"/>
-                <w:sz w:val="18"/>
-                <w:szCs w:val="18"/>
-              </w:rPr>
-              <w:t>NutritionCalculator and HealthTools render hardcoded MOCK data (MOCK_PIE_DATA / MOCK_CALORIE_DATA) instead of the user’s real data</w:t>
-            </w:r>
-          </w:p>
-        </w:tc>
-        <w:tc>
-          <w:tcPr>
-            <w:tcW w:w="1900" w:type="dxa"/>
-            <w:tcBorders>
-              <w:top w:val="single" w:sz="4" w:space="0" w:color="BFBFBF"/>
-              <w:left w:val="single" w:sz="4" w:space="0" w:color="BFBFBF"/>
-              <w:bottom w:val="single" w:sz="4" w:space="0" w:color="BFBFBF"/>
-              <w:right w:val="single" w:sz="4" w:space="0" w:color="BFBFBF"/>
-            </w:tcBorders>
-            <w:tcMar>
-              <w:top w:w="40" w:type="dxa"/>
-              <w:left w:w="80" w:type="dxa"/>
-              <w:bottom w:w="40" w:type="dxa"/>
-              <w:right w:w="80" w:type="dxa"/>
-            </w:tcMar>
-          </w:tcPr>
-          <w:p>
-            <w:r>
-              <w:rPr>
-                <w:color w:val="000000"/>
-                <w:sz w:val="18"/>
-                <w:szCs w:val="18"/>
-              </w:rPr>
-              <w:t>Open</w:t>
-            </w:r>
-          </w:p>
-        </w:tc>
-      </w:tr>
-      <w:tr>
-        <w:tc>
-          <w:tcPr>
-            <w:tcW w:w="820" w:type="dxa"/>
-            <w:tcBorders>
-              <w:top w:val="single" w:sz="4" w:space="0" w:color="BFBFBF"/>
-              <w:left w:val="single" w:sz="4" w:space="0" w:color="BFBFBF"/>
-              <w:bottom w:val="single" w:sz="4" w:space="0" w:color="BFBFBF"/>
-              <w:right w:val="single" w:sz="4" w:space="0" w:color="BFBFBF"/>
-            </w:tcBorders>
-            <w:shd w:val="clear" w:color="auto" w:fill="F2F2F2"/>
-            <w:tcMar>
-              <w:top w:w="40" w:type="dxa"/>
-              <w:left w:w="80" w:type="dxa"/>
-              <w:bottom w:w="40" w:type="dxa"/>
-              <w:right w:w="80" w:type="dxa"/>
-            </w:tcMar>
-          </w:tcPr>
-          <w:p>
-            <w:r>
-              <w:rPr>
-                <w:color w:val="000000"/>
-                <w:sz w:val="18"/>
-                <w:szCs w:val="18"/>
-              </w:rPr>
-              <w:t>D-09</w:t>
-            </w:r>
-          </w:p>
-        </w:tc>
-        <w:tc>
-          <w:tcPr>
-            <w:tcW w:w="1900" w:type="dxa"/>
-            <w:tcBorders>
-              <w:top w:val="single" w:sz="4" w:space="0" w:color="BFBFBF"/>
-              <w:left w:val="single" w:sz="4" w:space="0" w:color="BFBFBF"/>
-              <w:bottom w:val="single" w:sz="4" w:space="0" w:color="BFBFBF"/>
-              <w:right w:val="single" w:sz="4" w:space="0" w:color="BFBFBF"/>
-            </w:tcBorders>
-            <w:shd w:val="clear" w:color="auto" w:fill="F2F2F2"/>
-            <w:tcMar>
-              <w:top w:w="40" w:type="dxa"/>
-              <w:left w:w="80" w:type="dxa"/>
-              <w:bottom w:w="40" w:type="dxa"/>
-              <w:right w:w="80" w:type="dxa"/>
-            </w:tcMar>
-          </w:tcPr>
-          <w:p>
-            <w:r>
-              <w:rPr>
-                <w:color w:val="000000"/>
-                <w:sz w:val="18"/>
-                <w:szCs w:val="18"/>
-              </w:rPr>
-              <w:t>Config (mobile)</w:t>
-            </w:r>
-          </w:p>
-        </w:tc>
-        <w:tc>
-          <w:tcPr>
-            <w:tcW w:w="1100" w:type="dxa"/>
-            <w:tcBorders>
-              <w:top w:val="single" w:sz="4" w:space="0" w:color="BFBFBF"/>
-              <w:left w:val="single" w:sz="4" w:space="0" w:color="BFBFBF"/>
-              <w:bottom w:val="single" w:sz="4" w:space="0" w:color="BFBFBF"/>
-              <w:right w:val="single" w:sz="4" w:space="0" w:color="BFBFBF"/>
-            </w:tcBorders>
-            <w:shd w:val="clear" w:color="auto" w:fill="F2F2F2"/>
-            <w:tcMar>
-              <w:top w:w="40" w:type="dxa"/>
-              <w:left w:w="80" w:type="dxa"/>
-              <w:bottom w:w="40" w:type="dxa"/>
-              <w:right w:w="80" w:type="dxa"/>
-            </w:tcMar>
-          </w:tcPr>
-          <w:p>
-            <w:r>
-              <w:rPr>
-                <w:color w:val="000000"/>
-                <w:sz w:val="18"/>
-                <w:szCs w:val="18"/>
-              </w:rPr>
-              <w:t>Medium</w:t>
-            </w:r>
-          </w:p>
-        </w:tc>
-        <w:tc>
-          <w:tcPr>
-            <w:tcW w:w="3480" w:type="dxa"/>
-            <w:tcBorders>
-              <w:top w:val="single" w:sz="4" w:space="0" w:color="BFBFBF"/>
-              <w:left w:val="single" w:sz="4" w:space="0" w:color="BFBFBF"/>
-              <w:bottom w:val="single" w:sz="4" w:space="0" w:color="BFBFBF"/>
-              <w:right w:val="single" w:sz="4" w:space="0" w:color="BFBFBF"/>
-            </w:tcBorders>
-            <w:shd w:val="clear" w:color="auto" w:fill="F2F2F2"/>
-            <w:tcMar>
-              <w:top w:w="40" w:type="dxa"/>
-              <w:left w:w="80" w:type="dxa"/>
-              <w:bottom w:w="40" w:type="dxa"/>
-              <w:right w:w="80" w:type="dxa"/>
-            </w:tcMar>
-          </w:tcPr>
-          <w:p>
-            <w:r>
-              <w:rPr>
-                <w:color w:val="000000"/>
-                <w:sz w:val="18"/>
-                <w:szCs w:val="18"/>
-              </w:rPr>
-              <w:t>services/healthPlanApi.js and chatbotApi.js hardcode the backend URL instead of EXPO_PUBLIC_API_BASE_URL used by baseApi — env changes won’t apply to AI plan/chatbot</w:t>
-            </w:r>
-          </w:p>
-        </w:tc>
-        <w:tc>
-          <w:tcPr>
-            <w:tcW w:w="1900" w:type="dxa"/>
-            <w:tcBorders>
-              <w:top w:val="single" w:sz="4" w:space="0" w:color="BFBFBF"/>
-              <w:left w:val="single" w:sz="4" w:space="0" w:color="BFBFBF"/>
-              <w:bottom w:val="single" w:sz="4" w:space="0" w:color="BFBFBF"/>
-              <w:right w:val="single" w:sz="4" w:space="0" w:color="BFBFBF"/>
-            </w:tcBorders>
-            <w:shd w:val="clear" w:color="auto" w:fill="F2F2F2"/>
-            <w:tcMar>
-              <w:top w:w="40" w:type="dxa"/>
-              <w:left w:w="80" w:type="dxa"/>
-              <w:bottom w:w="40" w:type="dxa"/>
-              <w:right w:w="80" w:type="dxa"/>
-            </w:tcMar>
-          </w:tcPr>
-          <w:p>
-            <w:r>
-              <w:rPr>
-                <w:color w:val="000000"/>
-                <w:sz w:val="18"/>
-                <w:szCs w:val="18"/>
-              </w:rPr>
-              <w:t>Open</w:t>
-            </w:r>
-          </w:p>
-        </w:tc>
-      </w:tr>
-      <w:tr>
-        <w:tc>
-          <w:tcPr>
-            <w:tcW w:w="820" w:type="dxa"/>
-            <w:tcBorders>
-              <w:top w:val="single" w:sz="4" w:space="0" w:color="BFBFBF"/>
-              <w:left w:val="single" w:sz="4" w:space="0" w:color="BFBFBF"/>
-              <w:bottom w:val="single" w:sz="4" w:space="0" w:color="BFBFBF"/>
-              <w:right w:val="single" w:sz="4" w:space="0" w:color="BFBFBF"/>
-            </w:tcBorders>
-            <w:tcMar>
-              <w:top w:w="40" w:type="dxa"/>
-              <w:left w:w="80" w:type="dxa"/>
-              <w:bottom w:w="40" w:type="dxa"/>
-              <w:right w:w="80" w:type="dxa"/>
-            </w:tcMar>
-          </w:tcPr>
-          <w:p>
-            <w:r>
-              <w:rPr>
-                <w:color w:val="000000"/>
-                <w:sz w:val="18"/>
-                <w:szCs w:val="18"/>
-              </w:rPr>
-              <w:t>D-10</w:t>
-            </w:r>
-          </w:p>
-        </w:tc>
-        <w:tc>
-          <w:tcPr>
-            <w:tcW w:w="1900" w:type="dxa"/>
-            <w:tcBorders>
-              <w:top w:val="single" w:sz="4" w:space="0" w:color="BFBFBF"/>
-              <w:left w:val="single" w:sz="4" w:space="0" w:color="BFBFBF"/>
-              <w:bottom w:val="single" w:sz="4" w:space="0" w:color="BFBFBF"/>
-              <w:right w:val="single" w:sz="4" w:space="0" w:color="BFBFBF"/>
-            </w:tcBorders>
-            <w:tcMar>
-              <w:top w:w="40" w:type="dxa"/>
-              <w:left w:w="80" w:type="dxa"/>
-              <w:bottom w:w="40" w:type="dxa"/>
-              <w:right w:w="80" w:type="dxa"/>
-            </w:tcMar>
-          </w:tcPr>
-          <w:p>
-            <w:r>
-              <w:rPr>
-                <w:color w:val="000000"/>
-                <w:sz w:val="18"/>
-                <w:szCs w:val="18"/>
-              </w:rPr>
-              <w:t>Config (mobile)</w:t>
-            </w:r>
-          </w:p>
-        </w:tc>
-        <w:tc>
-          <w:tcPr>
-            <w:tcW w:w="1100" w:type="dxa"/>
-            <w:tcBorders>
-              <w:top w:val="single" w:sz="4" w:space="0" w:color="BFBFBF"/>
-              <w:left w:val="single" w:sz="4" w:space="0" w:color="BFBFBF"/>
-              <w:bottom w:val="single" w:sz="4" w:space="0" w:color="BFBFBF"/>
-              <w:right w:val="single" w:sz="4" w:space="0" w:color="BFBFBF"/>
-            </w:tcBorders>
-            <w:tcMar>
-              <w:top w:w="40" w:type="dxa"/>
-              <w:left w:w="80" w:type="dxa"/>
-              <w:bottom w:w="40" w:type="dxa"/>
-              <w:right w:w="80" w:type="dxa"/>
-            </w:tcMar>
-          </w:tcPr>
-          <w:p>
-            <w:r>
-              <w:rPr>
-                <w:color w:val="000000"/>
-                <w:sz w:val="18"/>
-                <w:szCs w:val="18"/>
-              </w:rPr>
-              <w:t>Medium</w:t>
-            </w:r>
-          </w:p>
-        </w:tc>
-        <w:tc>
-          <w:tcPr>
-            <w:tcW w:w="3480" w:type="dxa"/>
-            <w:tcBorders>
-              <w:top w:val="single" w:sz="4" w:space="0" w:color="BFBFBF"/>
-              <w:left w:val="single" w:sz="4" w:space="0" w:color="BFBFBF"/>
-              <w:bottom w:val="single" w:sz="4" w:space="0" w:color="BFBFBF"/>
-              <w:right w:val="single" w:sz="4" w:space="0" w:color="BFBFBF"/>
-            </w:tcBorders>
-            <w:tcMar>
-              <w:top w:w="40" w:type="dxa"/>
-              <w:left w:w="80" w:type="dxa"/>
-              <w:bottom w:w="40" w:type="dxa"/>
-              <w:right w:w="80" w:type="dxa"/>
-            </w:tcMar>
-          </w:tcPr>
-          <w:p>
-            <w:r>
-              <w:rPr>
-                <w:color w:val="000000"/>
-                <w:sz w:val="18"/>
-                <w:szCs w:val="18"/>
-              </w:rPr>
-              <w:t>.env.example sets EXPO_PUBLIC_AI_MODEL_URL=http://localhost:8000 — AI meal plan and chatbot are unreachable from a device/emulator with the default</w:t>
-            </w:r>
-          </w:p>
-        </w:tc>
-        <w:tc>
-          <w:tcPr>
-            <w:tcW w:w="1900" w:type="dxa"/>
-            <w:tcBorders>
-              <w:top w:val="single" w:sz="4" w:space="0" w:color="BFBFBF"/>
-              <w:left w:val="single" w:sz="4" w:space="0" w:color="BFBFBF"/>
-              <w:bottom w:val="single" w:sz="4" w:space="0" w:color="BFBFBF"/>
-              <w:right w:val="single" w:sz="4" w:space="0" w:color="BFBFBF"/>
-            </w:tcBorders>
-            <w:tcMar>
-              <w:top w:w="40" w:type="dxa"/>
-              <w:left w:w="80" w:type="dxa"/>
-              <w:bottom w:w="40" w:type="dxa"/>
-              <w:right w:w="80" w:type="dxa"/>
-            </w:tcMar>
-          </w:tcPr>
-          <w:p>
-            <w:r>
-              <w:rPr>
-                <w:color w:val="000000"/>
-                <w:sz w:val="18"/>
-                <w:szCs w:val="18"/>
-              </w:rPr>
-              <w:t>Open</w:t>
-            </w:r>
-          </w:p>
-        </w:tc>
-      </w:tr>
-      <w:tr>
-        <w:tc>
-          <w:tcPr>
-            <w:tcW w:w="820" w:type="dxa"/>
-            <w:tcBorders>
-              <w:top w:val="single" w:sz="4" w:space="0" w:color="BFBFBF"/>
-              <w:left w:val="single" w:sz="4" w:space="0" w:color="BFBFBF"/>
-              <w:bottom w:val="single" w:sz="4" w:space="0" w:color="BFBFBF"/>
-              <w:right w:val="single" w:sz="4" w:space="0" w:color="BFBFBF"/>
-            </w:tcBorders>
-            <w:shd w:val="clear" w:color="auto" w:fill="F2F2F2"/>
-            <w:tcMar>
-              <w:top w:w="40" w:type="dxa"/>
-              <w:left w:w="80" w:type="dxa"/>
-              <w:bottom w:w="40" w:type="dxa"/>
-              <w:right w:w="80" w:type="dxa"/>
-            </w:tcMar>
-          </w:tcPr>
-          <w:p>
-            <w:r>
-              <w:rPr>
-                <w:color w:val="000000"/>
-                <w:sz w:val="18"/>
-                <w:szCs w:val="18"/>
-              </w:rPr>
-              <w:t>D-11</w:t>
-            </w:r>
-          </w:p>
-        </w:tc>
-        <w:tc>
-          <w:tcPr>
-            <w:tcW w:w="1900" w:type="dxa"/>
-            <w:tcBorders>
-              <w:top w:val="single" w:sz="4" w:space="0" w:color="BFBFBF"/>
-              <w:left w:val="single" w:sz="4" w:space="0" w:color="BFBFBF"/>
-              <w:bottom w:val="single" w:sz="4" w:space="0" w:color="BFBFBF"/>
-              <w:right w:val="single" w:sz="4" w:space="0" w:color="BFBFBF"/>
-            </w:tcBorders>
-            <w:shd w:val="clear" w:color="auto" w:fill="F2F2F2"/>
-            <w:tcMar>
-              <w:top w:w="40" w:type="dxa"/>
-              <w:left w:w="80" w:type="dxa"/>
-              <w:bottom w:w="40" w:type="dxa"/>
-              <w:right w:w="80" w:type="dxa"/>
-            </w:tcMar>
-          </w:tcPr>
-          <w:p>
-            <w:r>
-              <w:rPr>
-                <w:color w:val="000000"/>
-                <w:sz w:val="18"/>
-                <w:szCs w:val="18"/>
-              </w:rPr>
-              <w:t>Config (web)</w:t>
-            </w:r>
-          </w:p>
-        </w:tc>
-        <w:tc>
-          <w:tcPr>
-            <w:tcW w:w="1100" w:type="dxa"/>
-            <w:tcBorders>
-              <w:top w:val="single" w:sz="4" w:space="0" w:color="BFBFBF"/>
-              <w:left w:val="single" w:sz="4" w:space="0" w:color="BFBFBF"/>
-              <w:bottom w:val="single" w:sz="4" w:space="0" w:color="BFBFBF"/>
-              <w:right w:val="single" w:sz="4" w:space="0" w:color="BFBFBF"/>
-            </w:tcBorders>
-            <w:shd w:val="clear" w:color="auto" w:fill="F2F2F2"/>
-            <w:tcMar>
-              <w:top w:w="40" w:type="dxa"/>
-              <w:left w:w="80" w:type="dxa"/>
-              <w:bottom w:w="40" w:type="dxa"/>
-              <w:right w:w="80" w:type="dxa"/>
-            </w:tcMar>
-          </w:tcPr>
-          <w:p>
-            <w:r>
-              <w:rPr>
-                <w:color w:val="000000"/>
-                <w:sz w:val="18"/>
-                <w:szCs w:val="18"/>
-              </w:rPr>
-              <w:t>Medium</w:t>
-            </w:r>
-          </w:p>
-        </w:tc>
-        <w:tc>
-          <w:tcPr>
-            <w:tcW w:w="3480" w:type="dxa"/>
-            <w:tcBorders>
-              <w:top w:val="single" w:sz="4" w:space="0" w:color="BFBFBF"/>
-              <w:left w:val="single" w:sz="4" w:space="0" w:color="BFBFBF"/>
-              <w:bottom w:val="single" w:sz="4" w:space="0" w:color="BFBFBF"/>
-              <w:right w:val="single" w:sz="4" w:space="0" w:color="BFBFBF"/>
-            </w:tcBorders>
-            <w:shd w:val="clear" w:color="auto" w:fill="F2F2F2"/>
-            <w:tcMar>
-              <w:top w:w="40" w:type="dxa"/>
-              <w:left w:w="80" w:type="dxa"/>
-              <w:bottom w:w="40" w:type="dxa"/>
-              <w:right w:w="80" w:type="dxa"/>
-            </w:tcMar>
-          </w:tcPr>
-          <w:p>
-            <w:r>
-              <w:rPr>
-                <w:color w:val="000000"/>
-                <w:sz w:val="18"/>
-                <w:szCs w:val="18"/>
-              </w:rPr>
-              <w:t>Many calls default to https://localhost:8443 when REACT_APP_API_BASE_URL is unset (auth, home contact/subscribe, water, chat) — fail outside local dev</w:t>
-            </w:r>
-          </w:p>
-        </w:tc>
-        <w:tc>
-          <w:tcPr>
-            <w:tcW w:w="1900" w:type="dxa"/>
-            <w:tcBorders>
-              <w:top w:val="single" w:sz="4" w:space="0" w:color="BFBFBF"/>
-              <w:left w:val="single" w:sz="4" w:space="0" w:color="BFBFBF"/>
-              <w:bottom w:val="single" w:sz="4" w:space="0" w:color="BFBFBF"/>
-              <w:right w:val="single" w:sz="4" w:space="0" w:color="BFBFBF"/>
-            </w:tcBorders>
-            <w:shd w:val="clear" w:color="auto" w:fill="F2F2F2"/>
-            <w:tcMar>
-              <w:top w:w="40" w:type="dxa"/>
-              <w:left w:w="80" w:type="dxa"/>
-              <w:bottom w:w="40" w:type="dxa"/>
-              <w:right w:w="80" w:type="dxa"/>
-            </w:tcMar>
-          </w:tcPr>
-          <w:p>
-            <w:r>
-              <w:rPr>
-                <w:color w:val="000000"/>
-                <w:sz w:val="18"/>
-                <w:szCs w:val="18"/>
-              </w:rPr>
-              <w:t>Open</w:t>
-            </w:r>
-          </w:p>
-        </w:tc>
-      </w:tr>
-      <w:tr>
-        <w:tc>
-          <w:tcPr>
-            <w:tcW w:w="820" w:type="dxa"/>
-            <w:tcBorders>
-              <w:top w:val="single" w:sz="4" w:space="0" w:color="BFBFBF"/>
-              <w:left w:val="single" w:sz="4" w:space="0" w:color="BFBFBF"/>
-              <w:bottom w:val="single" w:sz="4" w:space="0" w:color="BFBFBF"/>
-              <w:right w:val="single" w:sz="4" w:space="0" w:color="BFBFBF"/>
-            </w:tcBorders>
-            <w:tcMar>
-              <w:top w:w="40" w:type="dxa"/>
-              <w:left w:w="80" w:type="dxa"/>
-              <w:bottom w:w="40" w:type="dxa"/>
-              <w:right w:w="80" w:type="dxa"/>
-            </w:tcMar>
-          </w:tcPr>
-          <w:p>
-            <w:r>
-              <w:rPr>
-                <w:color w:val="000000"/>
-                <w:sz w:val="18"/>
-                <w:szCs w:val="18"/>
-              </w:rPr>
-              <w:t>D-12</w:t>
-            </w:r>
-          </w:p>
-        </w:tc>
-        <w:tc>
-          <w:tcPr>
-            <w:tcW w:w="1900" w:type="dxa"/>
-            <w:tcBorders>
-              <w:top w:val="single" w:sz="4" w:space="0" w:color="BFBFBF"/>
-              <w:left w:val="single" w:sz="4" w:space="0" w:color="BFBFBF"/>
-              <w:bottom w:val="single" w:sz="4" w:space="0" w:color="BFBFBF"/>
-              <w:right w:val="single" w:sz="4" w:space="0" w:color="BFBFBF"/>
-            </w:tcBorders>
-            <w:tcMar>
-              <w:top w:w="40" w:type="dxa"/>
-              <w:left w:w="80" w:type="dxa"/>
-              <w:bottom w:w="40" w:type="dxa"/>
-              <w:right w:w="80" w:type="dxa"/>
-            </w:tcMar>
-          </w:tcPr>
-          <w:p>
-            <w:r>
-              <w:rPr>
-                <w:color w:val="000000"/>
-                <w:sz w:val="18"/>
-                <w:szCs w:val="18"/>
-              </w:rPr>
-              <w:t>Security / hygiene (mobile)</w:t>
-            </w:r>
-          </w:p>
-        </w:tc>
-        <w:tc>
-          <w:tcPr>
-            <w:tcW w:w="1100" w:type="dxa"/>
-            <w:tcBorders>
-              <w:top w:val="single" w:sz="4" w:space="0" w:color="BFBFBF"/>
-              <w:left w:val="single" w:sz="4" w:space="0" w:color="BFBFBF"/>
-              <w:bottom w:val="single" w:sz="4" w:space="0" w:color="BFBFBF"/>
-              <w:right w:val="single" w:sz="4" w:space="0" w:color="BFBFBF"/>
-            </w:tcBorders>
-            <w:tcMar>
-              <w:top w:w="40" w:type="dxa"/>
-              <w:left w:w="80" w:type="dxa"/>
-              <w:bottom w:w="40" w:type="dxa"/>
-              <w:right w:w="80" w:type="dxa"/>
-            </w:tcMar>
-          </w:tcPr>
-          <w:p>
-            <w:r>
-              <w:rPr>
-                <w:color w:val="000000"/>
-                <w:sz w:val="18"/>
-                <w:szCs w:val="18"/>
-              </w:rPr>
-              <w:t>Low</w:t>
-            </w:r>
-          </w:p>
-        </w:tc>
-        <w:tc>
-          <w:tcPr>
-            <w:tcW w:w="3480" w:type="dxa"/>
-            <w:tcBorders>
-              <w:top w:val="single" w:sz="4" w:space="0" w:color="BFBFBF"/>
-              <w:left w:val="single" w:sz="4" w:space="0" w:color="BFBFBF"/>
-              <w:bottom w:val="single" w:sz="4" w:space="0" w:color="BFBFBF"/>
-              <w:right w:val="single" w:sz="4" w:space="0" w:color="BFBFBF"/>
-            </w:tcBorders>
-            <w:tcMar>
-              <w:top w:w="40" w:type="dxa"/>
-              <w:left w:w="80" w:type="dxa"/>
-              <w:bottom w:w="40" w:type="dxa"/>
-              <w:right w:w="80" w:type="dxa"/>
-            </w:tcMar>
-          </w:tcPr>
-          <w:p>
-            <w:r>
-              <w:rPr>
-                <w:color w:val="000000"/>
-                <w:sz w:val="18"/>
-                <w:szCs w:val="18"/>
-              </w:rPr>
-              <w:t>A Supabase anon JWT is committed in .env.example. Anon keys are public by design, but example files should not carry live keys</w:t>
-            </w:r>
-          </w:p>
-        </w:tc>
-        <w:tc>
-          <w:tcPr>
-            <w:tcW w:w="1900" w:type="dxa"/>
-            <w:tcBorders>
-              <w:top w:val="single" w:sz="4" w:space="0" w:color="BFBFBF"/>
-              <w:left w:val="single" w:sz="4" w:space="0" w:color="BFBFBF"/>
-              <w:bottom w:val="single" w:sz="4" w:space="0" w:color="BFBFBF"/>
-              <w:right w:val="single" w:sz="4" w:space="0" w:color="BFBFBF"/>
-            </w:tcBorders>
-            <w:tcMar>
-              <w:top w:w="40" w:type="dxa"/>
-              <w:left w:w="80" w:type="dxa"/>
-              <w:bottom w:w="40" w:type="dxa"/>
-              <w:right w:w="80" w:type="dxa"/>
-            </w:tcMar>
-          </w:tcPr>
-          <w:p>
-            <w:r>
-              <w:rPr>
-                <w:color w:val="000000"/>
-                <w:sz w:val="18"/>
-                <w:szCs w:val="18"/>
-              </w:rPr>
-              <w:t>Open</w:t>
-            </w:r>
-          </w:p>
-        </w:tc>
-      </w:tr>
-      <w:tr>
-        <w:tc>
-          <w:tcPr>
-            <w:tcW w:w="820" w:type="dxa"/>
-            <w:tcBorders>
-              <w:top w:val="single" w:sz="4" w:space="0" w:color="BFBFBF"/>
-              <w:left w:val="single" w:sz="4" w:space="0" w:color="BFBFBF"/>
-              <w:bottom w:val="single" w:sz="4" w:space="0" w:color="BFBFBF"/>
-              <w:right w:val="single" w:sz="4" w:space="0" w:color="BFBFBF"/>
-            </w:tcBorders>
-            <w:shd w:val="clear" w:color="auto" w:fill="F2F2F2"/>
-            <w:tcMar>
-              <w:top w:w="40" w:type="dxa"/>
-              <w:left w:w="80" w:type="dxa"/>
-              <w:bottom w:w="40" w:type="dxa"/>
-              <w:right w:w="80" w:type="dxa"/>
-            </w:tcMar>
-          </w:tcPr>
-          <w:p>
-            <w:r>
-              <w:rPr>
-                <w:color w:val="000000"/>
-                <w:sz w:val="18"/>
-                <w:szCs w:val="18"/>
-              </w:rPr>
-              <w:t>D-13</w:t>
-            </w:r>
-          </w:p>
-        </w:tc>
-        <w:tc>
-          <w:tcPr>
-            <w:tcW w:w="1900" w:type="dxa"/>
-            <w:tcBorders>
-              <w:top w:val="single" w:sz="4" w:space="0" w:color="BFBFBF"/>
-              <w:left w:val="single" w:sz="4" w:space="0" w:color="BFBFBF"/>
-              <w:bottom w:val="single" w:sz="4" w:space="0" w:color="BFBFBF"/>
-              <w:right w:val="single" w:sz="4" w:space="0" w:color="BFBFBF"/>
-            </w:tcBorders>
-            <w:shd w:val="clear" w:color="auto" w:fill="F2F2F2"/>
-            <w:tcMar>
-              <w:top w:w="40" w:type="dxa"/>
-              <w:left w:w="80" w:type="dxa"/>
-              <w:bottom w:w="40" w:type="dxa"/>
-              <w:right w:w="80" w:type="dxa"/>
-            </w:tcMar>
-          </w:tcPr>
-          <w:p>
-            <w:r>
-              <w:rPr>
-                <w:color w:val="000000"/>
-                <w:sz w:val="18"/>
-                <w:szCs w:val="18"/>
-              </w:rPr>
-              <w:t>Security / hygiene (web)</w:t>
-            </w:r>
-          </w:p>
-        </w:tc>
-        <w:tc>
-          <w:tcPr>
-            <w:tcW w:w="1100" w:type="dxa"/>
-            <w:tcBorders>
-              <w:top w:val="single" w:sz="4" w:space="0" w:color="BFBFBF"/>
-              <w:left w:val="single" w:sz="4" w:space="0" w:color="BFBFBF"/>
-              <w:bottom w:val="single" w:sz="4" w:space="0" w:color="BFBFBF"/>
-              <w:right w:val="single" w:sz="4" w:space="0" w:color="BFBFBF"/>
-            </w:tcBorders>
-            <w:shd w:val="clear" w:color="auto" w:fill="F2F2F2"/>
-            <w:tcMar>
-              <w:top w:w="40" w:type="dxa"/>
-              <w:left w:w="80" w:type="dxa"/>
-              <w:bottom w:w="40" w:type="dxa"/>
-              <w:right w:w="80" w:type="dxa"/>
-            </w:tcMar>
-          </w:tcPr>
-          <w:p>
-            <w:r>
-              <w:rPr>
-                <w:color w:val="000000"/>
-                <w:sz w:val="18"/>
-                <w:szCs w:val="18"/>
-              </w:rPr>
-              <w:t>Low</w:t>
-            </w:r>
-          </w:p>
-        </w:tc>
-        <w:tc>
-          <w:tcPr>
-            <w:tcW w:w="3480" w:type="dxa"/>
-            <w:tcBorders>
-              <w:top w:val="single" w:sz="4" w:space="0" w:color="BFBFBF"/>
-              <w:left w:val="single" w:sz="4" w:space="0" w:color="BFBFBF"/>
-              <w:bottom w:val="single" w:sz="4" w:space="0" w:color="BFBFBF"/>
-              <w:right w:val="single" w:sz="4" w:space="0" w:color="BFBFBF"/>
-            </w:tcBorders>
-            <w:shd w:val="clear" w:color="auto" w:fill="F2F2F2"/>
-            <w:tcMar>
-              <w:top w:w="40" w:type="dxa"/>
-              <w:left w:w="80" w:type="dxa"/>
-              <w:bottom w:w="40" w:type="dxa"/>
-              <w:right w:w="80" w:type="dxa"/>
-            </w:tcMar>
-          </w:tcPr>
-          <w:p>
-            <w:r>
-              <w:rPr>
-                <w:color w:val="000000"/>
-                <w:sz w:val="18"/>
-                <w:szCs w:val="18"/>
-              </w:rPr>
-              <w:t>Firebase web apiKey is hardcoded in src/utils/firebase.js. Firebase web keys are public by design, but should come from env/config</w:t>
-            </w:r>
-          </w:p>
-        </w:tc>
-        <w:tc>
-          <w:tcPr>
-            <w:tcW w:w="1900" w:type="dxa"/>
-            <w:tcBorders>
-              <w:top w:val="single" w:sz="4" w:space="0" w:color="BFBFBF"/>
-              <w:left w:val="single" w:sz="4" w:space="0" w:color="BFBFBF"/>
-              <w:bottom w:val="single" w:sz="4" w:space="0" w:color="BFBFBF"/>
-              <w:right w:val="single" w:sz="4" w:space="0" w:color="BFBFBF"/>
-            </w:tcBorders>
-            <w:shd w:val="clear" w:color="auto" w:fill="F2F2F2"/>
-            <w:tcMar>
-              <w:top w:w="40" w:type="dxa"/>
-              <w:left w:w="80" w:type="dxa"/>
-              <w:bottom w:w="40" w:type="dxa"/>
-              <w:right w:w="80" w:type="dxa"/>
-            </w:tcMar>
-          </w:tcPr>
-          <w:p>
-            <w:r>
-              <w:rPr>
-                <w:color w:val="000000"/>
-                <w:sz w:val="18"/>
-                <w:szCs w:val="18"/>
-              </w:rPr>
-              <w:t>Open</w:t>
-            </w:r>
-          </w:p>
-        </w:tc>
-      </w:tr>
-      <w:tr>
-        <w:tc>
-          <w:tcPr>
-            <w:tcW w:w="820" w:type="dxa"/>
-            <w:tcBorders>
-              <w:top w:val="single" w:sz="4" w:space="0" w:color="BFBFBF"/>
-              <w:left w:val="single" w:sz="4" w:space="0" w:color="BFBFBF"/>
-              <w:bottom w:val="single" w:sz="4" w:space="0" w:color="BFBFBF"/>
-              <w:right w:val="single" w:sz="4" w:space="0" w:color="BFBFBF"/>
-            </w:tcBorders>
-            <w:tcMar>
-              <w:top w:w="40" w:type="dxa"/>
-              <w:left w:w="80" w:type="dxa"/>
-              <w:bottom w:w="40" w:type="dxa"/>
-              <w:right w:w="80" w:type="dxa"/>
-            </w:tcMar>
-          </w:tcPr>
-          <w:p>
-            <w:r>
-              <w:rPr>
-                <w:color w:val="000000"/>
-                <w:sz w:val="18"/>
-                <w:szCs w:val="18"/>
-              </w:rPr>
-              <w:t>D-14</w:t>
-            </w:r>
-          </w:p>
-        </w:tc>
-        <w:tc>
-          <w:tcPr>
-            <w:tcW w:w="1900" w:type="dxa"/>
-            <w:tcBorders>
-              <w:top w:val="single" w:sz="4" w:space="0" w:color="BFBFBF"/>
-              <w:left w:val="single" w:sz="4" w:space="0" w:color="BFBFBF"/>
-              <w:bottom w:val="single" w:sz="4" w:space="0" w:color="BFBFBF"/>
-              <w:right w:val="single" w:sz="4" w:space="0" w:color="BFBFBF"/>
-            </w:tcBorders>
-            <w:tcMar>
-              <w:top w:w="40" w:type="dxa"/>
-              <w:left w:w="80" w:type="dxa"/>
-              <w:bottom w:w="40" w:type="dxa"/>
-              <w:right w:w="80" w:type="dxa"/>
-            </w:tcMar>
-          </w:tcPr>
-          <w:p>
-            <w:r>
-              <w:rPr>
-                <w:color w:val="000000"/>
-                <w:sz w:val="18"/>
-                <w:szCs w:val="18"/>
-              </w:rPr>
-              <w:t>Reliability (mobile)</w:t>
-            </w:r>
-          </w:p>
-        </w:tc>
-        <w:tc>
-          <w:tcPr>
-            <w:tcW w:w="1100" w:type="dxa"/>
-            <w:tcBorders>
-              <w:top w:val="single" w:sz="4" w:space="0" w:color="BFBFBF"/>
-              <w:left w:val="single" w:sz="4" w:space="0" w:color="BFBFBF"/>
-              <w:bottom w:val="single" w:sz="4" w:space="0" w:color="BFBFBF"/>
-              <w:right w:val="single" w:sz="4" w:space="0" w:color="BFBFBF"/>
-            </w:tcBorders>
-            <w:tcMar>
-              <w:top w:w="40" w:type="dxa"/>
-              <w:left w:w="80" w:type="dxa"/>
-              <w:bottom w:w="40" w:type="dxa"/>
-              <w:right w:w="80" w:type="dxa"/>
-            </w:tcMar>
-          </w:tcPr>
-          <w:p>
-            <w:r>
-              <w:rPr>
-                <w:color w:val="000000"/>
-                <w:sz w:val="18"/>
-                <w:szCs w:val="18"/>
-              </w:rPr>
-              <w:t>Low</w:t>
-            </w:r>
-          </w:p>
-        </w:tc>
-        <w:tc>
-          <w:tcPr>
-            <w:tcW w:w="3480" w:type="dxa"/>
-            <w:tcBorders>
-              <w:top w:val="single" w:sz="4" w:space="0" w:color="BFBFBF"/>
-              <w:left w:val="single" w:sz="4" w:space="0" w:color="BFBFBF"/>
-              <w:bottom w:val="single" w:sz="4" w:space="0" w:color="BFBFBF"/>
-              <w:right w:val="single" w:sz="4" w:space="0" w:color="BFBFBF"/>
-            </w:tcBorders>
-            <w:tcMar>
-              <w:top w:w="40" w:type="dxa"/>
-              <w:left w:w="80" w:type="dxa"/>
-              <w:bottom w:w="40" w:type="dxa"/>
-              <w:right w:w="80" w:type="dxa"/>
-            </w:tcMar>
-          </w:tcPr>
-          <w:p>
-            <w:r>
-              <w:rPr>
-                <w:color w:val="000000"/>
-                <w:sz w:val="18"/>
-                <w:szCs w:val="18"/>
-              </w:rPr>
-              <w:t>Empty catch blocks swallow errors in HealthConditionsContext, FloatingChatbot/ChatModal and WaterTracker — failures are silent</w:t>
-            </w:r>
-          </w:p>
-        </w:tc>
-        <w:tc>
-          <w:tcPr>
-            <w:tcW w:w="1900" w:type="dxa"/>
-            <w:tcBorders>
-              <w:top w:val="single" w:sz="4" w:space="0" w:color="BFBFBF"/>
-              <w:left w:val="single" w:sz="4" w:space="0" w:color="BFBFBF"/>
-              <w:bottom w:val="single" w:sz="4" w:space="0" w:color="BFBFBF"/>
-              <w:right w:val="single" w:sz="4" w:space="0" w:color="BFBFBF"/>
-            </w:tcBorders>
-            <w:tcMar>
-              <w:top w:w="40" w:type="dxa"/>
-              <w:left w:w="80" w:type="dxa"/>
-              <w:bottom w:w="40" w:type="dxa"/>
-              <w:right w:w="80" w:type="dxa"/>
-            </w:tcMar>
-          </w:tcPr>
-          <w:p>
-            <w:r>
-              <w:rPr>
-                <w:color w:val="000000"/>
-                <w:sz w:val="18"/>
-                <w:szCs w:val="18"/>
-              </w:rPr>
-              <w:t>Open</w:t>
-            </w:r>
-          </w:p>
-        </w:tc>
-      </w:tr>
-      <w:tr>
-        <w:tc>
-          <w:tcPr>
-            <w:tcW w:w="820" w:type="dxa"/>
-            <w:tcBorders>
-              <w:top w:val="single" w:sz="4" w:space="0" w:color="BFBFBF"/>
-              <w:left w:val="single" w:sz="4" w:space="0" w:color="BFBFBF"/>
-              <w:bottom w:val="single" w:sz="4" w:space="0" w:color="BFBFBF"/>
-              <w:right w:val="single" w:sz="4" w:space="0" w:color="BFBFBF"/>
-            </w:tcBorders>
-            <w:shd w:val="clear" w:color="auto" w:fill="F2F2F2"/>
-            <w:tcMar>
-              <w:top w:w="40" w:type="dxa"/>
-              <w:left w:w="80" w:type="dxa"/>
-              <w:bottom w:w="40" w:type="dxa"/>
-              <w:right w:w="80" w:type="dxa"/>
-            </w:tcMar>
-          </w:tcPr>
-          <w:p>
-            <w:r>
-              <w:rPr>
-                <w:color w:val="000000"/>
-                <w:sz w:val="18"/>
-                <w:szCs w:val="18"/>
-              </w:rPr>
-              <w:t>D-15</w:t>
-            </w:r>
-          </w:p>
-        </w:tc>
-        <w:tc>
-          <w:tcPr>
-            <w:tcW w:w="1900" w:type="dxa"/>
-            <w:tcBorders>
-              <w:top w:val="single" w:sz="4" w:space="0" w:color="BFBFBF"/>
-              <w:left w:val="single" w:sz="4" w:space="0" w:color="BFBFBF"/>
-              <w:bottom w:val="single" w:sz="4" w:space="0" w:color="BFBFBF"/>
-              <w:right w:val="single" w:sz="4" w:space="0" w:color="BFBFBF"/>
-            </w:tcBorders>
-            <w:shd w:val="clear" w:color="auto" w:fill="F2F2F2"/>
-            <w:tcMar>
-              <w:top w:w="40" w:type="dxa"/>
-              <w:left w:w="80" w:type="dxa"/>
-              <w:bottom w:w="40" w:type="dxa"/>
-              <w:right w:w="80" w:type="dxa"/>
-            </w:tcMar>
-          </w:tcPr>
-          <w:p>
-            <w:r>
-              <w:rPr>
-                <w:color w:val="000000"/>
-                <w:sz w:val="18"/>
-                <w:szCs w:val="18"/>
-              </w:rPr>
-              <w:t>Admin (mobile)</w:t>
-            </w:r>
-          </w:p>
-        </w:tc>
-        <w:tc>
-          <w:tcPr>
-            <w:tcW w:w="1100" w:type="dxa"/>
-            <w:tcBorders>
-              <w:top w:val="single" w:sz="4" w:space="0" w:color="BFBFBF"/>
-              <w:left w:val="single" w:sz="4" w:space="0" w:color="BFBFBF"/>
-              <w:bottom w:val="single" w:sz="4" w:space="0" w:color="BFBFBF"/>
-              <w:right w:val="single" w:sz="4" w:space="0" w:color="BFBFBF"/>
-            </w:tcBorders>
-            <w:shd w:val="clear" w:color="auto" w:fill="F2F2F2"/>
-            <w:tcMar>
-              <w:top w:w="40" w:type="dxa"/>
-              <w:left w:w="80" w:type="dxa"/>
-              <w:bottom w:w="40" w:type="dxa"/>
-              <w:right w:w="80" w:type="dxa"/>
-            </w:tcMar>
-          </w:tcPr>
-          <w:p>
-            <w:r>
-              <w:rPr>
-                <w:color w:val="000000"/>
-                <w:sz w:val="18"/>
-                <w:szCs w:val="18"/>
-              </w:rPr>
-              <w:t>Low</w:t>
-            </w:r>
-          </w:p>
-        </w:tc>
-        <w:tc>
-          <w:tcPr>
-            <w:tcW w:w="3480" w:type="dxa"/>
-            <w:tcBorders>
-              <w:top w:val="single" w:sz="4" w:space="0" w:color="BFBFBF"/>
-              <w:left w:val="single" w:sz="4" w:space="0" w:color="BFBFBF"/>
-              <w:bottom w:val="single" w:sz="4" w:space="0" w:color="BFBFBF"/>
-              <w:right w:val="single" w:sz="4" w:space="0" w:color="BFBFBF"/>
-            </w:tcBorders>
-            <w:shd w:val="clear" w:color="auto" w:fill="F2F2F2"/>
-            <w:tcMar>
-              <w:top w:w="40" w:type="dxa"/>
-              <w:left w:w="80" w:type="dxa"/>
-              <w:bottom w:w="40" w:type="dxa"/>
-              <w:right w:w="80" w:type="dxa"/>
-            </w:tcMar>
-          </w:tcPr>
-          <w:p>
-            <w:r>
-              <w:rPr>
-                <w:color w:val="000000"/>
-                <w:sz w:val="18"/>
-                <w:szCs w:val="18"/>
-              </w:rPr>
-              <w:t>No Admin capability on mobile (web-only)</w:t>
-            </w:r>
-          </w:p>
-        </w:tc>
-        <w:tc>
-          <w:tcPr>
-            <w:tcW w:w="1900" w:type="dxa"/>
-            <w:tcBorders>
-              <w:top w:val="single" w:sz="4" w:space="0" w:color="BFBFBF"/>
-              <w:left w:val="single" w:sz="4" w:space="0" w:color="BFBFBF"/>
-              <w:bottom w:val="single" w:sz="4" w:space="0" w:color="BFBFBF"/>
-              <w:right w:val="single" w:sz="4" w:space="0" w:color="BFBFBF"/>
-            </w:tcBorders>
-            <w:shd w:val="clear" w:color="auto" w:fill="F2F2F2"/>
-            <w:tcMar>
-              <w:top w:w="40" w:type="dxa"/>
-              <w:left w:w="80" w:type="dxa"/>
-              <w:bottom w:w="40" w:type="dxa"/>
-              <w:right w:w="80" w:type="dxa"/>
-            </w:tcMar>
-          </w:tcPr>
-          <w:p>
-            <w:r>
-              <w:rPr>
-                <w:color w:val="000000"/>
-                <w:sz w:val="18"/>
-                <w:szCs w:val="18"/>
-              </w:rPr>
-              <w:t>By design / confirm</w:t>
             </w:r>
           </w:p>
         </w:tc>

--- a/FE-T2-02_QA_Report.docx
+++ b/FE-T2-02_QA_Report.docx
@@ -100,13 +100,13 @@
         <w:tblLook w:val="0000" w:firstRow="0" w:lastRow="0" w:firstColumn="0" w:lastColumn="0" w:noHBand="0" w:noVBand="0"/>
       </w:tblPr>
       <w:tblGrid>
-        <w:gridCol w:w="700"/>
-        <w:gridCol w:w="1411"/>
-        <w:gridCol w:w="1474"/>
-        <w:gridCol w:w="1134"/>
-        <w:gridCol w:w="1134"/>
-        <w:gridCol w:w="4139"/>
-        <w:gridCol w:w="1361"/>
+        <w:gridCol w:w="697"/>
+        <w:gridCol w:w="1393"/>
+        <w:gridCol w:w="1472"/>
+        <w:gridCol w:w="1116"/>
+        <w:gridCol w:w="1116"/>
+        <w:gridCol w:w="4093"/>
+        <w:gridCol w:w="1466"/>
       </w:tblGrid>
       <w:tr>
         <w:trPr>
@@ -466,7 +466,7 @@
                 <w:sz w:val="18"/>
                 <w:szCs w:val="18"/>
               </w:rPr>
-              <w:t>Work</w:t>
+              <w:t>Works</w:t>
             </w:r>
           </w:p>
         </w:tc>
@@ -1354,7 +1354,7 @@
                 <w:sz w:val="18"/>
                 <w:szCs w:val="18"/>
               </w:rPr>
-              <w:t>Web &amp; mobile : Account can’t create</w:t>
+              <w:t>Web &amp; mobile : Account can’t create Handover-doc mismatch: sign-up was expected to work per the handover/feature set; live testing found account creation broken on both platforms.</w:t>
             </w:r>
           </w:p>
         </w:tc>
@@ -2887,7 +2887,7 @@
                 <w:sz w:val="18"/>
                 <w:szCs w:val="18"/>
               </w:rPr>
-              <w:t xml:space="preserve">Mobile: No specipic page for weekly plan </w:t>
+              <w:t xml:space="preserve">Mobile: No specific page for weekly plan </w:t>
             </w:r>
           </w:p>
         </w:tc>
@@ -3213,7 +3213,7 @@
                 <w:sz w:val="18"/>
                 <w:szCs w:val="18"/>
               </w:rPr>
-              <w:t>Mobile: Not working</w:t>
+              <w:t>Mobile: Not working Handover-doc mismatch: AI personalised plan was expected to work; found broken on mobile.</w:t>
             </w:r>
           </w:p>
         </w:tc>
@@ -3465,7 +3465,7 @@
                 <w:sz w:val="18"/>
                 <w:szCs w:val="18"/>
               </w:rPr>
-              <w:t>Mobile: Not working</w:t>
+              <w:t>Mobile: Not working Handover-doc mismatch: save/reopen was expected to persist; found broken on mobile.</w:t>
             </w:r>
           </w:p>
         </w:tc>
@@ -3493,7 +3493,6 @@
           <w:bCs/>
           <w:color w:val="6B4E9E"/>
         </w:rPr>
-        <w:lastRenderedPageBreak/>
         <w:t>3 Recipes</w:t>
       </w:r>
     </w:p>
@@ -4132,7 +4131,7 @@
                 <w:sz w:val="18"/>
                 <w:szCs w:val="18"/>
               </w:rPr>
-              <w:t>Mobile: Image preview is no visible</w:t>
+              <w:t>Mobile: Image preview is not visible</w:t>
             </w:r>
           </w:p>
         </w:tc>
@@ -4458,7 +4457,7 @@
                 <w:sz w:val="18"/>
                 <w:szCs w:val="18"/>
               </w:rPr>
-              <w:t>Mobile: Image preview is no visible</w:t>
+              <w:t>Mobile: Image preview is not visible</w:t>
             </w:r>
           </w:p>
         </w:tc>
@@ -5167,7 +5166,6 @@
           <w:bCs/>
           <w:color w:val="6B4E9E"/>
         </w:rPr>
-        <w:lastRenderedPageBreak/>
         <w:t>4 Scan</w:t>
       </w:r>
     </w:p>
@@ -5756,7 +5754,7 @@
                 <w:sz w:val="18"/>
                 <w:szCs w:val="18"/>
               </w:rPr>
-              <w:t>Mobile: Scan tab (BarcodeScanner)</w:t>
+              <w:t>Mobile: Scan tab (BarcodeScanner) Handover-doc mismatch: Scan was presented as an available feature; found broken on both platforms.</w:t>
             </w:r>
           </w:p>
         </w:tc>
@@ -6082,7 +6080,7 @@
                 <w:sz w:val="18"/>
                 <w:szCs w:val="18"/>
               </w:rPr>
-              <w:t>Mobile: ScanProductScreen</w:t>
+              <w:t>Mobile: ScanProductScreen Handover-doc mismatch: scan-result nutrition display was expected to work; found broken on both platforms.</w:t>
             </w:r>
           </w:p>
         </w:tc>
@@ -7138,7 +7136,7 @@
           <w:bCs/>
           <w:color w:val="6B4E9E"/>
         </w:rPr>
-        <w:t>s6 Admin</w:t>
+        <w:t>6 Admin</w:t>
       </w:r>
     </w:p>
     <w:tbl>
@@ -7852,6 +7850,14 @@
     </w:tbl>
     <w:p/>
     <w:p/>
+    <w:p/>
+    <w:p/>
+    <w:p/>
+    <w:p/>
+    <w:p/>
+    <w:p/>
+    <w:p/>
+    <w:p/>
     <w:p>
       <w:pPr>
         <w:rPr>
@@ -7872,6 +7878,7 @@
           <w:sz w:val="24"/>
           <w:szCs w:val="24"/>
         </w:rPr>
+        <w:lastRenderedPageBreak/>
         <w:t>Defect log</w:t>
       </w:r>
     </w:p>
@@ -7885,7 +7892,7 @@
     </w:p>
     <w:tbl>
       <w:tblPr>
-        <w:tblW w:w="9200" w:type="dxa"/>
+        <w:tblW w:w="9672" w:type="dxa"/>
         <w:tblBorders>
           <w:top w:val="single" w:sz="4" w:space="0" w:color="auto"/>
           <w:left w:val="single" w:sz="4" w:space="0" w:color="auto"/>
@@ -7901,11 +7908,11 @@
         <w:tblLook w:val="0000" w:firstRow="0" w:lastRow="0" w:firstColumn="0" w:lastColumn="0" w:noHBand="0" w:noVBand="0"/>
       </w:tblPr>
       <w:tblGrid>
-        <w:gridCol w:w="720"/>
-        <w:gridCol w:w="1713"/>
-        <w:gridCol w:w="1032"/>
-        <w:gridCol w:w="4081"/>
-        <w:gridCol w:w="1654"/>
+        <w:gridCol w:w="671"/>
+        <w:gridCol w:w="1739"/>
+        <w:gridCol w:w="1026"/>
+        <w:gridCol w:w="5102"/>
+        <w:gridCol w:w="1134"/>
       </w:tblGrid>
       <w:tr>
         <w:trPr>
@@ -7913,7 +7920,7 @@
         </w:trPr>
         <w:tc>
           <w:tcPr>
-            <w:tcW w:w="820" w:type="dxa"/>
+            <w:tcW w:w="671" w:type="dxa"/>
             <w:tcBorders>
               <w:top w:val="single" w:sz="4" w:space="0" w:color="BFBFBF"/>
               <w:left w:val="single" w:sz="4" w:space="0" w:color="BFBFBF"/>
@@ -7927,8 +7934,12 @@
               <w:bottom w:w="40" w:type="dxa"/>
               <w:right w:w="80" w:type="dxa"/>
             </w:tcMar>
-          </w:tcPr>
-          <w:p>
+            <w:vAlign w:val="center"/>
+          </w:tcPr>
+          <w:p>
+            <w:pPr>
+              <w:jc w:val="center"/>
+            </w:pPr>
             <w:r>
               <w:rPr>
                 <w:b/>
@@ -7943,7 +7954,7 @@
         </w:tc>
         <w:tc>
           <w:tcPr>
-            <w:tcW w:w="1900" w:type="dxa"/>
+            <w:tcW w:w="1739" w:type="dxa"/>
             <w:tcBorders>
               <w:top w:val="single" w:sz="4" w:space="0" w:color="BFBFBF"/>
               <w:left w:val="single" w:sz="4" w:space="0" w:color="BFBFBF"/>
@@ -7957,8 +7968,12 @@
               <w:bottom w:w="40" w:type="dxa"/>
               <w:right w:w="80" w:type="dxa"/>
             </w:tcMar>
-          </w:tcPr>
-          <w:p>
+            <w:vAlign w:val="center"/>
+          </w:tcPr>
+          <w:p>
+            <w:pPr>
+              <w:jc w:val="center"/>
+            </w:pPr>
             <w:r>
               <w:rPr>
                 <w:b/>
@@ -7973,7 +7988,7 @@
         </w:tc>
         <w:tc>
           <w:tcPr>
-            <w:tcW w:w="1100" w:type="dxa"/>
+            <w:tcW w:w="1026" w:type="dxa"/>
             <w:tcBorders>
               <w:top w:val="single" w:sz="4" w:space="0" w:color="BFBFBF"/>
               <w:left w:val="single" w:sz="4" w:space="0" w:color="BFBFBF"/>
@@ -7987,8 +8002,12 @@
               <w:bottom w:w="40" w:type="dxa"/>
               <w:right w:w="80" w:type="dxa"/>
             </w:tcMar>
-          </w:tcPr>
-          <w:p>
+            <w:vAlign w:val="center"/>
+          </w:tcPr>
+          <w:p>
+            <w:pPr>
+              <w:jc w:val="center"/>
+            </w:pPr>
             <w:r>
               <w:rPr>
                 <w:b/>
@@ -8003,7 +8022,7 @@
         </w:tc>
         <w:tc>
           <w:tcPr>
-            <w:tcW w:w="3480" w:type="dxa"/>
+            <w:tcW w:w="5102" w:type="dxa"/>
             <w:tcBorders>
               <w:top w:val="single" w:sz="4" w:space="0" w:color="BFBFBF"/>
               <w:left w:val="single" w:sz="4" w:space="0" w:color="BFBFBF"/>
@@ -8017,8 +8036,12 @@
               <w:bottom w:w="40" w:type="dxa"/>
               <w:right w:w="80" w:type="dxa"/>
             </w:tcMar>
-          </w:tcPr>
-          <w:p>
+            <w:vAlign w:val="center"/>
+          </w:tcPr>
+          <w:p>
+            <w:pPr>
+              <w:jc w:val="center"/>
+            </w:pPr>
             <w:r>
               <w:rPr>
                 <w:b/>
@@ -8033,7 +8056,7 @@
         </w:tc>
         <w:tc>
           <w:tcPr>
-            <w:tcW w:w="1900" w:type="dxa"/>
+            <w:tcW w:w="1134" w:type="dxa"/>
             <w:tcBorders>
               <w:top w:val="single" w:sz="4" w:space="0" w:color="BFBFBF"/>
               <w:left w:val="single" w:sz="4" w:space="0" w:color="BFBFBF"/>
@@ -8047,8 +8070,12 @@
               <w:bottom w:w="40" w:type="dxa"/>
               <w:right w:w="80" w:type="dxa"/>
             </w:tcMar>
-          </w:tcPr>
-          <w:p>
+            <w:vAlign w:val="center"/>
+          </w:tcPr>
+          <w:p>
+            <w:pPr>
+              <w:jc w:val="center"/>
+            </w:pPr>
             <w:r>
               <w:rPr>
                 <w:b/>
@@ -8065,7 +8092,7 @@
       <w:tr>
         <w:tc>
           <w:tcPr>
-            <w:tcW w:w="820" w:type="dxa"/>
+            <w:tcW w:w="671" w:type="dxa"/>
             <w:tcBorders>
               <w:top w:val="single" w:sz="4" w:space="0" w:color="BFBFBF"/>
               <w:left w:val="single" w:sz="4" w:space="0" w:color="BFBFBF"/>
@@ -8079,8 +8106,12 @@
               <w:bottom w:w="40" w:type="dxa"/>
               <w:right w:w="80" w:type="dxa"/>
             </w:tcMar>
-          </w:tcPr>
-          <w:p>
+            <w:vAlign w:val="center"/>
+          </w:tcPr>
+          <w:p>
+            <w:pPr>
+              <w:jc w:val="center"/>
+            </w:pPr>
             <w:r>
               <w:rPr>
                 <w:color w:val="000000"/>
@@ -8093,7 +8124,7 @@
         </w:tc>
         <w:tc>
           <w:tcPr>
-            <w:tcW w:w="1900" w:type="dxa"/>
+            <w:tcW w:w="1739" w:type="dxa"/>
             <w:tcBorders>
               <w:top w:val="single" w:sz="4" w:space="0" w:color="BFBFBF"/>
               <w:left w:val="single" w:sz="4" w:space="0" w:color="BFBFBF"/>
@@ -8107,8 +8138,12 @@
               <w:bottom w:w="40" w:type="dxa"/>
               <w:right w:w="80" w:type="dxa"/>
             </w:tcMar>
-          </w:tcPr>
-          <w:p>
+            <w:vAlign w:val="center"/>
+          </w:tcPr>
+          <w:p>
+            <w:pPr>
+              <w:jc w:val="center"/>
+            </w:pPr>
             <w:r>
               <w:rPr>
                 <w:color w:val="000000"/>
@@ -8121,7 +8156,7 @@
         </w:tc>
         <w:tc>
           <w:tcPr>
-            <w:tcW w:w="1100" w:type="dxa"/>
+            <w:tcW w:w="1026" w:type="dxa"/>
             <w:tcBorders>
               <w:top w:val="single" w:sz="4" w:space="0" w:color="BFBFBF"/>
               <w:left w:val="single" w:sz="4" w:space="0" w:color="BFBFBF"/>
@@ -8135,8 +8170,12 @@
               <w:bottom w:w="40" w:type="dxa"/>
               <w:right w:w="80" w:type="dxa"/>
             </w:tcMar>
-          </w:tcPr>
-          <w:p>
+            <w:vAlign w:val="center"/>
+          </w:tcPr>
+          <w:p>
+            <w:pPr>
+              <w:jc w:val="center"/>
+            </w:pPr>
             <w:r>
               <w:rPr>
                 <w:color w:val="000000"/>
@@ -8149,7 +8188,7 @@
         </w:tc>
         <w:tc>
           <w:tcPr>
-            <w:tcW w:w="3480" w:type="dxa"/>
+            <w:tcW w:w="5102" w:type="dxa"/>
             <w:tcBorders>
               <w:top w:val="single" w:sz="4" w:space="0" w:color="BFBFBF"/>
               <w:left w:val="single" w:sz="4" w:space="0" w:color="BFBFBF"/>
@@ -8163,30 +8202,22 @@
               <w:bottom w:w="40" w:type="dxa"/>
               <w:right w:w="80" w:type="dxa"/>
             </w:tcMar>
-          </w:tcPr>
-          <w:p>
-            <w:r>
-              <w:rPr>
-                <w:color w:val="000000"/>
-                <w:sz w:val="18"/>
-                <w:szCs w:val="18"/>
-              </w:rPr>
-              <w:t xml:space="preserve">All Community routes (Feed, Post detail, Create post, Leaderboard) render a shared “Coming soon” placeholder and Community is not in the tab bar - </w:t>
-            </w:r>
-            <w:r>
-              <w:rPr>
-                <w:color w:val="000000"/>
-                <w:sz w:val="18"/>
-                <w:szCs w:val="18"/>
-              </w:rPr>
-              <w:lastRenderedPageBreak/>
-              <w:t>feature not implemented on mobile. Handover implied Community was present on mobile — contradicted (regression). CommunityStack is not mounted in any navigator, so Community is completely unreachable on mobile.</w:t>
-            </w:r>
-          </w:p>
-        </w:tc>
-        <w:tc>
-          <w:tcPr>
-            <w:tcW w:w="1900" w:type="dxa"/>
+            <w:vAlign w:val="center"/>
+          </w:tcPr>
+          <w:p>
+            <w:r>
+              <w:rPr>
+                <w:color w:val="000000"/>
+                <w:sz w:val="18"/>
+                <w:szCs w:val="18"/>
+              </w:rPr>
+              <w:t>All Community routes (Feed, Post detail, Create post, Leaderboard) render a shared “Coming soon” placeholder and Community is not in the tab bar - feature not implemented on mobile. Handover implied Community was present on mobile — contradicted (regression). CommunityStack is not mounted in any navigator, so Community is completely unreachable on mobile.</w:t>
+            </w:r>
+          </w:p>
+        </w:tc>
+        <w:tc>
+          <w:tcPr>
+            <w:tcW w:w="1134" w:type="dxa"/>
             <w:tcBorders>
               <w:top w:val="single" w:sz="4" w:space="0" w:color="BFBFBF"/>
               <w:left w:val="single" w:sz="4" w:space="0" w:color="BFBFBF"/>
@@ -8200,15 +8231,18 @@
               <w:bottom w:w="40" w:type="dxa"/>
               <w:right w:w="80" w:type="dxa"/>
             </w:tcMar>
-          </w:tcPr>
-          <w:p>
-            <w:r>
-              <w:rPr>
-                <w:color w:val="000000"/>
-                <w:sz w:val="18"/>
-                <w:szCs w:val="18"/>
-              </w:rPr>
-              <w:lastRenderedPageBreak/>
+            <w:vAlign w:val="center"/>
+          </w:tcPr>
+          <w:p>
+            <w:pPr>
+              <w:jc w:val="center"/>
+            </w:pPr>
+            <w:r>
+              <w:rPr>
+                <w:color w:val="000000"/>
+                <w:sz w:val="18"/>
+                <w:szCs w:val="18"/>
+              </w:rPr>
               <w:t>Open</w:t>
             </w:r>
           </w:p>
@@ -8217,21 +8251,25 @@
       <w:tr>
         <w:tc>
           <w:tcPr>
-            <w:tcW w:w="820" w:type="dxa"/>
-            <w:tcBorders>
-              <w:top w:val="single" w:sz="4" w:space="0" w:color="BFBFBF"/>
-              <w:left w:val="single" w:sz="4" w:space="0" w:color="BFBFBF"/>
-              <w:bottom w:val="single" w:sz="4" w:space="0" w:color="BFBFBF"/>
-              <w:right w:val="single" w:sz="4" w:space="0" w:color="BFBFBF"/>
-            </w:tcBorders>
-            <w:tcMar>
-              <w:top w:w="40" w:type="dxa"/>
-              <w:left w:w="80" w:type="dxa"/>
-              <w:bottom w:w="40" w:type="dxa"/>
-              <w:right w:w="80" w:type="dxa"/>
-            </w:tcMar>
-          </w:tcPr>
-          <w:p>
+            <w:tcW w:w="671" w:type="dxa"/>
+            <w:tcBorders>
+              <w:top w:val="single" w:sz="4" w:space="0" w:color="BFBFBF"/>
+              <w:left w:val="single" w:sz="4" w:space="0" w:color="BFBFBF"/>
+              <w:bottom w:val="single" w:sz="4" w:space="0" w:color="BFBFBF"/>
+              <w:right w:val="single" w:sz="4" w:space="0" w:color="BFBFBF"/>
+            </w:tcBorders>
+            <w:tcMar>
+              <w:top w:w="40" w:type="dxa"/>
+              <w:left w:w="80" w:type="dxa"/>
+              <w:bottom w:w="40" w:type="dxa"/>
+              <w:right w:w="80" w:type="dxa"/>
+            </w:tcMar>
+            <w:vAlign w:val="center"/>
+          </w:tcPr>
+          <w:p>
+            <w:pPr>
+              <w:jc w:val="center"/>
+            </w:pPr>
             <w:r>
               <w:rPr>
                 <w:color w:val="000000"/>
@@ -8244,21 +8282,25 @@
         </w:tc>
         <w:tc>
           <w:tcPr>
-            <w:tcW w:w="1900" w:type="dxa"/>
-            <w:tcBorders>
-              <w:top w:val="single" w:sz="4" w:space="0" w:color="BFBFBF"/>
-              <w:left w:val="single" w:sz="4" w:space="0" w:color="BFBFBF"/>
-              <w:bottom w:val="single" w:sz="4" w:space="0" w:color="BFBFBF"/>
-              <w:right w:val="single" w:sz="4" w:space="0" w:color="BFBFBF"/>
-            </w:tcBorders>
-            <w:tcMar>
-              <w:top w:w="40" w:type="dxa"/>
-              <w:left w:w="80" w:type="dxa"/>
-              <w:bottom w:w="40" w:type="dxa"/>
-              <w:right w:w="80" w:type="dxa"/>
-            </w:tcMar>
-          </w:tcPr>
-          <w:p>
+            <w:tcW w:w="1739" w:type="dxa"/>
+            <w:tcBorders>
+              <w:top w:val="single" w:sz="4" w:space="0" w:color="BFBFBF"/>
+              <w:left w:val="single" w:sz="4" w:space="0" w:color="BFBFBF"/>
+              <w:bottom w:val="single" w:sz="4" w:space="0" w:color="BFBFBF"/>
+              <w:right w:val="single" w:sz="4" w:space="0" w:color="BFBFBF"/>
+            </w:tcBorders>
+            <w:tcMar>
+              <w:top w:w="40" w:type="dxa"/>
+              <w:left w:w="80" w:type="dxa"/>
+              <w:bottom w:w="40" w:type="dxa"/>
+              <w:right w:w="80" w:type="dxa"/>
+            </w:tcMar>
+            <w:vAlign w:val="center"/>
+          </w:tcPr>
+          <w:p>
+            <w:pPr>
+              <w:jc w:val="center"/>
+            </w:pPr>
             <w:r>
               <w:rPr>
                 <w:color w:val="000000"/>
@@ -8271,21 +8313,25 @@
         </w:tc>
         <w:tc>
           <w:tcPr>
-            <w:tcW w:w="1100" w:type="dxa"/>
-            <w:tcBorders>
-              <w:top w:val="single" w:sz="4" w:space="0" w:color="BFBFBF"/>
-              <w:left w:val="single" w:sz="4" w:space="0" w:color="BFBFBF"/>
-              <w:bottom w:val="single" w:sz="4" w:space="0" w:color="BFBFBF"/>
-              <w:right w:val="single" w:sz="4" w:space="0" w:color="BFBFBF"/>
-            </w:tcBorders>
-            <w:tcMar>
-              <w:top w:w="40" w:type="dxa"/>
-              <w:left w:w="80" w:type="dxa"/>
-              <w:bottom w:w="40" w:type="dxa"/>
-              <w:right w:w="80" w:type="dxa"/>
-            </w:tcMar>
-          </w:tcPr>
-          <w:p>
+            <w:tcW w:w="1026" w:type="dxa"/>
+            <w:tcBorders>
+              <w:top w:val="single" w:sz="4" w:space="0" w:color="BFBFBF"/>
+              <w:left w:val="single" w:sz="4" w:space="0" w:color="BFBFBF"/>
+              <w:bottom w:val="single" w:sz="4" w:space="0" w:color="BFBFBF"/>
+              <w:right w:val="single" w:sz="4" w:space="0" w:color="BFBFBF"/>
+            </w:tcBorders>
+            <w:tcMar>
+              <w:top w:w="40" w:type="dxa"/>
+              <w:left w:w="80" w:type="dxa"/>
+              <w:bottom w:w="40" w:type="dxa"/>
+              <w:right w:w="80" w:type="dxa"/>
+            </w:tcMar>
+            <w:vAlign w:val="center"/>
+          </w:tcPr>
+          <w:p>
+            <w:pPr>
+              <w:jc w:val="center"/>
+            </w:pPr>
             <w:r>
               <w:rPr>
                 <w:color w:val="000000"/>
@@ -8298,19 +8344,20 @@
         </w:tc>
         <w:tc>
           <w:tcPr>
-            <w:tcW w:w="3480" w:type="dxa"/>
-            <w:tcBorders>
-              <w:top w:val="single" w:sz="4" w:space="0" w:color="BFBFBF"/>
-              <w:left w:val="single" w:sz="4" w:space="0" w:color="BFBFBF"/>
-              <w:bottom w:val="single" w:sz="4" w:space="0" w:color="BFBFBF"/>
-              <w:right w:val="single" w:sz="4" w:space="0" w:color="BFBFBF"/>
-            </w:tcBorders>
-            <w:tcMar>
-              <w:top w:w="40" w:type="dxa"/>
-              <w:left w:w="80" w:type="dxa"/>
-              <w:bottom w:w="40" w:type="dxa"/>
-              <w:right w:w="80" w:type="dxa"/>
-            </w:tcMar>
+            <w:tcW w:w="5102" w:type="dxa"/>
+            <w:tcBorders>
+              <w:top w:val="single" w:sz="4" w:space="0" w:color="BFBFBF"/>
+              <w:left w:val="single" w:sz="4" w:space="0" w:color="BFBFBF"/>
+              <w:bottom w:val="single" w:sz="4" w:space="0" w:color="BFBFBF"/>
+              <w:right w:val="single" w:sz="4" w:space="0" w:color="BFBFBF"/>
+            </w:tcBorders>
+            <w:tcMar>
+              <w:top w:w="40" w:type="dxa"/>
+              <w:left w:w="80" w:type="dxa"/>
+              <w:bottom w:w="40" w:type="dxa"/>
+              <w:right w:w="80" w:type="dxa"/>
+            </w:tcMar>
+            <w:vAlign w:val="center"/>
           </w:tcPr>
           <w:p>
             <w:r>
@@ -8325,21 +8372,25 @@
         </w:tc>
         <w:tc>
           <w:tcPr>
-            <w:tcW w:w="1900" w:type="dxa"/>
-            <w:tcBorders>
-              <w:top w:val="single" w:sz="4" w:space="0" w:color="BFBFBF"/>
-              <w:left w:val="single" w:sz="4" w:space="0" w:color="BFBFBF"/>
-              <w:bottom w:val="single" w:sz="4" w:space="0" w:color="BFBFBF"/>
-              <w:right w:val="single" w:sz="4" w:space="0" w:color="BFBFBF"/>
-            </w:tcBorders>
-            <w:tcMar>
-              <w:top w:w="40" w:type="dxa"/>
-              <w:left w:w="80" w:type="dxa"/>
-              <w:bottom w:w="40" w:type="dxa"/>
-              <w:right w:w="80" w:type="dxa"/>
-            </w:tcMar>
-          </w:tcPr>
-          <w:p>
+            <w:tcW w:w="1134" w:type="dxa"/>
+            <w:tcBorders>
+              <w:top w:val="single" w:sz="4" w:space="0" w:color="BFBFBF"/>
+              <w:left w:val="single" w:sz="4" w:space="0" w:color="BFBFBF"/>
+              <w:bottom w:val="single" w:sz="4" w:space="0" w:color="BFBFBF"/>
+              <w:right w:val="single" w:sz="4" w:space="0" w:color="BFBFBF"/>
+            </w:tcBorders>
+            <w:tcMar>
+              <w:top w:w="40" w:type="dxa"/>
+              <w:left w:w="80" w:type="dxa"/>
+              <w:bottom w:w="40" w:type="dxa"/>
+              <w:right w:w="80" w:type="dxa"/>
+            </w:tcMar>
+            <w:vAlign w:val="center"/>
+          </w:tcPr>
+          <w:p>
+            <w:pPr>
+              <w:jc w:val="center"/>
+            </w:pPr>
             <w:r>
               <w:rPr>
                 <w:color w:val="000000"/>
@@ -8354,7 +8405,7 @@
       <w:tr>
         <w:tc>
           <w:tcPr>
-            <w:tcW w:w="820" w:type="dxa"/>
+            <w:tcW w:w="671" w:type="dxa"/>
             <w:tcBorders>
               <w:top w:val="single" w:sz="4" w:space="0" w:color="BFBFBF"/>
               <w:left w:val="single" w:sz="4" w:space="0" w:color="BFBFBF"/>
@@ -8368,8 +8419,12 @@
               <w:bottom w:w="40" w:type="dxa"/>
               <w:right w:w="80" w:type="dxa"/>
             </w:tcMar>
-          </w:tcPr>
-          <w:p>
+            <w:vAlign w:val="center"/>
+          </w:tcPr>
+          <w:p>
+            <w:pPr>
+              <w:jc w:val="center"/>
+            </w:pPr>
             <w:r>
               <w:rPr>
                 <w:color w:val="000000"/>
@@ -8382,7 +8437,7 @@
         </w:tc>
         <w:tc>
           <w:tcPr>
-            <w:tcW w:w="1900" w:type="dxa"/>
+            <w:tcW w:w="1739" w:type="dxa"/>
             <w:tcBorders>
               <w:top w:val="single" w:sz="4" w:space="0" w:color="BFBFBF"/>
               <w:left w:val="single" w:sz="4" w:space="0" w:color="BFBFBF"/>
@@ -8396,8 +8451,12 @@
               <w:bottom w:w="40" w:type="dxa"/>
               <w:right w:w="80" w:type="dxa"/>
             </w:tcMar>
-          </w:tcPr>
-          <w:p>
+            <w:vAlign w:val="center"/>
+          </w:tcPr>
+          <w:p>
+            <w:pPr>
+              <w:jc w:val="center"/>
+            </w:pPr>
             <w:r>
               <w:rPr>
                 <w:color w:val="000000"/>
@@ -8410,7 +8469,7 @@
         </w:tc>
         <w:tc>
           <w:tcPr>
-            <w:tcW w:w="1100" w:type="dxa"/>
+            <w:tcW w:w="1026" w:type="dxa"/>
             <w:tcBorders>
               <w:top w:val="single" w:sz="4" w:space="0" w:color="BFBFBF"/>
               <w:left w:val="single" w:sz="4" w:space="0" w:color="BFBFBF"/>
@@ -8424,8 +8483,12 @@
               <w:bottom w:w="40" w:type="dxa"/>
               <w:right w:w="80" w:type="dxa"/>
             </w:tcMar>
-          </w:tcPr>
-          <w:p>
+            <w:vAlign w:val="center"/>
+          </w:tcPr>
+          <w:p>
+            <w:pPr>
+              <w:jc w:val="center"/>
+            </w:pPr>
             <w:r>
               <w:rPr>
                 <w:color w:val="000000"/>
@@ -8438,7 +8501,7 @@
         </w:tc>
         <w:tc>
           <w:tcPr>
-            <w:tcW w:w="3480" w:type="dxa"/>
+            <w:tcW w:w="5102" w:type="dxa"/>
             <w:tcBorders>
               <w:top w:val="single" w:sz="4" w:space="0" w:color="BFBFBF"/>
               <w:left w:val="single" w:sz="4" w:space="0" w:color="BFBFBF"/>
@@ -8452,6 +8515,7 @@
               <w:bottom w:w="40" w:type="dxa"/>
               <w:right w:w="80" w:type="dxa"/>
             </w:tcMar>
+            <w:vAlign w:val="center"/>
           </w:tcPr>
           <w:p>
             <w:r>
@@ -8466,7 +8530,7 @@
         </w:tc>
         <w:tc>
           <w:tcPr>
-            <w:tcW w:w="1900" w:type="dxa"/>
+            <w:tcW w:w="1134" w:type="dxa"/>
             <w:tcBorders>
               <w:top w:val="single" w:sz="4" w:space="0" w:color="BFBFBF"/>
               <w:left w:val="single" w:sz="4" w:space="0" w:color="BFBFBF"/>
@@ -8480,8 +8544,12 @@
               <w:bottom w:w="40" w:type="dxa"/>
               <w:right w:w="80" w:type="dxa"/>
             </w:tcMar>
-          </w:tcPr>
-          <w:p>
+            <w:vAlign w:val="center"/>
+          </w:tcPr>
+          <w:p>
+            <w:pPr>
+              <w:jc w:val="center"/>
+            </w:pPr>
             <w:r>
               <w:rPr>
                 <w:color w:val="000000"/>
@@ -8496,21 +8564,25 @@
       <w:tr>
         <w:tc>
           <w:tcPr>
-            <w:tcW w:w="820" w:type="dxa"/>
-            <w:tcBorders>
-              <w:top w:val="single" w:sz="4" w:space="0" w:color="BFBFBF"/>
-              <w:left w:val="single" w:sz="4" w:space="0" w:color="BFBFBF"/>
-              <w:bottom w:val="single" w:sz="4" w:space="0" w:color="BFBFBF"/>
-              <w:right w:val="single" w:sz="4" w:space="0" w:color="BFBFBF"/>
-            </w:tcBorders>
-            <w:tcMar>
-              <w:top w:w="40" w:type="dxa"/>
-              <w:left w:w="80" w:type="dxa"/>
-              <w:bottom w:w="40" w:type="dxa"/>
-              <w:right w:w="80" w:type="dxa"/>
-            </w:tcMar>
-          </w:tcPr>
-          <w:p>
+            <w:tcW w:w="671" w:type="dxa"/>
+            <w:tcBorders>
+              <w:top w:val="single" w:sz="4" w:space="0" w:color="BFBFBF"/>
+              <w:left w:val="single" w:sz="4" w:space="0" w:color="BFBFBF"/>
+              <w:bottom w:val="single" w:sz="4" w:space="0" w:color="BFBFBF"/>
+              <w:right w:val="single" w:sz="4" w:space="0" w:color="BFBFBF"/>
+            </w:tcBorders>
+            <w:tcMar>
+              <w:top w:w="40" w:type="dxa"/>
+              <w:left w:w="80" w:type="dxa"/>
+              <w:bottom w:w="40" w:type="dxa"/>
+              <w:right w:w="80" w:type="dxa"/>
+            </w:tcMar>
+            <w:vAlign w:val="center"/>
+          </w:tcPr>
+          <w:p>
+            <w:pPr>
+              <w:jc w:val="center"/>
+            </w:pPr>
             <w:r>
               <w:rPr>
                 <w:color w:val="000000"/>
@@ -8523,21 +8595,25 @@
         </w:tc>
         <w:tc>
           <w:tcPr>
-            <w:tcW w:w="1900" w:type="dxa"/>
-            <w:tcBorders>
-              <w:top w:val="single" w:sz="4" w:space="0" w:color="BFBFBF"/>
-              <w:left w:val="single" w:sz="4" w:space="0" w:color="BFBFBF"/>
-              <w:bottom w:val="single" w:sz="4" w:space="0" w:color="BFBFBF"/>
-              <w:right w:val="single" w:sz="4" w:space="0" w:color="BFBFBF"/>
-            </w:tcBorders>
-            <w:tcMar>
-              <w:top w:w="40" w:type="dxa"/>
-              <w:left w:w="80" w:type="dxa"/>
-              <w:bottom w:w="40" w:type="dxa"/>
-              <w:right w:w="80" w:type="dxa"/>
-            </w:tcMar>
-          </w:tcPr>
-          <w:p>
+            <w:tcW w:w="1739" w:type="dxa"/>
+            <w:tcBorders>
+              <w:top w:val="single" w:sz="4" w:space="0" w:color="BFBFBF"/>
+              <w:left w:val="single" w:sz="4" w:space="0" w:color="BFBFBF"/>
+              <w:bottom w:val="single" w:sz="4" w:space="0" w:color="BFBFBF"/>
+              <w:right w:val="single" w:sz="4" w:space="0" w:color="BFBFBF"/>
+            </w:tcBorders>
+            <w:tcMar>
+              <w:top w:w="40" w:type="dxa"/>
+              <w:left w:w="80" w:type="dxa"/>
+              <w:bottom w:w="40" w:type="dxa"/>
+              <w:right w:w="80" w:type="dxa"/>
+            </w:tcMar>
+            <w:vAlign w:val="center"/>
+          </w:tcPr>
+          <w:p>
+            <w:pPr>
+              <w:jc w:val="center"/>
+            </w:pPr>
             <w:r>
               <w:rPr>
                 <w:color w:val="000000"/>
@@ -8550,21 +8626,25 @@
         </w:tc>
         <w:tc>
           <w:tcPr>
-            <w:tcW w:w="1100" w:type="dxa"/>
-            <w:tcBorders>
-              <w:top w:val="single" w:sz="4" w:space="0" w:color="BFBFBF"/>
-              <w:left w:val="single" w:sz="4" w:space="0" w:color="BFBFBF"/>
-              <w:bottom w:val="single" w:sz="4" w:space="0" w:color="BFBFBF"/>
-              <w:right w:val="single" w:sz="4" w:space="0" w:color="BFBFBF"/>
-            </w:tcBorders>
-            <w:tcMar>
-              <w:top w:w="40" w:type="dxa"/>
-              <w:left w:w="80" w:type="dxa"/>
-              <w:bottom w:w="40" w:type="dxa"/>
-              <w:right w:w="80" w:type="dxa"/>
-            </w:tcMar>
-          </w:tcPr>
-          <w:p>
+            <w:tcW w:w="1026" w:type="dxa"/>
+            <w:tcBorders>
+              <w:top w:val="single" w:sz="4" w:space="0" w:color="BFBFBF"/>
+              <w:left w:val="single" w:sz="4" w:space="0" w:color="BFBFBF"/>
+              <w:bottom w:val="single" w:sz="4" w:space="0" w:color="BFBFBF"/>
+              <w:right w:val="single" w:sz="4" w:space="0" w:color="BFBFBF"/>
+            </w:tcBorders>
+            <w:tcMar>
+              <w:top w:w="40" w:type="dxa"/>
+              <w:left w:w="80" w:type="dxa"/>
+              <w:bottom w:w="40" w:type="dxa"/>
+              <w:right w:w="80" w:type="dxa"/>
+            </w:tcMar>
+            <w:vAlign w:val="center"/>
+          </w:tcPr>
+          <w:p>
+            <w:pPr>
+              <w:jc w:val="center"/>
+            </w:pPr>
             <w:r>
               <w:rPr>
                 <w:color w:val="000000"/>
@@ -8577,19 +8657,20 @@
         </w:tc>
         <w:tc>
           <w:tcPr>
-            <w:tcW w:w="3480" w:type="dxa"/>
-            <w:tcBorders>
-              <w:top w:val="single" w:sz="4" w:space="0" w:color="BFBFBF"/>
-              <w:left w:val="single" w:sz="4" w:space="0" w:color="BFBFBF"/>
-              <w:bottom w:val="single" w:sz="4" w:space="0" w:color="BFBFBF"/>
-              <w:right w:val="single" w:sz="4" w:space="0" w:color="BFBFBF"/>
-            </w:tcBorders>
-            <w:tcMar>
-              <w:top w:w="40" w:type="dxa"/>
-              <w:left w:w="80" w:type="dxa"/>
-              <w:bottom w:w="40" w:type="dxa"/>
-              <w:right w:w="80" w:type="dxa"/>
-            </w:tcMar>
+            <w:tcW w:w="5102" w:type="dxa"/>
+            <w:tcBorders>
+              <w:top w:val="single" w:sz="4" w:space="0" w:color="BFBFBF"/>
+              <w:left w:val="single" w:sz="4" w:space="0" w:color="BFBFBF"/>
+              <w:bottom w:val="single" w:sz="4" w:space="0" w:color="BFBFBF"/>
+              <w:right w:val="single" w:sz="4" w:space="0" w:color="BFBFBF"/>
+            </w:tcBorders>
+            <w:tcMar>
+              <w:top w:w="40" w:type="dxa"/>
+              <w:left w:w="80" w:type="dxa"/>
+              <w:bottom w:w="40" w:type="dxa"/>
+              <w:right w:w="80" w:type="dxa"/>
+            </w:tcMar>
+            <w:vAlign w:val="center"/>
           </w:tcPr>
           <w:p>
             <w:r>
@@ -8604,21 +8685,25 @@
         </w:tc>
         <w:tc>
           <w:tcPr>
-            <w:tcW w:w="1900" w:type="dxa"/>
-            <w:tcBorders>
-              <w:top w:val="single" w:sz="4" w:space="0" w:color="BFBFBF"/>
-              <w:left w:val="single" w:sz="4" w:space="0" w:color="BFBFBF"/>
-              <w:bottom w:val="single" w:sz="4" w:space="0" w:color="BFBFBF"/>
-              <w:right w:val="single" w:sz="4" w:space="0" w:color="BFBFBF"/>
-            </w:tcBorders>
-            <w:tcMar>
-              <w:top w:w="40" w:type="dxa"/>
-              <w:left w:w="80" w:type="dxa"/>
-              <w:bottom w:w="40" w:type="dxa"/>
-              <w:right w:w="80" w:type="dxa"/>
-            </w:tcMar>
-          </w:tcPr>
-          <w:p>
+            <w:tcW w:w="1134" w:type="dxa"/>
+            <w:tcBorders>
+              <w:top w:val="single" w:sz="4" w:space="0" w:color="BFBFBF"/>
+              <w:left w:val="single" w:sz="4" w:space="0" w:color="BFBFBF"/>
+              <w:bottom w:val="single" w:sz="4" w:space="0" w:color="BFBFBF"/>
+              <w:right w:val="single" w:sz="4" w:space="0" w:color="BFBFBF"/>
+            </w:tcBorders>
+            <w:tcMar>
+              <w:top w:w="40" w:type="dxa"/>
+              <w:left w:w="80" w:type="dxa"/>
+              <w:bottom w:w="40" w:type="dxa"/>
+              <w:right w:w="80" w:type="dxa"/>
+            </w:tcMar>
+            <w:vAlign w:val="center"/>
+          </w:tcPr>
+          <w:p>
+            <w:pPr>
+              <w:jc w:val="center"/>
+            </w:pPr>
             <w:r>
               <w:rPr>
                 <w:color w:val="000000"/>
@@ -8633,7 +8718,7 @@
       <w:tr>
         <w:tc>
           <w:tcPr>
-            <w:tcW w:w="820" w:type="dxa"/>
+            <w:tcW w:w="671" w:type="dxa"/>
             <w:tcBorders>
               <w:top w:val="single" w:sz="4" w:space="0" w:color="BFBFBF"/>
               <w:left w:val="single" w:sz="4" w:space="0" w:color="BFBFBF"/>
@@ -8647,8 +8732,12 @@
               <w:bottom w:w="40" w:type="dxa"/>
               <w:right w:w="80" w:type="dxa"/>
             </w:tcMar>
-          </w:tcPr>
-          <w:p>
+            <w:vAlign w:val="center"/>
+          </w:tcPr>
+          <w:p>
+            <w:pPr>
+              <w:jc w:val="center"/>
+            </w:pPr>
             <w:r>
               <w:rPr>
                 <w:color w:val="000000"/>
@@ -8661,7 +8750,7 @@
         </w:tc>
         <w:tc>
           <w:tcPr>
-            <w:tcW w:w="1900" w:type="dxa"/>
+            <w:tcW w:w="1739" w:type="dxa"/>
             <w:tcBorders>
               <w:top w:val="single" w:sz="4" w:space="0" w:color="BFBFBF"/>
               <w:left w:val="single" w:sz="4" w:space="0" w:color="BFBFBF"/>
@@ -8675,8 +8764,12 @@
               <w:bottom w:w="40" w:type="dxa"/>
               <w:right w:w="80" w:type="dxa"/>
             </w:tcMar>
-          </w:tcPr>
-          <w:p>
+            <w:vAlign w:val="center"/>
+          </w:tcPr>
+          <w:p>
+            <w:pPr>
+              <w:jc w:val="center"/>
+            </w:pPr>
             <w:r>
               <w:rPr>
                 <w:color w:val="000000"/>
@@ -8689,7 +8782,7 @@
         </w:tc>
         <w:tc>
           <w:tcPr>
-            <w:tcW w:w="1100" w:type="dxa"/>
+            <w:tcW w:w="1026" w:type="dxa"/>
             <w:tcBorders>
               <w:top w:val="single" w:sz="4" w:space="0" w:color="BFBFBF"/>
               <w:left w:val="single" w:sz="4" w:space="0" w:color="BFBFBF"/>
@@ -8703,8 +8796,12 @@
               <w:bottom w:w="40" w:type="dxa"/>
               <w:right w:w="80" w:type="dxa"/>
             </w:tcMar>
-          </w:tcPr>
-          <w:p>
+            <w:vAlign w:val="center"/>
+          </w:tcPr>
+          <w:p>
+            <w:pPr>
+              <w:jc w:val="center"/>
+            </w:pPr>
             <w:r>
               <w:rPr>
                 <w:color w:val="000000"/>
@@ -8717,7 +8814,7 @@
         </w:tc>
         <w:tc>
           <w:tcPr>
-            <w:tcW w:w="3480" w:type="dxa"/>
+            <w:tcW w:w="5102" w:type="dxa"/>
             <w:tcBorders>
               <w:top w:val="single" w:sz="4" w:space="0" w:color="BFBFBF"/>
               <w:left w:val="single" w:sz="4" w:space="0" w:color="BFBFBF"/>
@@ -8731,6 +8828,7 @@
               <w:bottom w:w="40" w:type="dxa"/>
               <w:right w:w="80" w:type="dxa"/>
             </w:tcMar>
+            <w:vAlign w:val="center"/>
           </w:tcPr>
           <w:p>
             <w:r>
@@ -8745,7 +8843,7 @@
         </w:tc>
         <w:tc>
           <w:tcPr>
-            <w:tcW w:w="1900" w:type="dxa"/>
+            <w:tcW w:w="1134" w:type="dxa"/>
             <w:tcBorders>
               <w:top w:val="single" w:sz="4" w:space="0" w:color="BFBFBF"/>
               <w:left w:val="single" w:sz="4" w:space="0" w:color="BFBFBF"/>
@@ -8759,8 +8857,12 @@
               <w:bottom w:w="40" w:type="dxa"/>
               <w:right w:w="80" w:type="dxa"/>
             </w:tcMar>
-          </w:tcPr>
-          <w:p>
+            <w:vAlign w:val="center"/>
+          </w:tcPr>
+          <w:p>
+            <w:pPr>
+              <w:jc w:val="center"/>
+            </w:pPr>
             <w:r>
               <w:rPr>
                 <w:color w:val="000000"/>
@@ -8775,21 +8877,25 @@
       <w:tr>
         <w:tc>
           <w:tcPr>
-            <w:tcW w:w="820" w:type="dxa"/>
-            <w:tcBorders>
-              <w:top w:val="single" w:sz="4" w:space="0" w:color="BFBFBF"/>
-              <w:left w:val="single" w:sz="4" w:space="0" w:color="BFBFBF"/>
-              <w:bottom w:val="single" w:sz="4" w:space="0" w:color="BFBFBF"/>
-              <w:right w:val="single" w:sz="4" w:space="0" w:color="BFBFBF"/>
-            </w:tcBorders>
-            <w:tcMar>
-              <w:top w:w="40" w:type="dxa"/>
-              <w:left w:w="80" w:type="dxa"/>
-              <w:bottom w:w="40" w:type="dxa"/>
-              <w:right w:w="80" w:type="dxa"/>
-            </w:tcMar>
-          </w:tcPr>
-          <w:p>
+            <w:tcW w:w="671" w:type="dxa"/>
+            <w:tcBorders>
+              <w:top w:val="single" w:sz="4" w:space="0" w:color="BFBFBF"/>
+              <w:left w:val="single" w:sz="4" w:space="0" w:color="BFBFBF"/>
+              <w:bottom w:val="single" w:sz="4" w:space="0" w:color="BFBFBF"/>
+              <w:right w:val="single" w:sz="4" w:space="0" w:color="BFBFBF"/>
+            </w:tcBorders>
+            <w:tcMar>
+              <w:top w:w="40" w:type="dxa"/>
+              <w:left w:w="80" w:type="dxa"/>
+              <w:bottom w:w="40" w:type="dxa"/>
+              <w:right w:w="80" w:type="dxa"/>
+            </w:tcMar>
+            <w:vAlign w:val="center"/>
+          </w:tcPr>
+          <w:p>
+            <w:pPr>
+              <w:jc w:val="center"/>
+            </w:pPr>
             <w:r>
               <w:rPr>
                 <w:color w:val="000000"/>
@@ -8802,21 +8908,25 @@
         </w:tc>
         <w:tc>
           <w:tcPr>
-            <w:tcW w:w="1900" w:type="dxa"/>
-            <w:tcBorders>
-              <w:top w:val="single" w:sz="4" w:space="0" w:color="BFBFBF"/>
-              <w:left w:val="single" w:sz="4" w:space="0" w:color="BFBFBF"/>
-              <w:bottom w:val="single" w:sz="4" w:space="0" w:color="BFBFBF"/>
-              <w:right w:val="single" w:sz="4" w:space="0" w:color="BFBFBF"/>
-            </w:tcBorders>
-            <w:tcMar>
-              <w:top w:w="40" w:type="dxa"/>
-              <w:left w:w="80" w:type="dxa"/>
-              <w:bottom w:w="40" w:type="dxa"/>
-              <w:right w:w="80" w:type="dxa"/>
-            </w:tcMar>
-          </w:tcPr>
-          <w:p>
+            <w:tcW w:w="1739" w:type="dxa"/>
+            <w:tcBorders>
+              <w:top w:val="single" w:sz="4" w:space="0" w:color="BFBFBF"/>
+              <w:left w:val="single" w:sz="4" w:space="0" w:color="BFBFBF"/>
+              <w:bottom w:val="single" w:sz="4" w:space="0" w:color="BFBFBF"/>
+              <w:right w:val="single" w:sz="4" w:space="0" w:color="BFBFBF"/>
+            </w:tcBorders>
+            <w:tcMar>
+              <w:top w:w="40" w:type="dxa"/>
+              <w:left w:w="80" w:type="dxa"/>
+              <w:bottom w:w="40" w:type="dxa"/>
+              <w:right w:w="80" w:type="dxa"/>
+            </w:tcMar>
+            <w:vAlign w:val="center"/>
+          </w:tcPr>
+          <w:p>
+            <w:pPr>
+              <w:jc w:val="center"/>
+            </w:pPr>
             <w:r>
               <w:rPr>
                 <w:color w:val="000000"/>
@@ -8829,21 +8939,25 @@
         </w:tc>
         <w:tc>
           <w:tcPr>
-            <w:tcW w:w="1100" w:type="dxa"/>
-            <w:tcBorders>
-              <w:top w:val="single" w:sz="4" w:space="0" w:color="BFBFBF"/>
-              <w:left w:val="single" w:sz="4" w:space="0" w:color="BFBFBF"/>
-              <w:bottom w:val="single" w:sz="4" w:space="0" w:color="BFBFBF"/>
-              <w:right w:val="single" w:sz="4" w:space="0" w:color="BFBFBF"/>
-            </w:tcBorders>
-            <w:tcMar>
-              <w:top w:w="40" w:type="dxa"/>
-              <w:left w:w="80" w:type="dxa"/>
-              <w:bottom w:w="40" w:type="dxa"/>
-              <w:right w:w="80" w:type="dxa"/>
-            </w:tcMar>
-          </w:tcPr>
-          <w:p>
+            <w:tcW w:w="1026" w:type="dxa"/>
+            <w:tcBorders>
+              <w:top w:val="single" w:sz="4" w:space="0" w:color="BFBFBF"/>
+              <w:left w:val="single" w:sz="4" w:space="0" w:color="BFBFBF"/>
+              <w:bottom w:val="single" w:sz="4" w:space="0" w:color="BFBFBF"/>
+              <w:right w:val="single" w:sz="4" w:space="0" w:color="BFBFBF"/>
+            </w:tcBorders>
+            <w:tcMar>
+              <w:top w:w="40" w:type="dxa"/>
+              <w:left w:w="80" w:type="dxa"/>
+              <w:bottom w:w="40" w:type="dxa"/>
+              <w:right w:w="80" w:type="dxa"/>
+            </w:tcMar>
+            <w:vAlign w:val="center"/>
+          </w:tcPr>
+          <w:p>
+            <w:pPr>
+              <w:jc w:val="center"/>
+            </w:pPr>
             <w:r>
               <w:rPr>
                 <w:color w:val="000000"/>
@@ -8856,19 +8970,20 @@
         </w:tc>
         <w:tc>
           <w:tcPr>
-            <w:tcW w:w="3480" w:type="dxa"/>
-            <w:tcBorders>
-              <w:top w:val="single" w:sz="4" w:space="0" w:color="BFBFBF"/>
-              <w:left w:val="single" w:sz="4" w:space="0" w:color="BFBFBF"/>
-              <w:bottom w:val="single" w:sz="4" w:space="0" w:color="BFBFBF"/>
-              <w:right w:val="single" w:sz="4" w:space="0" w:color="BFBFBF"/>
-            </w:tcBorders>
-            <w:tcMar>
-              <w:top w:w="40" w:type="dxa"/>
-              <w:left w:w="80" w:type="dxa"/>
-              <w:bottom w:w="40" w:type="dxa"/>
-              <w:right w:w="80" w:type="dxa"/>
-            </w:tcMar>
+            <w:tcW w:w="5102" w:type="dxa"/>
+            <w:tcBorders>
+              <w:top w:val="single" w:sz="4" w:space="0" w:color="BFBFBF"/>
+              <w:left w:val="single" w:sz="4" w:space="0" w:color="BFBFBF"/>
+              <w:bottom w:val="single" w:sz="4" w:space="0" w:color="BFBFBF"/>
+              <w:right w:val="single" w:sz="4" w:space="0" w:color="BFBFBF"/>
+            </w:tcBorders>
+            <w:tcMar>
+              <w:top w:w="40" w:type="dxa"/>
+              <w:left w:w="80" w:type="dxa"/>
+              <w:bottom w:w="40" w:type="dxa"/>
+              <w:right w:w="80" w:type="dxa"/>
+            </w:tcMar>
+            <w:vAlign w:val="center"/>
           </w:tcPr>
           <w:p>
             <w:r>
@@ -8883,21 +8998,25 @@
         </w:tc>
         <w:tc>
           <w:tcPr>
-            <w:tcW w:w="1900" w:type="dxa"/>
-            <w:tcBorders>
-              <w:top w:val="single" w:sz="4" w:space="0" w:color="BFBFBF"/>
-              <w:left w:val="single" w:sz="4" w:space="0" w:color="BFBFBF"/>
-              <w:bottom w:val="single" w:sz="4" w:space="0" w:color="BFBFBF"/>
-              <w:right w:val="single" w:sz="4" w:space="0" w:color="BFBFBF"/>
-            </w:tcBorders>
-            <w:tcMar>
-              <w:top w:w="40" w:type="dxa"/>
-              <w:left w:w="80" w:type="dxa"/>
-              <w:bottom w:w="40" w:type="dxa"/>
-              <w:right w:w="80" w:type="dxa"/>
-            </w:tcMar>
-          </w:tcPr>
-          <w:p>
+            <w:tcW w:w="1134" w:type="dxa"/>
+            <w:tcBorders>
+              <w:top w:val="single" w:sz="4" w:space="0" w:color="BFBFBF"/>
+              <w:left w:val="single" w:sz="4" w:space="0" w:color="BFBFBF"/>
+              <w:bottom w:val="single" w:sz="4" w:space="0" w:color="BFBFBF"/>
+              <w:right w:val="single" w:sz="4" w:space="0" w:color="BFBFBF"/>
+            </w:tcBorders>
+            <w:tcMar>
+              <w:top w:w="40" w:type="dxa"/>
+              <w:left w:w="80" w:type="dxa"/>
+              <w:bottom w:w="40" w:type="dxa"/>
+              <w:right w:w="80" w:type="dxa"/>
+            </w:tcMar>
+            <w:vAlign w:val="center"/>
+          </w:tcPr>
+          <w:p>
+            <w:pPr>
+              <w:jc w:val="center"/>
+            </w:pPr>
             <w:r>
               <w:rPr>
                 <w:color w:val="000000"/>
@@ -8912,7 +9031,7 @@
       <w:tr>
         <w:tc>
           <w:tcPr>
-            <w:tcW w:w="820" w:type="dxa"/>
+            <w:tcW w:w="671" w:type="dxa"/>
             <w:tcBorders>
               <w:top w:val="single" w:sz="4" w:space="0" w:color="BFBFBF"/>
               <w:left w:val="single" w:sz="4" w:space="0" w:color="BFBFBF"/>
@@ -8926,8 +9045,12 @@
               <w:bottom w:w="40" w:type="dxa"/>
               <w:right w:w="80" w:type="dxa"/>
             </w:tcMar>
-          </w:tcPr>
-          <w:p>
+            <w:vAlign w:val="center"/>
+          </w:tcPr>
+          <w:p>
+            <w:pPr>
+              <w:jc w:val="center"/>
+            </w:pPr>
             <w:r>
               <w:rPr>
                 <w:color w:val="000000"/>
@@ -8940,7 +9063,7 @@
         </w:tc>
         <w:tc>
           <w:tcPr>
-            <w:tcW w:w="1900" w:type="dxa"/>
+            <w:tcW w:w="1739" w:type="dxa"/>
             <w:tcBorders>
               <w:top w:val="single" w:sz="4" w:space="0" w:color="BFBFBF"/>
               <w:left w:val="single" w:sz="4" w:space="0" w:color="BFBFBF"/>
@@ -8954,8 +9077,12 @@
               <w:bottom w:w="40" w:type="dxa"/>
               <w:right w:w="80" w:type="dxa"/>
             </w:tcMar>
-          </w:tcPr>
-          <w:p>
+            <w:vAlign w:val="center"/>
+          </w:tcPr>
+          <w:p>
+            <w:pPr>
+              <w:jc w:val="center"/>
+            </w:pPr>
             <w:r>
               <w:rPr>
                 <w:color w:val="000000"/>
@@ -8968,7 +9095,7 @@
         </w:tc>
         <w:tc>
           <w:tcPr>
-            <w:tcW w:w="1100" w:type="dxa"/>
+            <w:tcW w:w="1026" w:type="dxa"/>
             <w:tcBorders>
               <w:top w:val="single" w:sz="4" w:space="0" w:color="BFBFBF"/>
               <w:left w:val="single" w:sz="4" w:space="0" w:color="BFBFBF"/>
@@ -8982,8 +9109,12 @@
               <w:bottom w:w="40" w:type="dxa"/>
               <w:right w:w="80" w:type="dxa"/>
             </w:tcMar>
-          </w:tcPr>
-          <w:p>
+            <w:vAlign w:val="center"/>
+          </w:tcPr>
+          <w:p>
+            <w:pPr>
+              <w:jc w:val="center"/>
+            </w:pPr>
             <w:r>
               <w:rPr>
                 <w:color w:val="000000"/>
@@ -8996,7 +9127,7 @@
         </w:tc>
         <w:tc>
           <w:tcPr>
-            <w:tcW w:w="3480" w:type="dxa"/>
+            <w:tcW w:w="5102" w:type="dxa"/>
             <w:tcBorders>
               <w:top w:val="single" w:sz="4" w:space="0" w:color="BFBFBF"/>
               <w:left w:val="single" w:sz="4" w:space="0" w:color="BFBFBF"/>
@@ -9010,6 +9141,7 @@
               <w:bottom w:w="40" w:type="dxa"/>
               <w:right w:w="80" w:type="dxa"/>
             </w:tcMar>
+            <w:vAlign w:val="center"/>
           </w:tcPr>
           <w:p>
             <w:r>
@@ -9024,7 +9156,7 @@
         </w:tc>
         <w:tc>
           <w:tcPr>
-            <w:tcW w:w="1900" w:type="dxa"/>
+            <w:tcW w:w="1134" w:type="dxa"/>
             <w:tcBorders>
               <w:top w:val="single" w:sz="4" w:space="0" w:color="BFBFBF"/>
               <w:left w:val="single" w:sz="4" w:space="0" w:color="BFBFBF"/>
@@ -9038,8 +9170,12 @@
               <w:bottom w:w="40" w:type="dxa"/>
               <w:right w:w="80" w:type="dxa"/>
             </w:tcMar>
-          </w:tcPr>
-          <w:p>
+            <w:vAlign w:val="center"/>
+          </w:tcPr>
+          <w:p>
+            <w:pPr>
+              <w:jc w:val="center"/>
+            </w:pPr>
             <w:r>
               <w:rPr>
                 <w:color w:val="000000"/>
@@ -9054,21 +9190,25 @@
       <w:tr>
         <w:tc>
           <w:tcPr>
-            <w:tcW w:w="820" w:type="dxa"/>
-            <w:tcBorders>
-              <w:top w:val="single" w:sz="4" w:space="0" w:color="BFBFBF"/>
-              <w:left w:val="single" w:sz="4" w:space="0" w:color="BFBFBF"/>
-              <w:bottom w:val="single" w:sz="4" w:space="0" w:color="BFBFBF"/>
-              <w:right w:val="single" w:sz="4" w:space="0" w:color="BFBFBF"/>
-            </w:tcBorders>
-            <w:tcMar>
-              <w:top w:w="40" w:type="dxa"/>
-              <w:left w:w="80" w:type="dxa"/>
-              <w:bottom w:w="40" w:type="dxa"/>
-              <w:right w:w="80" w:type="dxa"/>
-            </w:tcMar>
-          </w:tcPr>
-          <w:p>
+            <w:tcW w:w="671" w:type="dxa"/>
+            <w:tcBorders>
+              <w:top w:val="single" w:sz="4" w:space="0" w:color="BFBFBF"/>
+              <w:left w:val="single" w:sz="4" w:space="0" w:color="BFBFBF"/>
+              <w:bottom w:val="single" w:sz="4" w:space="0" w:color="BFBFBF"/>
+              <w:right w:val="single" w:sz="4" w:space="0" w:color="BFBFBF"/>
+            </w:tcBorders>
+            <w:tcMar>
+              <w:top w:w="40" w:type="dxa"/>
+              <w:left w:w="80" w:type="dxa"/>
+              <w:bottom w:w="40" w:type="dxa"/>
+              <w:right w:w="80" w:type="dxa"/>
+            </w:tcMar>
+            <w:vAlign w:val="center"/>
+          </w:tcPr>
+          <w:p>
+            <w:pPr>
+              <w:jc w:val="center"/>
+            </w:pPr>
             <w:r>
               <w:rPr>
                 <w:color w:val="000000"/>
@@ -9081,21 +9221,25 @@
         </w:tc>
         <w:tc>
           <w:tcPr>
-            <w:tcW w:w="1900" w:type="dxa"/>
-            <w:tcBorders>
-              <w:top w:val="single" w:sz="4" w:space="0" w:color="BFBFBF"/>
-              <w:left w:val="single" w:sz="4" w:space="0" w:color="BFBFBF"/>
-              <w:bottom w:val="single" w:sz="4" w:space="0" w:color="BFBFBF"/>
-              <w:right w:val="single" w:sz="4" w:space="0" w:color="BFBFBF"/>
-            </w:tcBorders>
-            <w:tcMar>
-              <w:top w:w="40" w:type="dxa"/>
-              <w:left w:w="80" w:type="dxa"/>
-              <w:bottom w:w="40" w:type="dxa"/>
-              <w:right w:w="80" w:type="dxa"/>
-            </w:tcMar>
-          </w:tcPr>
-          <w:p>
+            <w:tcW w:w="1739" w:type="dxa"/>
+            <w:tcBorders>
+              <w:top w:val="single" w:sz="4" w:space="0" w:color="BFBFBF"/>
+              <w:left w:val="single" w:sz="4" w:space="0" w:color="BFBFBF"/>
+              <w:bottom w:val="single" w:sz="4" w:space="0" w:color="BFBFBF"/>
+              <w:right w:val="single" w:sz="4" w:space="0" w:color="BFBFBF"/>
+            </w:tcBorders>
+            <w:tcMar>
+              <w:top w:w="40" w:type="dxa"/>
+              <w:left w:w="80" w:type="dxa"/>
+              <w:bottom w:w="40" w:type="dxa"/>
+              <w:right w:w="80" w:type="dxa"/>
+            </w:tcMar>
+            <w:vAlign w:val="center"/>
+          </w:tcPr>
+          <w:p>
+            <w:pPr>
+              <w:jc w:val="center"/>
+            </w:pPr>
             <w:r>
               <w:rPr>
                 <w:color w:val="000000"/>
@@ -9108,21 +9252,25 @@
         </w:tc>
         <w:tc>
           <w:tcPr>
-            <w:tcW w:w="1100" w:type="dxa"/>
-            <w:tcBorders>
-              <w:top w:val="single" w:sz="4" w:space="0" w:color="BFBFBF"/>
-              <w:left w:val="single" w:sz="4" w:space="0" w:color="BFBFBF"/>
-              <w:bottom w:val="single" w:sz="4" w:space="0" w:color="BFBFBF"/>
-              <w:right w:val="single" w:sz="4" w:space="0" w:color="BFBFBF"/>
-            </w:tcBorders>
-            <w:tcMar>
-              <w:top w:w="40" w:type="dxa"/>
-              <w:left w:w="80" w:type="dxa"/>
-              <w:bottom w:w="40" w:type="dxa"/>
-              <w:right w:w="80" w:type="dxa"/>
-            </w:tcMar>
-          </w:tcPr>
-          <w:p>
+            <w:tcW w:w="1026" w:type="dxa"/>
+            <w:tcBorders>
+              <w:top w:val="single" w:sz="4" w:space="0" w:color="BFBFBF"/>
+              <w:left w:val="single" w:sz="4" w:space="0" w:color="BFBFBF"/>
+              <w:bottom w:val="single" w:sz="4" w:space="0" w:color="BFBFBF"/>
+              <w:right w:val="single" w:sz="4" w:space="0" w:color="BFBFBF"/>
+            </w:tcBorders>
+            <w:tcMar>
+              <w:top w:w="40" w:type="dxa"/>
+              <w:left w:w="80" w:type="dxa"/>
+              <w:bottom w:w="40" w:type="dxa"/>
+              <w:right w:w="80" w:type="dxa"/>
+            </w:tcMar>
+            <w:vAlign w:val="center"/>
+          </w:tcPr>
+          <w:p>
+            <w:pPr>
+              <w:jc w:val="center"/>
+            </w:pPr>
             <w:r>
               <w:rPr>
                 <w:color w:val="000000"/>
@@ -9135,19 +9283,20 @@
         </w:tc>
         <w:tc>
           <w:tcPr>
-            <w:tcW w:w="3480" w:type="dxa"/>
-            <w:tcBorders>
-              <w:top w:val="single" w:sz="4" w:space="0" w:color="BFBFBF"/>
-              <w:left w:val="single" w:sz="4" w:space="0" w:color="BFBFBF"/>
-              <w:bottom w:val="single" w:sz="4" w:space="0" w:color="BFBFBF"/>
-              <w:right w:val="single" w:sz="4" w:space="0" w:color="BFBFBF"/>
-            </w:tcBorders>
-            <w:tcMar>
-              <w:top w:w="40" w:type="dxa"/>
-              <w:left w:w="80" w:type="dxa"/>
-              <w:bottom w:w="40" w:type="dxa"/>
-              <w:right w:w="80" w:type="dxa"/>
-            </w:tcMar>
+            <w:tcW w:w="5102" w:type="dxa"/>
+            <w:tcBorders>
+              <w:top w:val="single" w:sz="4" w:space="0" w:color="BFBFBF"/>
+              <w:left w:val="single" w:sz="4" w:space="0" w:color="BFBFBF"/>
+              <w:bottom w:val="single" w:sz="4" w:space="0" w:color="BFBFBF"/>
+              <w:right w:val="single" w:sz="4" w:space="0" w:color="BFBFBF"/>
+            </w:tcBorders>
+            <w:tcMar>
+              <w:top w:w="40" w:type="dxa"/>
+              <w:left w:w="80" w:type="dxa"/>
+              <w:bottom w:w="40" w:type="dxa"/>
+              <w:right w:w="80" w:type="dxa"/>
+            </w:tcMar>
+            <w:vAlign w:val="center"/>
           </w:tcPr>
           <w:p>
             <w:r>
@@ -9162,21 +9311,25 @@
         </w:tc>
         <w:tc>
           <w:tcPr>
-            <w:tcW w:w="1900" w:type="dxa"/>
-            <w:tcBorders>
-              <w:top w:val="single" w:sz="4" w:space="0" w:color="BFBFBF"/>
-              <w:left w:val="single" w:sz="4" w:space="0" w:color="BFBFBF"/>
-              <w:bottom w:val="single" w:sz="4" w:space="0" w:color="BFBFBF"/>
-              <w:right w:val="single" w:sz="4" w:space="0" w:color="BFBFBF"/>
-            </w:tcBorders>
-            <w:tcMar>
-              <w:top w:w="40" w:type="dxa"/>
-              <w:left w:w="80" w:type="dxa"/>
-              <w:bottom w:w="40" w:type="dxa"/>
-              <w:right w:w="80" w:type="dxa"/>
-            </w:tcMar>
-          </w:tcPr>
-          <w:p>
+            <w:tcW w:w="1134" w:type="dxa"/>
+            <w:tcBorders>
+              <w:top w:val="single" w:sz="4" w:space="0" w:color="BFBFBF"/>
+              <w:left w:val="single" w:sz="4" w:space="0" w:color="BFBFBF"/>
+              <w:bottom w:val="single" w:sz="4" w:space="0" w:color="BFBFBF"/>
+              <w:right w:val="single" w:sz="4" w:space="0" w:color="BFBFBF"/>
+            </w:tcBorders>
+            <w:tcMar>
+              <w:top w:w="40" w:type="dxa"/>
+              <w:left w:w="80" w:type="dxa"/>
+              <w:bottom w:w="40" w:type="dxa"/>
+              <w:right w:w="80" w:type="dxa"/>
+            </w:tcMar>
+            <w:vAlign w:val="center"/>
+          </w:tcPr>
+          <w:p>
+            <w:pPr>
+              <w:jc w:val="center"/>
+            </w:pPr>
             <w:r>
               <w:rPr>
                 <w:color w:val="000000"/>
@@ -9191,7 +9344,7 @@
       <w:tr>
         <w:tc>
           <w:tcPr>
-            <w:tcW w:w="820" w:type="dxa"/>
+            <w:tcW w:w="671" w:type="dxa"/>
             <w:tcBorders>
               <w:top w:val="single" w:sz="4" w:space="0" w:color="BFBFBF"/>
               <w:left w:val="single" w:sz="4" w:space="0" w:color="BFBFBF"/>
@@ -9205,8 +9358,12 @@
               <w:bottom w:w="40" w:type="dxa"/>
               <w:right w:w="80" w:type="dxa"/>
             </w:tcMar>
-          </w:tcPr>
-          <w:p>
+            <w:vAlign w:val="center"/>
+          </w:tcPr>
+          <w:p>
+            <w:pPr>
+              <w:jc w:val="center"/>
+            </w:pPr>
             <w:r>
               <w:rPr>
                 <w:color w:val="000000"/>
@@ -9219,7 +9376,7 @@
         </w:tc>
         <w:tc>
           <w:tcPr>
-            <w:tcW w:w="1900" w:type="dxa"/>
+            <w:tcW w:w="1739" w:type="dxa"/>
             <w:tcBorders>
               <w:top w:val="single" w:sz="4" w:space="0" w:color="BFBFBF"/>
               <w:left w:val="single" w:sz="4" w:space="0" w:color="BFBFBF"/>
@@ -9233,8 +9390,12 @@
               <w:bottom w:w="40" w:type="dxa"/>
               <w:right w:w="80" w:type="dxa"/>
             </w:tcMar>
-          </w:tcPr>
-          <w:p>
+            <w:vAlign w:val="center"/>
+          </w:tcPr>
+          <w:p>
+            <w:pPr>
+              <w:jc w:val="center"/>
+            </w:pPr>
             <w:r>
               <w:rPr>
                 <w:color w:val="000000"/>
@@ -9247,7 +9408,7 @@
         </w:tc>
         <w:tc>
           <w:tcPr>
-            <w:tcW w:w="1100" w:type="dxa"/>
+            <w:tcW w:w="1026" w:type="dxa"/>
             <w:tcBorders>
               <w:top w:val="single" w:sz="4" w:space="0" w:color="BFBFBF"/>
               <w:left w:val="single" w:sz="4" w:space="0" w:color="BFBFBF"/>
@@ -9261,8 +9422,12 @@
               <w:bottom w:w="40" w:type="dxa"/>
               <w:right w:w="80" w:type="dxa"/>
             </w:tcMar>
-          </w:tcPr>
-          <w:p>
+            <w:vAlign w:val="center"/>
+          </w:tcPr>
+          <w:p>
+            <w:pPr>
+              <w:jc w:val="center"/>
+            </w:pPr>
             <w:r>
               <w:rPr>
                 <w:color w:val="000000"/>
@@ -9275,7 +9440,7 @@
         </w:tc>
         <w:tc>
           <w:tcPr>
-            <w:tcW w:w="3480" w:type="dxa"/>
+            <w:tcW w:w="5102" w:type="dxa"/>
             <w:tcBorders>
               <w:top w:val="single" w:sz="4" w:space="0" w:color="BFBFBF"/>
               <w:left w:val="single" w:sz="4" w:space="0" w:color="BFBFBF"/>
@@ -9289,6 +9454,7 @@
               <w:bottom w:w="40" w:type="dxa"/>
               <w:right w:w="80" w:type="dxa"/>
             </w:tcMar>
+            <w:vAlign w:val="center"/>
           </w:tcPr>
           <w:p>
             <w:r>
@@ -9303,7 +9469,7 @@
         </w:tc>
         <w:tc>
           <w:tcPr>
-            <w:tcW w:w="1900" w:type="dxa"/>
+            <w:tcW w:w="1134" w:type="dxa"/>
             <w:tcBorders>
               <w:top w:val="single" w:sz="4" w:space="0" w:color="BFBFBF"/>
               <w:left w:val="single" w:sz="4" w:space="0" w:color="BFBFBF"/>
@@ -9317,8 +9483,12 @@
               <w:bottom w:w="40" w:type="dxa"/>
               <w:right w:w="80" w:type="dxa"/>
             </w:tcMar>
-          </w:tcPr>
-          <w:p>
+            <w:vAlign w:val="center"/>
+          </w:tcPr>
+          <w:p>
+            <w:pPr>
+              <w:jc w:val="center"/>
+            </w:pPr>
             <w:r>
               <w:rPr>
                 <w:color w:val="000000"/>
@@ -9333,21 +9503,25 @@
       <w:tr>
         <w:tc>
           <w:tcPr>
-            <w:tcW w:w="820" w:type="dxa"/>
-            <w:tcBorders>
-              <w:top w:val="single" w:sz="4" w:space="0" w:color="BFBFBF"/>
-              <w:left w:val="single" w:sz="4" w:space="0" w:color="BFBFBF"/>
-              <w:bottom w:val="single" w:sz="4" w:space="0" w:color="BFBFBF"/>
-              <w:right w:val="single" w:sz="4" w:space="0" w:color="BFBFBF"/>
-            </w:tcBorders>
-            <w:tcMar>
-              <w:top w:w="40" w:type="dxa"/>
-              <w:left w:w="80" w:type="dxa"/>
-              <w:bottom w:w="40" w:type="dxa"/>
-              <w:right w:w="80" w:type="dxa"/>
-            </w:tcMar>
-          </w:tcPr>
-          <w:p>
+            <w:tcW w:w="671" w:type="dxa"/>
+            <w:tcBorders>
+              <w:top w:val="single" w:sz="4" w:space="0" w:color="BFBFBF"/>
+              <w:left w:val="single" w:sz="4" w:space="0" w:color="BFBFBF"/>
+              <w:bottom w:val="single" w:sz="4" w:space="0" w:color="BFBFBF"/>
+              <w:right w:val="single" w:sz="4" w:space="0" w:color="BFBFBF"/>
+            </w:tcBorders>
+            <w:tcMar>
+              <w:top w:w="40" w:type="dxa"/>
+              <w:left w:w="80" w:type="dxa"/>
+              <w:bottom w:w="40" w:type="dxa"/>
+              <w:right w:w="80" w:type="dxa"/>
+            </w:tcMar>
+            <w:vAlign w:val="center"/>
+          </w:tcPr>
+          <w:p>
+            <w:pPr>
+              <w:jc w:val="center"/>
+            </w:pPr>
             <w:r>
               <w:rPr>
                 <w:color w:val="000000"/>
@@ -9360,21 +9534,25 @@
         </w:tc>
         <w:tc>
           <w:tcPr>
-            <w:tcW w:w="1900" w:type="dxa"/>
-            <w:tcBorders>
-              <w:top w:val="single" w:sz="4" w:space="0" w:color="BFBFBF"/>
-              <w:left w:val="single" w:sz="4" w:space="0" w:color="BFBFBF"/>
-              <w:bottom w:val="single" w:sz="4" w:space="0" w:color="BFBFBF"/>
-              <w:right w:val="single" w:sz="4" w:space="0" w:color="BFBFBF"/>
-            </w:tcBorders>
-            <w:tcMar>
-              <w:top w:w="40" w:type="dxa"/>
-              <w:left w:w="80" w:type="dxa"/>
-              <w:bottom w:w="40" w:type="dxa"/>
-              <w:right w:w="80" w:type="dxa"/>
-            </w:tcMar>
-          </w:tcPr>
-          <w:p>
+            <w:tcW w:w="1739" w:type="dxa"/>
+            <w:tcBorders>
+              <w:top w:val="single" w:sz="4" w:space="0" w:color="BFBFBF"/>
+              <w:left w:val="single" w:sz="4" w:space="0" w:color="BFBFBF"/>
+              <w:bottom w:val="single" w:sz="4" w:space="0" w:color="BFBFBF"/>
+              <w:right w:val="single" w:sz="4" w:space="0" w:color="BFBFBF"/>
+            </w:tcBorders>
+            <w:tcMar>
+              <w:top w:w="40" w:type="dxa"/>
+              <w:left w:w="80" w:type="dxa"/>
+              <w:bottom w:w="40" w:type="dxa"/>
+              <w:right w:w="80" w:type="dxa"/>
+            </w:tcMar>
+            <w:vAlign w:val="center"/>
+          </w:tcPr>
+          <w:p>
+            <w:pPr>
+              <w:jc w:val="center"/>
+            </w:pPr>
             <w:r>
               <w:rPr>
                 <w:color w:val="000000"/>
@@ -9387,21 +9565,25 @@
         </w:tc>
         <w:tc>
           <w:tcPr>
-            <w:tcW w:w="1100" w:type="dxa"/>
-            <w:tcBorders>
-              <w:top w:val="single" w:sz="4" w:space="0" w:color="BFBFBF"/>
-              <w:left w:val="single" w:sz="4" w:space="0" w:color="BFBFBF"/>
-              <w:bottom w:val="single" w:sz="4" w:space="0" w:color="BFBFBF"/>
-              <w:right w:val="single" w:sz="4" w:space="0" w:color="BFBFBF"/>
-            </w:tcBorders>
-            <w:tcMar>
-              <w:top w:w="40" w:type="dxa"/>
-              <w:left w:w="80" w:type="dxa"/>
-              <w:bottom w:w="40" w:type="dxa"/>
-              <w:right w:w="80" w:type="dxa"/>
-            </w:tcMar>
-          </w:tcPr>
-          <w:p>
+            <w:tcW w:w="1026" w:type="dxa"/>
+            <w:tcBorders>
+              <w:top w:val="single" w:sz="4" w:space="0" w:color="BFBFBF"/>
+              <w:left w:val="single" w:sz="4" w:space="0" w:color="BFBFBF"/>
+              <w:bottom w:val="single" w:sz="4" w:space="0" w:color="BFBFBF"/>
+              <w:right w:val="single" w:sz="4" w:space="0" w:color="BFBFBF"/>
+            </w:tcBorders>
+            <w:tcMar>
+              <w:top w:w="40" w:type="dxa"/>
+              <w:left w:w="80" w:type="dxa"/>
+              <w:bottom w:w="40" w:type="dxa"/>
+              <w:right w:w="80" w:type="dxa"/>
+            </w:tcMar>
+            <w:vAlign w:val="center"/>
+          </w:tcPr>
+          <w:p>
+            <w:pPr>
+              <w:jc w:val="center"/>
+            </w:pPr>
             <w:r>
               <w:rPr>
                 <w:color w:val="000000"/>
@@ -9414,19 +9596,20 @@
         </w:tc>
         <w:tc>
           <w:tcPr>
-            <w:tcW w:w="3480" w:type="dxa"/>
-            <w:tcBorders>
-              <w:top w:val="single" w:sz="4" w:space="0" w:color="BFBFBF"/>
-              <w:left w:val="single" w:sz="4" w:space="0" w:color="BFBFBF"/>
-              <w:bottom w:val="single" w:sz="4" w:space="0" w:color="BFBFBF"/>
-              <w:right w:val="single" w:sz="4" w:space="0" w:color="BFBFBF"/>
-            </w:tcBorders>
-            <w:tcMar>
-              <w:top w:w="40" w:type="dxa"/>
-              <w:left w:w="80" w:type="dxa"/>
-              <w:bottom w:w="40" w:type="dxa"/>
-              <w:right w:w="80" w:type="dxa"/>
-            </w:tcMar>
+            <w:tcW w:w="5102" w:type="dxa"/>
+            <w:tcBorders>
+              <w:top w:val="single" w:sz="4" w:space="0" w:color="BFBFBF"/>
+              <w:left w:val="single" w:sz="4" w:space="0" w:color="BFBFBF"/>
+              <w:bottom w:val="single" w:sz="4" w:space="0" w:color="BFBFBF"/>
+              <w:right w:val="single" w:sz="4" w:space="0" w:color="BFBFBF"/>
+            </w:tcBorders>
+            <w:tcMar>
+              <w:top w:w="40" w:type="dxa"/>
+              <w:left w:w="80" w:type="dxa"/>
+              <w:bottom w:w="40" w:type="dxa"/>
+              <w:right w:w="80" w:type="dxa"/>
+            </w:tcMar>
+            <w:vAlign w:val="center"/>
           </w:tcPr>
           <w:p>
             <w:r>
@@ -9441,21 +9624,25 @@
         </w:tc>
         <w:tc>
           <w:tcPr>
-            <w:tcW w:w="1900" w:type="dxa"/>
-            <w:tcBorders>
-              <w:top w:val="single" w:sz="4" w:space="0" w:color="BFBFBF"/>
-              <w:left w:val="single" w:sz="4" w:space="0" w:color="BFBFBF"/>
-              <w:bottom w:val="single" w:sz="4" w:space="0" w:color="BFBFBF"/>
-              <w:right w:val="single" w:sz="4" w:space="0" w:color="BFBFBF"/>
-            </w:tcBorders>
-            <w:tcMar>
-              <w:top w:w="40" w:type="dxa"/>
-              <w:left w:w="80" w:type="dxa"/>
-              <w:bottom w:w="40" w:type="dxa"/>
-              <w:right w:w="80" w:type="dxa"/>
-            </w:tcMar>
-          </w:tcPr>
-          <w:p>
+            <w:tcW w:w="1134" w:type="dxa"/>
+            <w:tcBorders>
+              <w:top w:val="single" w:sz="4" w:space="0" w:color="BFBFBF"/>
+              <w:left w:val="single" w:sz="4" w:space="0" w:color="BFBFBF"/>
+              <w:bottom w:val="single" w:sz="4" w:space="0" w:color="BFBFBF"/>
+              <w:right w:val="single" w:sz="4" w:space="0" w:color="BFBFBF"/>
+            </w:tcBorders>
+            <w:tcMar>
+              <w:top w:w="40" w:type="dxa"/>
+              <w:left w:w="80" w:type="dxa"/>
+              <w:bottom w:w="40" w:type="dxa"/>
+              <w:right w:w="80" w:type="dxa"/>
+            </w:tcMar>
+            <w:vAlign w:val="center"/>
+          </w:tcPr>
+          <w:p>
+            <w:pPr>
+              <w:jc w:val="center"/>
+            </w:pPr>
             <w:r>
               <w:rPr>
                 <w:color w:val="000000"/>
@@ -9470,7 +9657,7 @@
       <w:tr>
         <w:tc>
           <w:tcPr>
-            <w:tcW w:w="820" w:type="dxa"/>
+            <w:tcW w:w="671" w:type="dxa"/>
             <w:tcBorders>
               <w:top w:val="single" w:sz="4" w:space="0" w:color="BFBFBF"/>
               <w:left w:val="single" w:sz="4" w:space="0" w:color="BFBFBF"/>
@@ -9484,8 +9671,12 @@
               <w:bottom w:w="40" w:type="dxa"/>
               <w:right w:w="80" w:type="dxa"/>
             </w:tcMar>
-          </w:tcPr>
-          <w:p>
+            <w:vAlign w:val="center"/>
+          </w:tcPr>
+          <w:p>
+            <w:pPr>
+              <w:jc w:val="center"/>
+            </w:pPr>
             <w:r>
               <w:rPr>
                 <w:color w:val="000000"/>
@@ -9498,7 +9689,7 @@
         </w:tc>
         <w:tc>
           <w:tcPr>
-            <w:tcW w:w="1900" w:type="dxa"/>
+            <w:tcW w:w="1739" w:type="dxa"/>
             <w:tcBorders>
               <w:top w:val="single" w:sz="4" w:space="0" w:color="BFBFBF"/>
               <w:left w:val="single" w:sz="4" w:space="0" w:color="BFBFBF"/>
@@ -9512,8 +9703,12 @@
               <w:bottom w:w="40" w:type="dxa"/>
               <w:right w:w="80" w:type="dxa"/>
             </w:tcMar>
-          </w:tcPr>
-          <w:p>
+            <w:vAlign w:val="center"/>
+          </w:tcPr>
+          <w:p>
+            <w:pPr>
+              <w:jc w:val="center"/>
+            </w:pPr>
             <w:r>
               <w:rPr>
                 <w:color w:val="000000"/>
@@ -9526,7 +9721,7 @@
         </w:tc>
         <w:tc>
           <w:tcPr>
-            <w:tcW w:w="1100" w:type="dxa"/>
+            <w:tcW w:w="1026" w:type="dxa"/>
             <w:tcBorders>
               <w:top w:val="single" w:sz="4" w:space="0" w:color="BFBFBF"/>
               <w:left w:val="single" w:sz="4" w:space="0" w:color="BFBFBF"/>
@@ -9540,8 +9735,12 @@
               <w:bottom w:w="40" w:type="dxa"/>
               <w:right w:w="80" w:type="dxa"/>
             </w:tcMar>
-          </w:tcPr>
-          <w:p>
+            <w:vAlign w:val="center"/>
+          </w:tcPr>
+          <w:p>
+            <w:pPr>
+              <w:jc w:val="center"/>
+            </w:pPr>
             <w:r>
               <w:rPr>
                 <w:color w:val="000000"/>
@@ -9554,7 +9753,7 @@
         </w:tc>
         <w:tc>
           <w:tcPr>
-            <w:tcW w:w="3480" w:type="dxa"/>
+            <w:tcW w:w="5102" w:type="dxa"/>
             <w:tcBorders>
               <w:top w:val="single" w:sz="4" w:space="0" w:color="BFBFBF"/>
               <w:left w:val="single" w:sz="4" w:space="0" w:color="BFBFBF"/>
@@ -9568,6 +9767,7 @@
               <w:bottom w:w="40" w:type="dxa"/>
               <w:right w:w="80" w:type="dxa"/>
             </w:tcMar>
+            <w:vAlign w:val="center"/>
           </w:tcPr>
           <w:p>
             <w:r>
@@ -9582,7 +9782,7 @@
         </w:tc>
         <w:tc>
           <w:tcPr>
-            <w:tcW w:w="1900" w:type="dxa"/>
+            <w:tcW w:w="1134" w:type="dxa"/>
             <w:tcBorders>
               <w:top w:val="single" w:sz="4" w:space="0" w:color="BFBFBF"/>
               <w:left w:val="single" w:sz="4" w:space="0" w:color="BFBFBF"/>
@@ -9596,8 +9796,12 @@
               <w:bottom w:w="40" w:type="dxa"/>
               <w:right w:w="80" w:type="dxa"/>
             </w:tcMar>
-          </w:tcPr>
-          <w:p>
+            <w:vAlign w:val="center"/>
+          </w:tcPr>
+          <w:p>
+            <w:pPr>
+              <w:jc w:val="center"/>
+            </w:pPr>
             <w:r>
               <w:rPr>
                 <w:color w:val="000000"/>
@@ -9612,21 +9816,25 @@
       <w:tr>
         <w:tc>
           <w:tcPr>
-            <w:tcW w:w="820" w:type="dxa"/>
-            <w:tcBorders>
-              <w:top w:val="single" w:sz="4" w:space="0" w:color="BFBFBF"/>
-              <w:left w:val="single" w:sz="4" w:space="0" w:color="BFBFBF"/>
-              <w:bottom w:val="single" w:sz="4" w:space="0" w:color="BFBFBF"/>
-              <w:right w:val="single" w:sz="4" w:space="0" w:color="BFBFBF"/>
-            </w:tcBorders>
-            <w:tcMar>
-              <w:top w:w="40" w:type="dxa"/>
-              <w:left w:w="80" w:type="dxa"/>
-              <w:bottom w:w="40" w:type="dxa"/>
-              <w:right w:w="80" w:type="dxa"/>
-            </w:tcMar>
-          </w:tcPr>
-          <w:p>
+            <w:tcW w:w="671" w:type="dxa"/>
+            <w:tcBorders>
+              <w:top w:val="single" w:sz="4" w:space="0" w:color="BFBFBF"/>
+              <w:left w:val="single" w:sz="4" w:space="0" w:color="BFBFBF"/>
+              <w:bottom w:val="single" w:sz="4" w:space="0" w:color="BFBFBF"/>
+              <w:right w:val="single" w:sz="4" w:space="0" w:color="BFBFBF"/>
+            </w:tcBorders>
+            <w:tcMar>
+              <w:top w:w="40" w:type="dxa"/>
+              <w:left w:w="80" w:type="dxa"/>
+              <w:bottom w:w="40" w:type="dxa"/>
+              <w:right w:w="80" w:type="dxa"/>
+            </w:tcMar>
+            <w:vAlign w:val="center"/>
+          </w:tcPr>
+          <w:p>
+            <w:pPr>
+              <w:jc w:val="center"/>
+            </w:pPr>
             <w:r>
               <w:rPr>
                 <w:color w:val="000000"/>
@@ -9639,21 +9847,25 @@
         </w:tc>
         <w:tc>
           <w:tcPr>
-            <w:tcW w:w="1900" w:type="dxa"/>
-            <w:tcBorders>
-              <w:top w:val="single" w:sz="4" w:space="0" w:color="BFBFBF"/>
-              <w:left w:val="single" w:sz="4" w:space="0" w:color="BFBFBF"/>
-              <w:bottom w:val="single" w:sz="4" w:space="0" w:color="BFBFBF"/>
-              <w:right w:val="single" w:sz="4" w:space="0" w:color="BFBFBF"/>
-            </w:tcBorders>
-            <w:tcMar>
-              <w:top w:w="40" w:type="dxa"/>
-              <w:left w:w="80" w:type="dxa"/>
-              <w:bottom w:w="40" w:type="dxa"/>
-              <w:right w:w="80" w:type="dxa"/>
-            </w:tcMar>
-          </w:tcPr>
-          <w:p>
+            <w:tcW w:w="1739" w:type="dxa"/>
+            <w:tcBorders>
+              <w:top w:val="single" w:sz="4" w:space="0" w:color="BFBFBF"/>
+              <w:left w:val="single" w:sz="4" w:space="0" w:color="BFBFBF"/>
+              <w:bottom w:val="single" w:sz="4" w:space="0" w:color="BFBFBF"/>
+              <w:right w:val="single" w:sz="4" w:space="0" w:color="BFBFBF"/>
+            </w:tcBorders>
+            <w:tcMar>
+              <w:top w:w="40" w:type="dxa"/>
+              <w:left w:w="80" w:type="dxa"/>
+              <w:bottom w:w="40" w:type="dxa"/>
+              <w:right w:w="80" w:type="dxa"/>
+            </w:tcMar>
+            <w:vAlign w:val="center"/>
+          </w:tcPr>
+          <w:p>
+            <w:pPr>
+              <w:jc w:val="center"/>
+            </w:pPr>
             <w:r>
               <w:rPr>
                 <w:color w:val="000000"/>
@@ -9666,21 +9878,25 @@
         </w:tc>
         <w:tc>
           <w:tcPr>
-            <w:tcW w:w="1100" w:type="dxa"/>
-            <w:tcBorders>
-              <w:top w:val="single" w:sz="4" w:space="0" w:color="BFBFBF"/>
-              <w:left w:val="single" w:sz="4" w:space="0" w:color="BFBFBF"/>
-              <w:bottom w:val="single" w:sz="4" w:space="0" w:color="BFBFBF"/>
-              <w:right w:val="single" w:sz="4" w:space="0" w:color="BFBFBF"/>
-            </w:tcBorders>
-            <w:tcMar>
-              <w:top w:w="40" w:type="dxa"/>
-              <w:left w:w="80" w:type="dxa"/>
-              <w:bottom w:w="40" w:type="dxa"/>
-              <w:right w:w="80" w:type="dxa"/>
-            </w:tcMar>
-          </w:tcPr>
-          <w:p>
+            <w:tcW w:w="1026" w:type="dxa"/>
+            <w:tcBorders>
+              <w:top w:val="single" w:sz="4" w:space="0" w:color="BFBFBF"/>
+              <w:left w:val="single" w:sz="4" w:space="0" w:color="BFBFBF"/>
+              <w:bottom w:val="single" w:sz="4" w:space="0" w:color="BFBFBF"/>
+              <w:right w:val="single" w:sz="4" w:space="0" w:color="BFBFBF"/>
+            </w:tcBorders>
+            <w:tcMar>
+              <w:top w:w="40" w:type="dxa"/>
+              <w:left w:w="80" w:type="dxa"/>
+              <w:bottom w:w="40" w:type="dxa"/>
+              <w:right w:w="80" w:type="dxa"/>
+            </w:tcMar>
+            <w:vAlign w:val="center"/>
+          </w:tcPr>
+          <w:p>
+            <w:pPr>
+              <w:jc w:val="center"/>
+            </w:pPr>
             <w:r>
               <w:rPr>
                 <w:color w:val="000000"/>
@@ -9693,19 +9909,20 @@
         </w:tc>
         <w:tc>
           <w:tcPr>
-            <w:tcW w:w="3480" w:type="dxa"/>
-            <w:tcBorders>
-              <w:top w:val="single" w:sz="4" w:space="0" w:color="BFBFBF"/>
-              <w:left w:val="single" w:sz="4" w:space="0" w:color="BFBFBF"/>
-              <w:bottom w:val="single" w:sz="4" w:space="0" w:color="BFBFBF"/>
-              <w:right w:val="single" w:sz="4" w:space="0" w:color="BFBFBF"/>
-            </w:tcBorders>
-            <w:tcMar>
-              <w:top w:w="40" w:type="dxa"/>
-              <w:left w:w="80" w:type="dxa"/>
-              <w:bottom w:w="40" w:type="dxa"/>
-              <w:right w:w="80" w:type="dxa"/>
-            </w:tcMar>
+            <w:tcW w:w="5102" w:type="dxa"/>
+            <w:tcBorders>
+              <w:top w:val="single" w:sz="4" w:space="0" w:color="BFBFBF"/>
+              <w:left w:val="single" w:sz="4" w:space="0" w:color="BFBFBF"/>
+              <w:bottom w:val="single" w:sz="4" w:space="0" w:color="BFBFBF"/>
+              <w:right w:val="single" w:sz="4" w:space="0" w:color="BFBFBF"/>
+            </w:tcBorders>
+            <w:tcMar>
+              <w:top w:w="40" w:type="dxa"/>
+              <w:left w:w="80" w:type="dxa"/>
+              <w:bottom w:w="40" w:type="dxa"/>
+              <w:right w:w="80" w:type="dxa"/>
+            </w:tcMar>
+            <w:vAlign w:val="center"/>
           </w:tcPr>
           <w:p>
             <w:r>
@@ -9720,21 +9937,25 @@
         </w:tc>
         <w:tc>
           <w:tcPr>
-            <w:tcW w:w="1900" w:type="dxa"/>
-            <w:tcBorders>
-              <w:top w:val="single" w:sz="4" w:space="0" w:color="BFBFBF"/>
-              <w:left w:val="single" w:sz="4" w:space="0" w:color="BFBFBF"/>
-              <w:bottom w:val="single" w:sz="4" w:space="0" w:color="BFBFBF"/>
-              <w:right w:val="single" w:sz="4" w:space="0" w:color="BFBFBF"/>
-            </w:tcBorders>
-            <w:tcMar>
-              <w:top w:w="40" w:type="dxa"/>
-              <w:left w:w="80" w:type="dxa"/>
-              <w:bottom w:w="40" w:type="dxa"/>
-              <w:right w:w="80" w:type="dxa"/>
-            </w:tcMar>
-          </w:tcPr>
-          <w:p>
+            <w:tcW w:w="1134" w:type="dxa"/>
+            <w:tcBorders>
+              <w:top w:val="single" w:sz="4" w:space="0" w:color="BFBFBF"/>
+              <w:left w:val="single" w:sz="4" w:space="0" w:color="BFBFBF"/>
+              <w:bottom w:val="single" w:sz="4" w:space="0" w:color="BFBFBF"/>
+              <w:right w:val="single" w:sz="4" w:space="0" w:color="BFBFBF"/>
+            </w:tcBorders>
+            <w:tcMar>
+              <w:top w:w="40" w:type="dxa"/>
+              <w:left w:w="80" w:type="dxa"/>
+              <w:bottom w:w="40" w:type="dxa"/>
+              <w:right w:w="80" w:type="dxa"/>
+            </w:tcMar>
+            <w:vAlign w:val="center"/>
+          </w:tcPr>
+          <w:p>
+            <w:pPr>
+              <w:jc w:val="center"/>
+            </w:pPr>
             <w:r>
               <w:rPr>
                 <w:color w:val="000000"/>
@@ -9749,7 +9970,7 @@
       <w:tr>
         <w:tc>
           <w:tcPr>
-            <w:tcW w:w="820" w:type="dxa"/>
+            <w:tcW w:w="671" w:type="dxa"/>
             <w:tcBorders>
               <w:top w:val="single" w:sz="4" w:space="0" w:color="BFBFBF"/>
               <w:left w:val="single" w:sz="4" w:space="0" w:color="BFBFBF"/>
@@ -9763,8 +9984,12 @@
               <w:bottom w:w="40" w:type="dxa"/>
               <w:right w:w="80" w:type="dxa"/>
             </w:tcMar>
-          </w:tcPr>
-          <w:p>
+            <w:vAlign w:val="center"/>
+          </w:tcPr>
+          <w:p>
+            <w:pPr>
+              <w:jc w:val="center"/>
+            </w:pPr>
             <w:r>
               <w:rPr>
                 <w:color w:val="000000"/>
@@ -9777,7 +10002,7 @@
         </w:tc>
         <w:tc>
           <w:tcPr>
-            <w:tcW w:w="1900" w:type="dxa"/>
+            <w:tcW w:w="1739" w:type="dxa"/>
             <w:tcBorders>
               <w:top w:val="single" w:sz="4" w:space="0" w:color="BFBFBF"/>
               <w:left w:val="single" w:sz="4" w:space="0" w:color="BFBFBF"/>
@@ -9791,8 +10016,12 @@
               <w:bottom w:w="40" w:type="dxa"/>
               <w:right w:w="80" w:type="dxa"/>
             </w:tcMar>
-          </w:tcPr>
-          <w:p>
+            <w:vAlign w:val="center"/>
+          </w:tcPr>
+          <w:p>
+            <w:pPr>
+              <w:jc w:val="center"/>
+            </w:pPr>
             <w:r>
               <w:rPr>
                 <w:color w:val="000000"/>
@@ -9805,7 +10034,7 @@
         </w:tc>
         <w:tc>
           <w:tcPr>
-            <w:tcW w:w="1100" w:type="dxa"/>
+            <w:tcW w:w="1026" w:type="dxa"/>
             <w:tcBorders>
               <w:top w:val="single" w:sz="4" w:space="0" w:color="BFBFBF"/>
               <w:left w:val="single" w:sz="4" w:space="0" w:color="BFBFBF"/>
@@ -9819,8 +10048,12 @@
               <w:bottom w:w="40" w:type="dxa"/>
               <w:right w:w="80" w:type="dxa"/>
             </w:tcMar>
-          </w:tcPr>
-          <w:p>
+            <w:vAlign w:val="center"/>
+          </w:tcPr>
+          <w:p>
+            <w:pPr>
+              <w:jc w:val="center"/>
+            </w:pPr>
             <w:r>
               <w:rPr>
                 <w:color w:val="000000"/>
@@ -9833,7 +10066,7 @@
         </w:tc>
         <w:tc>
           <w:tcPr>
-            <w:tcW w:w="3480" w:type="dxa"/>
+            <w:tcW w:w="5102" w:type="dxa"/>
             <w:tcBorders>
               <w:top w:val="single" w:sz="4" w:space="0" w:color="BFBFBF"/>
               <w:left w:val="single" w:sz="4" w:space="0" w:color="BFBFBF"/>
@@ -9847,6 +10080,7 @@
               <w:bottom w:w="40" w:type="dxa"/>
               <w:right w:w="80" w:type="dxa"/>
             </w:tcMar>
+            <w:vAlign w:val="center"/>
           </w:tcPr>
           <w:p>
             <w:r>
@@ -9861,7 +10095,7 @@
         </w:tc>
         <w:tc>
           <w:tcPr>
-            <w:tcW w:w="1900" w:type="dxa"/>
+            <w:tcW w:w="1134" w:type="dxa"/>
             <w:tcBorders>
               <w:top w:val="single" w:sz="4" w:space="0" w:color="BFBFBF"/>
               <w:left w:val="single" w:sz="4" w:space="0" w:color="BFBFBF"/>
@@ -9875,8 +10109,12 @@
               <w:bottom w:w="40" w:type="dxa"/>
               <w:right w:w="80" w:type="dxa"/>
             </w:tcMar>
-          </w:tcPr>
-          <w:p>
+            <w:vAlign w:val="center"/>
+          </w:tcPr>
+          <w:p>
+            <w:pPr>
+              <w:jc w:val="center"/>
+            </w:pPr>
             <w:r>
               <w:rPr>
                 <w:color w:val="000000"/>
@@ -9891,21 +10129,25 @@
       <w:tr>
         <w:tc>
           <w:tcPr>
-            <w:tcW w:w="820" w:type="dxa"/>
-            <w:tcBorders>
-              <w:top w:val="single" w:sz="4" w:space="0" w:color="BFBFBF"/>
-              <w:left w:val="single" w:sz="4" w:space="0" w:color="BFBFBF"/>
-              <w:bottom w:val="single" w:sz="4" w:space="0" w:color="BFBFBF"/>
-              <w:right w:val="single" w:sz="4" w:space="0" w:color="BFBFBF"/>
-            </w:tcBorders>
-            <w:tcMar>
-              <w:top w:w="40" w:type="dxa"/>
-              <w:left w:w="80" w:type="dxa"/>
-              <w:bottom w:w="40" w:type="dxa"/>
-              <w:right w:w="80" w:type="dxa"/>
-            </w:tcMar>
-          </w:tcPr>
-          <w:p>
+            <w:tcW w:w="671" w:type="dxa"/>
+            <w:tcBorders>
+              <w:top w:val="single" w:sz="4" w:space="0" w:color="BFBFBF"/>
+              <w:left w:val="single" w:sz="4" w:space="0" w:color="BFBFBF"/>
+              <w:bottom w:val="single" w:sz="4" w:space="0" w:color="BFBFBF"/>
+              <w:right w:val="single" w:sz="4" w:space="0" w:color="BFBFBF"/>
+            </w:tcBorders>
+            <w:tcMar>
+              <w:top w:w="40" w:type="dxa"/>
+              <w:left w:w="80" w:type="dxa"/>
+              <w:bottom w:w="40" w:type="dxa"/>
+              <w:right w:w="80" w:type="dxa"/>
+            </w:tcMar>
+            <w:vAlign w:val="center"/>
+          </w:tcPr>
+          <w:p>
+            <w:pPr>
+              <w:jc w:val="center"/>
+            </w:pPr>
             <w:r>
               <w:rPr>
                 <w:color w:val="000000"/>
@@ -9918,21 +10160,25 @@
         </w:tc>
         <w:tc>
           <w:tcPr>
-            <w:tcW w:w="1900" w:type="dxa"/>
-            <w:tcBorders>
-              <w:top w:val="single" w:sz="4" w:space="0" w:color="BFBFBF"/>
-              <w:left w:val="single" w:sz="4" w:space="0" w:color="BFBFBF"/>
-              <w:bottom w:val="single" w:sz="4" w:space="0" w:color="BFBFBF"/>
-              <w:right w:val="single" w:sz="4" w:space="0" w:color="BFBFBF"/>
-            </w:tcBorders>
-            <w:tcMar>
-              <w:top w:w="40" w:type="dxa"/>
-              <w:left w:w="80" w:type="dxa"/>
-              <w:bottom w:w="40" w:type="dxa"/>
-              <w:right w:w="80" w:type="dxa"/>
-            </w:tcMar>
-          </w:tcPr>
-          <w:p>
+            <w:tcW w:w="1739" w:type="dxa"/>
+            <w:tcBorders>
+              <w:top w:val="single" w:sz="4" w:space="0" w:color="BFBFBF"/>
+              <w:left w:val="single" w:sz="4" w:space="0" w:color="BFBFBF"/>
+              <w:bottom w:val="single" w:sz="4" w:space="0" w:color="BFBFBF"/>
+              <w:right w:val="single" w:sz="4" w:space="0" w:color="BFBFBF"/>
+            </w:tcBorders>
+            <w:tcMar>
+              <w:top w:w="40" w:type="dxa"/>
+              <w:left w:w="80" w:type="dxa"/>
+              <w:bottom w:w="40" w:type="dxa"/>
+              <w:right w:w="80" w:type="dxa"/>
+            </w:tcMar>
+            <w:vAlign w:val="center"/>
+          </w:tcPr>
+          <w:p>
+            <w:pPr>
+              <w:jc w:val="center"/>
+            </w:pPr>
             <w:r>
               <w:rPr>
                 <w:color w:val="000000"/>
@@ -9945,21 +10191,25 @@
         </w:tc>
         <w:tc>
           <w:tcPr>
-            <w:tcW w:w="1100" w:type="dxa"/>
-            <w:tcBorders>
-              <w:top w:val="single" w:sz="4" w:space="0" w:color="BFBFBF"/>
-              <w:left w:val="single" w:sz="4" w:space="0" w:color="BFBFBF"/>
-              <w:bottom w:val="single" w:sz="4" w:space="0" w:color="BFBFBF"/>
-              <w:right w:val="single" w:sz="4" w:space="0" w:color="BFBFBF"/>
-            </w:tcBorders>
-            <w:tcMar>
-              <w:top w:w="40" w:type="dxa"/>
-              <w:left w:w="80" w:type="dxa"/>
-              <w:bottom w:w="40" w:type="dxa"/>
-              <w:right w:w="80" w:type="dxa"/>
-            </w:tcMar>
-          </w:tcPr>
-          <w:p>
+            <w:tcW w:w="1026" w:type="dxa"/>
+            <w:tcBorders>
+              <w:top w:val="single" w:sz="4" w:space="0" w:color="BFBFBF"/>
+              <w:left w:val="single" w:sz="4" w:space="0" w:color="BFBFBF"/>
+              <w:bottom w:val="single" w:sz="4" w:space="0" w:color="BFBFBF"/>
+              <w:right w:val="single" w:sz="4" w:space="0" w:color="BFBFBF"/>
+            </w:tcBorders>
+            <w:tcMar>
+              <w:top w:w="40" w:type="dxa"/>
+              <w:left w:w="80" w:type="dxa"/>
+              <w:bottom w:w="40" w:type="dxa"/>
+              <w:right w:w="80" w:type="dxa"/>
+            </w:tcMar>
+            <w:vAlign w:val="center"/>
+          </w:tcPr>
+          <w:p>
+            <w:pPr>
+              <w:jc w:val="center"/>
+            </w:pPr>
             <w:r>
               <w:rPr>
                 <w:color w:val="000000"/>
@@ -9972,19 +10222,20 @@
         </w:tc>
         <w:tc>
           <w:tcPr>
-            <w:tcW w:w="3480" w:type="dxa"/>
-            <w:tcBorders>
-              <w:top w:val="single" w:sz="4" w:space="0" w:color="BFBFBF"/>
-              <w:left w:val="single" w:sz="4" w:space="0" w:color="BFBFBF"/>
-              <w:bottom w:val="single" w:sz="4" w:space="0" w:color="BFBFBF"/>
-              <w:right w:val="single" w:sz="4" w:space="0" w:color="BFBFBF"/>
-            </w:tcBorders>
-            <w:tcMar>
-              <w:top w:w="40" w:type="dxa"/>
-              <w:left w:w="80" w:type="dxa"/>
-              <w:bottom w:w="40" w:type="dxa"/>
-              <w:right w:w="80" w:type="dxa"/>
-            </w:tcMar>
+            <w:tcW w:w="5102" w:type="dxa"/>
+            <w:tcBorders>
+              <w:top w:val="single" w:sz="4" w:space="0" w:color="BFBFBF"/>
+              <w:left w:val="single" w:sz="4" w:space="0" w:color="BFBFBF"/>
+              <w:bottom w:val="single" w:sz="4" w:space="0" w:color="BFBFBF"/>
+              <w:right w:val="single" w:sz="4" w:space="0" w:color="BFBFBF"/>
+            </w:tcBorders>
+            <w:tcMar>
+              <w:top w:w="40" w:type="dxa"/>
+              <w:left w:w="80" w:type="dxa"/>
+              <w:bottom w:w="40" w:type="dxa"/>
+              <w:right w:w="80" w:type="dxa"/>
+            </w:tcMar>
+            <w:vAlign w:val="center"/>
           </w:tcPr>
           <w:p>
             <w:r>
@@ -9999,21 +10250,25 @@
         </w:tc>
         <w:tc>
           <w:tcPr>
-            <w:tcW w:w="1900" w:type="dxa"/>
-            <w:tcBorders>
-              <w:top w:val="single" w:sz="4" w:space="0" w:color="BFBFBF"/>
-              <w:left w:val="single" w:sz="4" w:space="0" w:color="BFBFBF"/>
-              <w:bottom w:val="single" w:sz="4" w:space="0" w:color="BFBFBF"/>
-              <w:right w:val="single" w:sz="4" w:space="0" w:color="BFBFBF"/>
-            </w:tcBorders>
-            <w:tcMar>
-              <w:top w:w="40" w:type="dxa"/>
-              <w:left w:w="80" w:type="dxa"/>
-              <w:bottom w:w="40" w:type="dxa"/>
-              <w:right w:w="80" w:type="dxa"/>
-            </w:tcMar>
-          </w:tcPr>
-          <w:p>
+            <w:tcW w:w="1134" w:type="dxa"/>
+            <w:tcBorders>
+              <w:top w:val="single" w:sz="4" w:space="0" w:color="BFBFBF"/>
+              <w:left w:val="single" w:sz="4" w:space="0" w:color="BFBFBF"/>
+              <w:bottom w:val="single" w:sz="4" w:space="0" w:color="BFBFBF"/>
+              <w:right w:val="single" w:sz="4" w:space="0" w:color="BFBFBF"/>
+            </w:tcBorders>
+            <w:tcMar>
+              <w:top w:w="40" w:type="dxa"/>
+              <w:left w:w="80" w:type="dxa"/>
+              <w:bottom w:w="40" w:type="dxa"/>
+              <w:right w:w="80" w:type="dxa"/>
+            </w:tcMar>
+            <w:vAlign w:val="center"/>
+          </w:tcPr>
+          <w:p>
+            <w:pPr>
+              <w:jc w:val="center"/>
+            </w:pPr>
             <w:r>
               <w:rPr>
                 <w:color w:val="000000"/>
@@ -10028,7 +10283,7 @@
       <w:tr>
         <w:tc>
           <w:tcPr>
-            <w:tcW w:w="820" w:type="dxa"/>
+            <w:tcW w:w="671" w:type="dxa"/>
             <w:tcBorders>
               <w:top w:val="single" w:sz="4" w:space="0" w:color="BFBFBF"/>
               <w:left w:val="single" w:sz="4" w:space="0" w:color="BFBFBF"/>
@@ -10042,8 +10297,12 @@
               <w:bottom w:w="40" w:type="dxa"/>
               <w:right w:w="80" w:type="dxa"/>
             </w:tcMar>
-          </w:tcPr>
-          <w:p>
+            <w:vAlign w:val="center"/>
+          </w:tcPr>
+          <w:p>
+            <w:pPr>
+              <w:jc w:val="center"/>
+            </w:pPr>
             <w:r>
               <w:rPr>
                 <w:color w:val="000000"/>
@@ -10056,7 +10315,7 @@
         </w:tc>
         <w:tc>
           <w:tcPr>
-            <w:tcW w:w="1900" w:type="dxa"/>
+            <w:tcW w:w="1739" w:type="dxa"/>
             <w:tcBorders>
               <w:top w:val="single" w:sz="4" w:space="0" w:color="BFBFBF"/>
               <w:left w:val="single" w:sz="4" w:space="0" w:color="BFBFBF"/>
@@ -10070,8 +10329,12 @@
               <w:bottom w:w="40" w:type="dxa"/>
               <w:right w:w="80" w:type="dxa"/>
             </w:tcMar>
-          </w:tcPr>
-          <w:p>
+            <w:vAlign w:val="center"/>
+          </w:tcPr>
+          <w:p>
+            <w:pPr>
+              <w:jc w:val="center"/>
+            </w:pPr>
             <w:r>
               <w:rPr>
                 <w:color w:val="000000"/>
@@ -10084,7 +10347,7 @@
         </w:tc>
         <w:tc>
           <w:tcPr>
-            <w:tcW w:w="1100" w:type="dxa"/>
+            <w:tcW w:w="1026" w:type="dxa"/>
             <w:tcBorders>
               <w:top w:val="single" w:sz="4" w:space="0" w:color="BFBFBF"/>
               <w:left w:val="single" w:sz="4" w:space="0" w:color="BFBFBF"/>
@@ -10098,8 +10361,12 @@
               <w:bottom w:w="40" w:type="dxa"/>
               <w:right w:w="80" w:type="dxa"/>
             </w:tcMar>
-          </w:tcPr>
-          <w:p>
+            <w:vAlign w:val="center"/>
+          </w:tcPr>
+          <w:p>
+            <w:pPr>
+              <w:jc w:val="center"/>
+            </w:pPr>
             <w:r>
               <w:rPr>
                 <w:color w:val="000000"/>
@@ -10112,7 +10379,7 @@
         </w:tc>
         <w:tc>
           <w:tcPr>
-            <w:tcW w:w="3480" w:type="dxa"/>
+            <w:tcW w:w="5102" w:type="dxa"/>
             <w:tcBorders>
               <w:top w:val="single" w:sz="4" w:space="0" w:color="BFBFBF"/>
               <w:left w:val="single" w:sz="4" w:space="0" w:color="BFBFBF"/>
@@ -10126,6 +10393,7 @@
               <w:bottom w:w="40" w:type="dxa"/>
               <w:right w:w="80" w:type="dxa"/>
             </w:tcMar>
+            <w:vAlign w:val="center"/>
           </w:tcPr>
           <w:p>
             <w:r>
@@ -10140,7 +10408,7 @@
         </w:tc>
         <w:tc>
           <w:tcPr>
-            <w:tcW w:w="1900" w:type="dxa"/>
+            <w:tcW w:w="1134" w:type="dxa"/>
             <w:tcBorders>
               <w:top w:val="single" w:sz="4" w:space="0" w:color="BFBFBF"/>
               <w:left w:val="single" w:sz="4" w:space="0" w:color="BFBFBF"/>
@@ -10154,8 +10422,12 @@
               <w:bottom w:w="40" w:type="dxa"/>
               <w:right w:w="80" w:type="dxa"/>
             </w:tcMar>
-          </w:tcPr>
-          <w:p>
+            <w:vAlign w:val="center"/>
+          </w:tcPr>
+          <w:p>
+            <w:pPr>
+              <w:jc w:val="center"/>
+            </w:pPr>
             <w:r>
               <w:rPr>
                 <w:color w:val="000000"/>
@@ -10170,7 +10442,7 @@
       <w:tr>
         <w:tc>
           <w:tcPr>
-            <w:tcW w:w="820" w:type="dxa"/>
+            <w:tcW w:w="671" w:type="dxa"/>
             <w:tcBorders>
               <w:top w:val="single" w:sz="4" w:space="0" w:color="BFBFBF"/>
               <w:left w:val="single" w:sz="4" w:space="0" w:color="BFBFBF"/>
@@ -10184,8 +10456,12 @@
               <w:bottom w:w="40" w:type="dxa"/>
               <w:right w:w="80" w:type="dxa"/>
             </w:tcMar>
-          </w:tcPr>
-          <w:p>
+            <w:vAlign w:val="center"/>
+          </w:tcPr>
+          <w:p>
+            <w:pPr>
+              <w:jc w:val="center"/>
+            </w:pPr>
             <w:r>
               <w:rPr>
                 <w:color w:val="000000"/>
@@ -10198,7 +10474,7 @@
         </w:tc>
         <w:tc>
           <w:tcPr>
-            <w:tcW w:w="1900" w:type="dxa"/>
+            <w:tcW w:w="1739" w:type="dxa"/>
             <w:tcBorders>
               <w:top w:val="single" w:sz="4" w:space="0" w:color="BFBFBF"/>
               <w:left w:val="single" w:sz="4" w:space="0" w:color="BFBFBF"/>
@@ -10212,8 +10488,12 @@
               <w:bottom w:w="40" w:type="dxa"/>
               <w:right w:w="80" w:type="dxa"/>
             </w:tcMar>
-          </w:tcPr>
-          <w:p>
+            <w:vAlign w:val="center"/>
+          </w:tcPr>
+          <w:p>
+            <w:pPr>
+              <w:jc w:val="center"/>
+            </w:pPr>
             <w:r>
               <w:rPr>
                 <w:color w:val="000000"/>
@@ -10226,7 +10506,7 @@
         </w:tc>
         <w:tc>
           <w:tcPr>
-            <w:tcW w:w="1100" w:type="dxa"/>
+            <w:tcW w:w="1026" w:type="dxa"/>
             <w:tcBorders>
               <w:top w:val="single" w:sz="4" w:space="0" w:color="BFBFBF"/>
               <w:left w:val="single" w:sz="4" w:space="0" w:color="BFBFBF"/>
@@ -10240,8 +10520,12 @@
               <w:bottom w:w="40" w:type="dxa"/>
               <w:right w:w="80" w:type="dxa"/>
             </w:tcMar>
-          </w:tcPr>
-          <w:p>
+            <w:vAlign w:val="center"/>
+          </w:tcPr>
+          <w:p>
+            <w:pPr>
+              <w:jc w:val="center"/>
+            </w:pPr>
             <w:r>
               <w:rPr>
                 <w:color w:val="000000"/>
@@ -10254,7 +10538,7 @@
         </w:tc>
         <w:tc>
           <w:tcPr>
-            <w:tcW w:w="3480" w:type="dxa"/>
+            <w:tcW w:w="5102" w:type="dxa"/>
             <w:tcBorders>
               <w:top w:val="single" w:sz="4" w:space="0" w:color="BFBFBF"/>
               <w:left w:val="single" w:sz="4" w:space="0" w:color="BFBFBF"/>
@@ -10268,30 +10552,22 @@
               <w:bottom w:w="40" w:type="dxa"/>
               <w:right w:w="80" w:type="dxa"/>
             </w:tcMar>
-          </w:tcPr>
-          <w:p>
-            <w:r>
-              <w:rPr>
-                <w:color w:val="000000"/>
-                <w:sz w:val="18"/>
-                <w:szCs w:val="18"/>
-              </w:rPr>
-              <w:t xml:space="preserve">Web Community (/community) and Admin (/admin) pages exist and render, but have no navigation </w:t>
-            </w:r>
-            <w:r>
-              <w:rPr>
-                <w:color w:val="000000"/>
-                <w:sz w:val="18"/>
-                <w:szCs w:val="18"/>
-              </w:rPr>
-              <w:lastRenderedPageBreak/>
-              <w:t>links/buttons anywhere in the UI — reachable only by manually entering the URL, so users cannot discover them.</w:t>
-            </w:r>
-          </w:p>
-        </w:tc>
-        <w:tc>
-          <w:tcPr>
-            <w:tcW w:w="1900" w:type="dxa"/>
+            <w:vAlign w:val="center"/>
+          </w:tcPr>
+          <w:p>
+            <w:r>
+              <w:rPr>
+                <w:color w:val="000000"/>
+                <w:sz w:val="18"/>
+                <w:szCs w:val="18"/>
+              </w:rPr>
+              <w:t>Web Community (/community) and Admin (/admin) pages exist and render, but have no navigation links/buttons anywhere in the UI — reachable only by manually entering the URL, so users cannot discover them.</w:t>
+            </w:r>
+          </w:p>
+        </w:tc>
+        <w:tc>
+          <w:tcPr>
+            <w:tcW w:w="1134" w:type="dxa"/>
             <w:tcBorders>
               <w:top w:val="single" w:sz="4" w:space="0" w:color="BFBFBF"/>
               <w:left w:val="single" w:sz="4" w:space="0" w:color="BFBFBF"/>
@@ -10305,15 +10581,18 @@
               <w:bottom w:w="40" w:type="dxa"/>
               <w:right w:w="80" w:type="dxa"/>
             </w:tcMar>
-          </w:tcPr>
-          <w:p>
-            <w:r>
-              <w:rPr>
-                <w:color w:val="000000"/>
-                <w:sz w:val="18"/>
-                <w:szCs w:val="18"/>
-              </w:rPr>
-              <w:lastRenderedPageBreak/>
+            <w:vAlign w:val="center"/>
+          </w:tcPr>
+          <w:p>
+            <w:pPr>
+              <w:jc w:val="center"/>
+            </w:pPr>
+            <w:r>
+              <w:rPr>
+                <w:color w:val="000000"/>
+                <w:sz w:val="18"/>
+                <w:szCs w:val="18"/>
+              </w:rPr>
               <w:t>Open</w:t>
             </w:r>
           </w:p>
@@ -10328,7 +10607,7 @@
     </w:p>
     <w:sectPr>
       <w:pgSz w:w="12240" w:h="15840"/>
-      <w:pgMar w:top="513" w:right="1440" w:bottom="1440" w:left="1440" w:header="680" w:footer="0" w:gutter="0"/>
+      <w:pgMar w:top="513" w:right="877" w:bottom="1440" w:left="1440" w:header="680" w:footer="0" w:gutter="0"/>
       <w:cols w:space="720"/>
       <w:docGrid w:linePitch="360"/>
     </w:sectPr>
